--- a/Skontorp_Bus_Display_Technical_Description.docx
+++ b/Skontorp_Bus_Display_Technical_Description.docx
@@ -46,7 +46,7 @@
           <w:sz w:val="19"/>
           <w:szCs w:val="19"/>
         </w:rPr>
-        <w:t xml:space="preserve">Version of 17 October 2026  ·  Status: PHP service and web page in operation; ESP32 gadget planned</w:t>
+        <w:t xml:space="preserve">Version of 25 October 2026  ·  Status: PHP service, web page and ESP32 display in operation; battery test running</w:t>
       </w:r>
     </w:p>
     <w:p>
@@ -83,7 +83,7 @@
         <w:rPr>
           <w:rFonts w:ascii="Arial" w:cs="Arial" w:eastAsia="Arial" w:hAnsi="Arial"/>
         </w:rPr>
-        <w:t xml:space="preserve">, and where that bus is right now, so you can decide when to walk to the stop. It combines SL's departure data with real-time vehicle data from Trafiklab. Today it consists of a PHP service on an ordinary web host and a web page that presents the service's output. A battery-powered ESP32 touch display for the front door is planned and will use the same service.</w:t>
+        <w:t xml:space="preserve">, and where that bus is right now, so you can decide when to walk to the stop. It combines SL's departure data with real-time vehicle data from Trafiklab. It consists of a PHP service on an ordinary web host, a web page that presents the service's output, and a battery-powered ESP32 touch display for the front door that uses the same service.</w:t>
       </w:r>
     </w:p>
     <w:p>
@@ -111,7 +111,7 @@
         <w:rPr>
           <w:rFonts w:ascii="Arial" w:cs="Arial" w:eastAsia="Arial" w:hAnsi="Arial"/>
         </w:rPr>
-        <w:t xml:space="preserve">Show the next bus's remaining time and where it is (for example "Bussen är mellan Årstaskolan och Sköntorp, 2 hållplatser kvar").</w:t>
+        <w:t xml:space="preserve">Show the next bus's remaining time and where it is (for example "Årsta torg [bus] Årstaskolan", "2 Hpl kvar").</w:t>
       </w:r>
     </w:p>
     <w:p>
@@ -180,6 +180,22 @@
     </w:p>
     <w:p>
       <w:pPr>
+        <w:pStyle w:val="ListParagraph"/>
+        <w:numPr>
+          <w:ilvl w:val="0"/>
+          <w:numId w:val="2"/>
+        </w:numPr>
+        <w:spacing w:after="60" w:line="264"/>
+      </w:pPr>
+      <w:r>
+        <w:rPr>
+          <w:rFonts w:ascii="Arial" w:cs="Arial" w:eastAsia="Arial" w:hAnsi="Arial"/>
+        </w:rPr>
+        <w:t xml:space="preserve">Run on a battery for as long as possible: the gadget sleeps and wakes on touch.</w:t>
+      </w:r>
+    </w:p>
+    <w:p>
+      <w:pPr>
         <w:spacing w:after="160" w:line="264"/>
       </w:pPr>
       <w:r>
@@ -211,7 +227,7 @@
           <wp:inline distT="0" distB="0" distL="0" distR="0">
             <wp:extent cx="5715000" cy="3314700"/>
             <wp:effectExtent t="0" r="0" b="0" l="0"/>
-            <wp:docPr id="1" name="architecture" descr="Data sources feed bus.php, which serves bus.html and the planned ESP32 display" title="Architecture"/>
+            <wp:docPr id="1" name="architecture" descr="Data sources feed bus.php, which serves bus.html and the ESP32 display" title="Architecture"/>
             <wp:cNvGraphicFramePr>
               <a:graphicFrameLocks xmlns:a="http://schemas.openxmlformats.org/drawingml/2006/main" noChangeAspect="1"/>
             </wp:cNvGraphicFramePr>
@@ -628,7 +644,7 @@
                 <w:sz w:val="19"/>
                 <w:szCs w:val="19"/>
               </w:rPr>
-              <w:t xml:space="preserve">stop_display.html</w:t>
+              <w:t xml:space="preserve">bus_display.ino</w:t>
             </w:r>
             <w:r>
               <w:rPr>
@@ -644,7 +660,7 @@
                 <w:sz w:val="19"/>
                 <w:szCs w:val="19"/>
               </w:rPr>
-              <w:t xml:space="preserve">sl_proxy.php</w:t>
+              <w:t xml:space="preserve">config.h</w:t>
             </w:r>
           </w:p>
         </w:tc>
@@ -674,7 +690,7 @@
                 <w:sz w:val="19"/>
                 <w:szCs w:val="19"/>
               </w:rPr>
-              <w:t xml:space="preserve">Browser (and web host)</w:t>
+              <w:t xml:space="preserve">ESP32-C6 board (Arduino IDE)</w:t>
             </w:r>
           </w:p>
         </w:tc>
@@ -704,7 +720,23 @@
                 <w:sz w:val="19"/>
                 <w:szCs w:val="19"/>
               </w:rPr>
-              <w:t xml:space="preserve">Separate copy of the stop display for both directions, built only on the SL departures API. The proxy is needed only if the browser blocks the API call (CORS).</w:t>
+              <w:t xml:space="preserve">The gadget: sleeps, wakes on touch, fetches the JSON, shows it for one minute. </w:t>
+            </w:r>
+            <w:r>
+              <w:rPr>
+                <w:rFonts w:ascii="Consolas" w:cs="Consolas" w:eastAsia="Consolas" w:hAnsi="Consolas"/>
+                <w:sz w:val="19"/>
+                <w:szCs w:val="19"/>
+              </w:rPr>
+              <w:t xml:space="preserve">config.h</w:t>
+            </w:r>
+            <w:r>
+              <w:rPr>
+                <w:rFonts w:ascii="Arial" w:cs="Arial" w:eastAsia="Arial" w:hAnsi="Arial"/>
+                <w:sz w:val="19"/>
+                <w:szCs w:val="19"/>
+              </w:rPr>
+              <w:t xml:space="preserve"> holds Wi-Fi password, address and secret.</w:t>
             </w:r>
           </w:p>
         </w:tc>
@@ -740,7 +772,23 @@
                 <w:sz w:val="19"/>
                 <w:szCs w:val="19"/>
               </w:rPr>
-              <w:t xml:space="preserve">bus_log.py</w:t>
+              <w:t xml:space="preserve">stop_display.html</w:t>
+            </w:r>
+            <w:r>
+              <w:rPr>
+                <w:rFonts w:ascii="Arial" w:cs="Arial" w:eastAsia="Arial" w:hAnsi="Arial"/>
+                <w:sz w:val="19"/>
+                <w:szCs w:val="19"/>
+              </w:rPr>
+              <w:t xml:space="preserve">, </w:t>
+            </w:r>
+            <w:r>
+              <w:rPr>
+                <w:rFonts w:ascii="Consolas" w:cs="Consolas" w:eastAsia="Consolas" w:hAnsi="Consolas"/>
+                <w:sz w:val="19"/>
+                <w:szCs w:val="19"/>
+              </w:rPr>
+              <w:t xml:space="preserve">sl_proxy.php</w:t>
             </w:r>
           </w:p>
         </w:tc>
@@ -771,7 +819,7 @@
                 <w:sz w:val="19"/>
                 <w:szCs w:val="19"/>
               </w:rPr>
-              <w:t xml:space="preserve">Mac (Python, virtualenv)</w:t>
+              <w:t xml:space="preserve">Browser (and web host)</w:t>
             </w:r>
           </w:p>
         </w:tc>
@@ -802,7 +850,7 @@
                 <w:sz w:val="19"/>
                 <w:szCs w:val="19"/>
               </w:rPr>
-              <w:t xml:space="preserve">Logs predictions from both sources every 30 s, records manual arrival marks, reports prediction errors.</w:t>
+              <w:t xml:space="preserve">Separate copy of the stop display for both directions, built only on the SL departures API. The proxy is needed only if the browser blocks the API call (CORS).</w:t>
             </w:r>
           </w:p>
         </w:tc>
@@ -837,39 +885,7 @@
                 <w:sz w:val="19"/>
                 <w:szCs w:val="19"/>
               </w:rPr>
-              <w:t xml:space="preserve">check_trip.py</w:t>
-            </w:r>
-            <w:r>
-              <w:rPr>
-                <w:rFonts w:ascii="Arial" w:cs="Arial" w:eastAsia="Arial" w:hAnsi="Arial"/>
-                <w:sz w:val="19"/>
-                <w:szCs w:val="19"/>
-              </w:rPr>
-              <w:t xml:space="preserve">, </w:t>
-            </w:r>
-            <w:r>
-              <w:rPr>
-                <w:rFonts w:ascii="Consolas" w:cs="Consolas" w:eastAsia="Consolas" w:hAnsi="Consolas"/>
-                <w:sz w:val="19"/>
-                <w:szCs w:val="19"/>
-              </w:rPr>
-              <w:t xml:space="preserve">make_route_stops.py</w:t>
-            </w:r>
-            <w:r>
-              <w:rPr>
-                <w:rFonts w:ascii="Arial" w:cs="Arial" w:eastAsia="Arial" w:hAnsi="Arial"/>
-                <w:sz w:val="19"/>
-                <w:szCs w:val="19"/>
-              </w:rPr>
-              <w:t xml:space="preserve">, </w:t>
-            </w:r>
-            <w:r>
-              <w:rPr>
-                <w:rFonts w:ascii="Consolas" w:cs="Consolas" w:eastAsia="Consolas" w:hAnsi="Consolas"/>
-                <w:sz w:val="19"/>
-                <w:szCs w:val="19"/>
-              </w:rPr>
-              <w:t xml:space="preserve">analyze_gps.py</w:t>
+              <w:t xml:space="preserve">bus_log.py</w:t>
             </w:r>
           </w:p>
         </w:tc>
@@ -899,7 +915,7 @@
                 <w:sz w:val="19"/>
                 <w:szCs w:val="19"/>
               </w:rPr>
-              <w:t xml:space="preserve">Mac (Python)</w:t>
+              <w:t xml:space="preserve">Mac (Python, virtualenv)</w:t>
             </w:r>
           </w:p>
         </w:tc>
@@ -929,39 +945,7 @@
                 <w:sz w:val="19"/>
                 <w:szCs w:val="19"/>
               </w:rPr>
-              <w:t xml:space="preserve">One-time helpers: look up trips in the static timetable, print </w:t>
-            </w:r>
-            <w:r>
-              <w:rPr>
-                <w:rFonts w:ascii="Consolas" w:cs="Consolas" w:eastAsia="Consolas" w:hAnsi="Consolas"/>
-                <w:sz w:val="19"/>
-                <w:szCs w:val="19"/>
-              </w:rPr>
-              <w:t xml:space="preserve">LAST_STOP_IDS</w:t>
-            </w:r>
-            <w:r>
-              <w:rPr>
-                <w:rFonts w:ascii="Arial" w:cs="Arial" w:eastAsia="Arial" w:hAnsi="Arial"/>
-                <w:sz w:val="19"/>
-                <w:szCs w:val="19"/>
-              </w:rPr>
-              <w:t xml:space="preserve"> and </w:t>
-            </w:r>
-            <w:r>
-              <w:rPr>
-                <w:rFonts w:ascii="Consolas" w:cs="Consolas" w:eastAsia="Consolas" w:hAnsi="Consolas"/>
-                <w:sz w:val="19"/>
-                <w:szCs w:val="19"/>
-              </w:rPr>
-              <w:t xml:space="preserve">ROUTE_STOPS</w:t>
-            </w:r>
-            <w:r>
-              <w:rPr>
-                <w:rFonts w:ascii="Arial" w:cs="Arial" w:eastAsia="Arial" w:hAnsi="Arial"/>
-                <w:sz w:val="19"/>
-                <w:szCs w:val="19"/>
-              </w:rPr>
-              <w:t xml:space="preserve">, relate GPS distance to arrival time.</w:t>
+              <w:t xml:space="preserve">Logs predictions from both sources every 30 s, records manual arrival marks, reports prediction errors.</w:t>
             </w:r>
           </w:p>
         </w:tc>
@@ -993,11 +977,43 @@
             </w:pPr>
             <w:r>
               <w:rPr>
-                <w:rFonts w:ascii="Arial" w:cs="Arial" w:eastAsia="Arial" w:hAnsi="Arial"/>
-                <w:sz w:val="19"/>
-                <w:szCs w:val="19"/>
-              </w:rPr>
-              <w:t xml:space="preserve">ESP32 firmware</w:t>
+                <w:rFonts w:ascii="Consolas" w:cs="Consolas" w:eastAsia="Consolas" w:hAnsi="Consolas"/>
+                <w:sz w:val="19"/>
+                <w:szCs w:val="19"/>
+              </w:rPr>
+              <w:t xml:space="preserve">check_trip.py</w:t>
+            </w:r>
+            <w:r>
+              <w:rPr>
+                <w:rFonts w:ascii="Arial" w:cs="Arial" w:eastAsia="Arial" w:hAnsi="Arial"/>
+                <w:sz w:val="19"/>
+                <w:szCs w:val="19"/>
+              </w:rPr>
+              <w:t xml:space="preserve">, </w:t>
+            </w:r>
+            <w:r>
+              <w:rPr>
+                <w:rFonts w:ascii="Consolas" w:cs="Consolas" w:eastAsia="Consolas" w:hAnsi="Consolas"/>
+                <w:sz w:val="19"/>
+                <w:szCs w:val="19"/>
+              </w:rPr>
+              <w:t xml:space="preserve">make_route_stops.py</w:t>
+            </w:r>
+            <w:r>
+              <w:rPr>
+                <w:rFonts w:ascii="Arial" w:cs="Arial" w:eastAsia="Arial" w:hAnsi="Arial"/>
+                <w:sz w:val="19"/>
+                <w:szCs w:val="19"/>
+              </w:rPr>
+              <w:t xml:space="preserve">, </w:t>
+            </w:r>
+            <w:r>
+              <w:rPr>
+                <w:rFonts w:ascii="Consolas" w:cs="Consolas" w:eastAsia="Consolas" w:hAnsi="Consolas"/>
+                <w:sz w:val="19"/>
+                <w:szCs w:val="19"/>
+              </w:rPr>
+              <w:t xml:space="preserve">analyze_gps.py</w:t>
             </w:r>
           </w:p>
         </w:tc>
@@ -1028,7 +1044,7 @@
                 <w:sz w:val="19"/>
                 <w:szCs w:val="19"/>
               </w:rPr>
-              <w:t xml:space="preserve">ESP32-C6 board</w:t>
+              <w:t xml:space="preserve">Mac (Python)</w:t>
             </w:r>
           </w:p>
         </w:tc>
@@ -1059,7 +1075,39 @@
                 <w:sz w:val="19"/>
                 <w:szCs w:val="19"/>
               </w:rPr>
-              <w:t xml:space="preserve">Planned, see section 9.</w:t>
+              <w:t xml:space="preserve">One-time helpers: look up trips in the static timetable, print </w:t>
+            </w:r>
+            <w:r>
+              <w:rPr>
+                <w:rFonts w:ascii="Consolas" w:cs="Consolas" w:eastAsia="Consolas" w:hAnsi="Consolas"/>
+                <w:sz w:val="19"/>
+                <w:szCs w:val="19"/>
+              </w:rPr>
+              <w:t xml:space="preserve">LAST_STOP_IDS</w:t>
+            </w:r>
+            <w:r>
+              <w:rPr>
+                <w:rFonts w:ascii="Arial" w:cs="Arial" w:eastAsia="Arial" w:hAnsi="Arial"/>
+                <w:sz w:val="19"/>
+                <w:szCs w:val="19"/>
+              </w:rPr>
+              <w:t xml:space="preserve"> and </w:t>
+            </w:r>
+            <w:r>
+              <w:rPr>
+                <w:rFonts w:ascii="Consolas" w:cs="Consolas" w:eastAsia="Consolas" w:hAnsi="Consolas"/>
+                <w:sz w:val="19"/>
+                <w:szCs w:val="19"/>
+              </w:rPr>
+              <w:t xml:space="preserve">ROUTE_STOPS</w:t>
+            </w:r>
+            <w:r>
+              <w:rPr>
+                <w:rFonts w:ascii="Arial" w:cs="Arial" w:eastAsia="Arial" w:hAnsi="Arial"/>
+                <w:sz w:val="19"/>
+                <w:szCs w:val="19"/>
+              </w:rPr>
+              <w:t xml:space="preserve">, relate GPS distance to arrival time.</w:t>
             </w:r>
           </w:p>
         </w:tc>
@@ -1297,7 +1345,7 @@
         <w:rPr>
           <w:rFonts w:ascii="Arial" w:cs="Arial" w:eastAsia="Arial" w:hAnsi="Arial"/>
         </w:rPr>
-        <w:t xml:space="preserve">: for each running trip, a list of the upcoming stops with predicted arrival time and delay. Used for the arrival time at Sköntorp, for the direction guard (the last stop of the list) and for cancellation flags.</w:t>
+        <w:t xml:space="preserve">: for each running trip, a list of the upcoming stops with predicted arrival time and delay. Used for the arrival time at Sköntorp, for the direction guard (the last stop of the list), for the feed's next stop, and for cancellation flags.</w:t>
       </w:r>
     </w:p>
     <w:p>
@@ -1403,6 +1451,25 @@
           <w:rFonts w:ascii="Arial" w:cs="Arial" w:eastAsia="Arial" w:hAnsi="Arial"/>
         </w:rPr>
         <w:t xml:space="preserve">) are empty, so neither route nor "bus is at stop X" can be read from the feed. Bearing and speed are provided. After a bus has passed Sköntorp, the feed still lists the Sköntorp stop for at least about two minutes.</w:t>
+      </w:r>
+    </w:p>
+    <w:p>
+      <w:pPr>
+        <w:spacing w:after="120" w:line="264"/>
+      </w:pPr>
+      <w:r>
+        <w:rPr>
+          <w:rFonts w:ascii="Arial" w:cs="Arial" w:eastAsia="Arial" w:hAnsi="Arial"/>
+          <w:b/>
+          <w:bCs/>
+        </w:rPr>
+        <w:t xml:space="preserve">Timestamps.</w:t>
+      </w:r>
+      <w:r>
+        <w:rPr>
+          <w:rFonts w:ascii="Arial" w:cs="Arial" w:eastAsia="Arial" w:hAnsi="Arial"/>
+        </w:rPr>
+        <w:t xml:space="preserve"> SL fills in the three timestamps that GTFS-Realtime defines: the time the feed was produced, the time each prediction was calculated, and the time each GPS position was recorded. In one debug sample the feed was 11 seconds old, the prediction 27 seconds and the GPS position 3 seconds. The positions are therefore fresh, and the predictions are the older part. A timestamp says how old data is; it does not make a prediction more accurate.</w:t>
       </w:r>
     </w:p>
     <w:p>
@@ -2105,6 +2172,87 @@
           </w:p>
         </w:tc>
       </w:tr>
+      <w:tr>
+        <w:trPr>
+          <w:cantSplit/>
+        </w:trPr>
+        <w:tc>
+          <w:tcPr>
+            <w:tcW w:type="dxa" w:w="3300"/>
+            <w:tcBorders>
+              <w:top w:val="single" w:color="C9CED6" w:sz="4"/>
+              <w:left w:val="single" w:color="C9CED6" w:sz="4"/>
+              <w:bottom w:val="single" w:color="C9CED6" w:sz="4"/>
+              <w:right w:val="single" w:color="C9CED6" w:sz="4"/>
+            </w:tcBorders>
+            <w:tcMar>
+              <w:top w:type="dxa" w:w="70"/>
+              <w:left w:type="dxa" w:w="100"/>
+              <w:bottom w:type="dxa" w:w="70"/>
+              <w:right w:type="dxa" w:w="100"/>
+            </w:tcMar>
+          </w:tcPr>
+          <w:p>
+            <w:pPr>
+              <w:spacing w:after="0" w:line="252"/>
+            </w:pPr>
+            <w:r>
+              <w:rPr>
+                <w:rFonts w:ascii="Consolas" w:cs="Consolas" w:eastAsia="Consolas" w:hAnsi="Consolas"/>
+                <w:sz w:val="19"/>
+                <w:szCs w:val="19"/>
+              </w:rPr>
+              <w:t xml:space="preserve">ROUTE_STOPS</w:t>
+            </w:r>
+          </w:p>
+        </w:tc>
+        <w:tc>
+          <w:tcPr>
+            <w:tcW w:type="dxa" w:w="6338"/>
+            <w:tcBorders>
+              <w:top w:val="single" w:color="C9CED6" w:sz="4"/>
+              <w:left w:val="single" w:color="C9CED6" w:sz="4"/>
+              <w:bottom w:val="single" w:color="C9CED6" w:sz="4"/>
+              <w:right w:val="single" w:color="C9CED6" w:sz="4"/>
+            </w:tcBorders>
+            <w:tcMar>
+              <w:top w:type="dxa" w:w="70"/>
+              <w:left w:type="dxa" w:w="100"/>
+              <w:bottom w:type="dxa" w:w="70"/>
+              <w:right w:type="dxa" w:w="100"/>
+            </w:tcMar>
+          </w:tcPr>
+          <w:p>
+            <w:pPr>
+              <w:spacing w:after="0" w:line="252"/>
+            </w:pPr>
+            <w:r>
+              <w:rPr>
+                <w:rFonts w:ascii="Arial" w:cs="Arial" w:eastAsia="Arial" w:hAnsi="Arial"/>
+                <w:sz w:val="19"/>
+                <w:szCs w:val="19"/>
+              </w:rPr>
+              <w:t xml:space="preserve">Eleven stops from Julitavägen to Sköntorp, from </w:t>
+            </w:r>
+            <w:r>
+              <w:rPr>
+                <w:rFonts w:ascii="Consolas" w:cs="Consolas" w:eastAsia="Consolas" w:hAnsi="Consolas"/>
+                <w:sz w:val="19"/>
+                <w:szCs w:val="19"/>
+              </w:rPr>
+              <w:t xml:space="preserve">make_route_stops.py</w:t>
+            </w:r>
+            <w:r>
+              <w:rPr>
+                <w:rFonts w:ascii="Arial" w:cs="Arial" w:eastAsia="Arial" w:hAnsi="Arial"/>
+                <w:sz w:val="19"/>
+                <w:szCs w:val="19"/>
+              </w:rPr>
+              <w:t xml:space="preserve">, covering the whole route before Sköntorp</w:t>
+            </w:r>
+          </w:p>
+        </w:tc>
+      </w:tr>
     </w:tbl>
     <w:p>
       <w:pPr>
@@ -2236,7 +2384,7 @@
         <w:rPr>
           <w:rFonts w:ascii="Arial" w:cs="Arial" w:eastAsia="Arial" w:hAnsi="Arial"/>
         </w:rPr>
-        <w:t xml:space="preserve">Fetch and decode TripUpdates; keep upcoming arrivals at Sköntorp (4.2 to 4.4).</w:t>
+        <w:t xml:space="preserve">Fetch and decode TripUpdates, and take the time from a clock that is checked against Trafiklab's (4.8); keep upcoming arrivals at Sköntorp (4.2 to 4.4).</w:t>
       </w:r>
     </w:p>
     <w:p>
@@ -2672,6 +2820,30 @@
           <w:b/>
           <w:bCs/>
         </w:rPr>
+        <w:t xml:space="preserve">Next stop.</w:t>
+      </w:r>
+      <w:r>
+        <w:rPr>
+          <w:rFonts w:ascii="Arial" w:cs="Arial" w:eastAsia="Arial" w:hAnsi="Arial"/>
+        </w:rPr>
+        <w:t xml:space="preserve"> The first stop of a trip's remaining list is the feed's own "next stop" and is used in 4.6.</w:t>
+      </w:r>
+    </w:p>
+    <w:p>
+      <w:pPr>
+        <w:pStyle w:val="ListParagraph"/>
+        <w:numPr>
+          <w:ilvl w:val="0"/>
+          <w:numId w:val="2"/>
+        </w:numPr>
+        <w:spacing w:after="60" w:line="264"/>
+      </w:pPr>
+      <w:r>
+        <w:rPr>
+          <w:rFonts w:ascii="Arial" w:cs="Arial" w:eastAsia="Arial" w:hAnsi="Arial"/>
+          <w:b/>
+          <w:bCs/>
+        </w:rPr>
         <w:t xml:space="preserve">Late buses stay listed.</w:t>
       </w:r>
       <w:r>
@@ -2802,7 +2974,7 @@
         <w:rPr>
           <w:rFonts w:ascii="Arial" w:cs="Arial" w:eastAsia="Arial" w:hAnsi="Arial"/>
         </w:rPr>
-        <w:t xml:space="preserve"> is the ordered list of the stops of the route (id, name, latitude, longitude), ending with Sköntorp. The list should cover the whole route; with a short list, a bus before the first listed stop gets a wrong text.</w:t>
+        <w:t xml:space="preserve"> is the ordered list of the stops of the route (id, name, latitude, longitude), ending with Sköntorp. The list must cover the whole route; with a short list, a bus before the first listed stop gets a wrong text.</w:t>
       </w:r>
     </w:p>
     <w:p>
@@ -2908,7 +3080,7 @@
         <w:rPr>
           <w:rFonts w:ascii="Arial" w:cs="Arial" w:eastAsia="Arial" w:hAnsi="Arial"/>
         </w:rPr>
-        <w:t xml:space="preserve">Otherwise the bus is </w:t>
+        <w:t xml:space="preserve">Otherwise place the bus on the </w:t>
       </w:r>
       <w:r>
         <w:rPr>
@@ -2916,13 +3088,27 @@
           <w:b/>
           <w:bCs/>
         </w:rPr>
+        <w:t xml:space="preserve">stretch of the route</w:t>
+      </w:r>
+      <w:r>
+        <w:rPr>
+          <w:rFonts w:ascii="Arial" w:cs="Arial" w:eastAsia="Arial" w:hAnsi="Arial"/>
+        </w:rPr>
+        <w:t xml:space="preserve"> it is closest to: for each pair of consecutive stops, compute the distance from the bus to the straight line between them. The bus is </w:t>
+      </w:r>
+      <w:r>
+        <w:rPr>
+          <w:rFonts w:ascii="Arial" w:cs="Arial" w:eastAsia="Arial" w:hAnsi="Arial"/>
+          <w:b/>
+          <w:bCs/>
+        </w:rPr>
         <w:t xml:space="preserve">between</w:t>
       </w:r>
       <w:r>
         <w:rPr>
           <w:rFonts w:ascii="Arial" w:cs="Arial" w:eastAsia="Arial" w:hAnsi="Arial"/>
         </w:rPr>
-        <w:t xml:space="preserve"> two stops: i and its nearer neighbour (for the last stop: the one before it). Stops left counts from the stop the bus is heading to, Sköntorp included.</w:t>
+        <w:t xml:space="preserve"> the two stops of the closest stretch, and stops left counts from the stop it is heading to, Sköntorp included.</w:t>
       </w:r>
     </w:p>
     <w:p>
@@ -2938,7 +3124,23 @@
         <w:rPr>
           <w:rFonts w:ascii="Arial" w:cs="Arial" w:eastAsia="Arial" w:hAnsi="Arial"/>
         </w:rPr>
-        <w:t xml:space="preserve">At the first stop of the list the text is "near" the stop, since the side cannot be told.</w:t>
+        <w:t xml:space="preserve">If the feed's next stop (4.4) is one of the listed stops, stretches that lie behind it are ruled out, because the bus has already passed them.</w:t>
+      </w:r>
+    </w:p>
+    <w:p>
+      <w:pPr>
+        <w:pStyle w:val="ListParagraph"/>
+        <w:numPr>
+          <w:ilvl w:val="0"/>
+          <w:numId w:val="4"/>
+        </w:numPr>
+        <w:spacing w:after="60" w:line="264"/>
+      </w:pPr>
+      <w:r>
+        <w:rPr>
+          <w:rFonts w:ascii="Arial" w:cs="Arial" w:eastAsia="Arial" w:hAnsi="Arial"/>
+        </w:rPr>
+        <w:t xml:space="preserve">If the closest stretch is the first one and the bus is before its start, the text is "near" the first stop.</w:t>
       </w:r>
     </w:p>
     <w:p>
@@ -2948,8 +3150,27 @@
       <w:r>
         <w:rPr>
           <w:rFonts w:ascii="Arial" w:cs="Arial" w:eastAsia="Arial" w:hAnsi="Arial"/>
-        </w:rPr>
-        <w:t xml:space="preserve">The page turns this into texts such as "Bussen är vid Årstaskolan", "Bussen är mellan A och B" and "2 hållplatser kvar". Straight-line distance is used, not distance along the street, so on a curved street the bus may be named one stop too early or too late. Comparison with the SL app gave accurate positions.</w:t>
+          <w:b/>
+          <w:bCs/>
+        </w:rPr>
+        <w:t xml:space="preserve">Why not "nearest stop and its nearer neighbour".</w:t>
+      </w:r>
+      <w:r>
+        <w:rPr>
+          <w:rFonts w:ascii="Arial" w:cs="Arial" w:eastAsia="Arial" w:hAnsi="Arial"/>
+        </w:rPr>
+        <w:t xml:space="preserve"> The first version decided the side with the nearer of the two neighbouring stops. That fails at bends. On the route, Årsta torg is a bend: Årstafältet lies 733 m to the west, but Årstaskolan only about 380 m away to the north-east. A bus 120 to 230 m before Årsta torg is closer to Årstaskolan than to Årstafältet, so the page said "between Årsta torg and Årstaskolan" while the SL app correctly showed "between Årstafältet and Årsta torg" (reported twice). The error was reproduced with the real stop list and disappeared with the stretch method.</w:t>
+      </w:r>
+    </w:p>
+    <w:p>
+      <w:pPr>
+        <w:spacing w:after="120" w:line="264"/>
+      </w:pPr>
+      <w:r>
+        <w:rPr>
+          <w:rFonts w:ascii="Arial" w:cs="Arial" w:eastAsia="Arial" w:hAnsi="Arial"/>
+        </w:rPr>
+        <w:t xml:space="preserve">The page and the gadget turn this into "Årsta torg [bus]" (at the stop) or "Årsta torg [bus] Årstaskolan" (between two stops), plus "2 Hpl kvar" or "Nästa Hpl är din". The straight line between two stops only approximates the street, so on a winding stretch, such as the start of the route near Terrassen and Slättåkragränd, the text can still be wrong. Comparison with the SL app gave accurate positions otherwise.</w:t>
       </w:r>
     </w:p>
     <w:p>
@@ -3419,7 +3640,7 @@
         <w:rPr>
           <w:rFonts w:ascii="Arial" w:cs="Arial" w:eastAsia="Arial" w:hAnsi="Arial"/>
         </w:rPr>
-        <w:t xml:space="preserve">A bus that is at Sköntorp is always shown, so that the text "Bussen är vid Sköntorp" appears before the next bus takes over. "Overdue" is computed from the </w:t>
+        <w:t xml:space="preserve">A bus that is at Sköntorp is always shown, so that the position text appears before the next bus takes over. "Overdue" is computed from the </w:t>
       </w:r>
       <w:r>
         <w:rPr>
@@ -3444,7 +3665,7 @@
         <w:rPr>
           <w:rFonts w:ascii="Arial" w:cs="Arial" w:eastAsia="Arial" w:hAnsi="Arial"/>
         </w:rPr>
-        <w:t xml:space="preserve">Limitations: the state is only kept while the page or gadget polls. If the first poll happens when the bus is already driving back and no bearing is available, that first reply still shows it; the next poll hides it. The heading rule has only two real samples behind it (a bus driving away at 151° from the stop direction, and an approaching bus at 94° on a curved street), so the 110° limit may need adjusting to about 120°.</w:t>
+        <w:t xml:space="preserve">Limitations: the state is only kept while the page polls. If the first poll happens when the bus is already driving back and no bearing is available, that first reply still shows it; the next poll hides it. The heading rule has only two real samples behind it (a bus driving away at 151° from the stop direction, and an approaching bus at 94° on a curved street), so the 110° limit may need adjusting to about 120°.</w:t>
       </w:r>
     </w:p>
     <w:p>
@@ -3491,7 +3712,7 @@
         <w:rPr>
           <w:rFonts w:ascii="Arial" w:cs="Arial" w:eastAsia="Arial" w:hAnsi="Arial"/>
         </w:rPr>
-        <w:t xml:space="preserve">, and a test with realistically shaped data reproduces the old behaviour and passes with the fix. Confirmation in daily use was still pending when this document was written.</w:t>
+        <w:t xml:space="preserve">, and a test with realistically shaped data reproduces the old behaviour and passes with the fix. No further occurrence was reported after the fix.</w:t>
       </w:r>
     </w:p>
     <w:p>
@@ -3503,7 +3724,86 @@
         <w:rPr>
           <w:rFonts w:ascii="Arial" w:cs="Arial" w:eastAsia="Arial" w:hAnsi="Arial"/>
         </w:rPr>
-        <w:t xml:space="preserve">4.8 Caching and security</w:t>
+        <w:t xml:space="preserve">4.8 The server clock</w:t>
+      </w:r>
+    </w:p>
+    <w:p>
+      <w:pPr>
+        <w:spacing w:after="120" w:line="264"/>
+      </w:pPr>
+      <w:r>
+        <w:rPr>
+          <w:rFonts w:ascii="Arial" w:cs="Arial" w:eastAsia="Arial" w:hAnsi="Arial"/>
+        </w:rPr>
+        <w:t xml:space="preserve">All arrival times come from the feed, so a web host whose clock is minutes off would make every "minutes left" wrong. After fetching the feed, </w:t>
+      </w:r>
+      <w:r>
+        <w:rPr>
+          <w:rFonts w:ascii="Consolas" w:cs="Consolas" w:eastAsia="Consolas" w:hAnsi="Consolas"/>
+          <w:sz w:val="19"/>
+          <w:szCs w:val="19"/>
+        </w:rPr>
+        <w:t xml:space="preserve">bus.php</w:t>
+      </w:r>
+      <w:r>
+        <w:rPr>
+          <w:rFonts w:ascii="Arial" w:cs="Arial" w:eastAsia="Arial" w:hAnsi="Arial"/>
+        </w:rPr>
+        <w:t xml:space="preserve"> compares its own clock with the HTTP </w:t>
+      </w:r>
+      <w:r>
+        <w:rPr>
+          <w:rFonts w:ascii="Consolas" w:cs="Consolas" w:eastAsia="Consolas" w:hAnsi="Consolas"/>
+          <w:sz w:val="19"/>
+          <w:szCs w:val="19"/>
+        </w:rPr>
+        <w:t xml:space="preserve">Date</w:t>
+      </w:r>
+      <w:r>
+        <w:rPr>
+          <w:rFonts w:ascii="Arial" w:cs="Arial" w:eastAsia="Arial" w:hAnsi="Arial"/>
+        </w:rPr>
+        <w:t xml:space="preserve"> header of Trafiklab's answer. A difference between 20 seconds and one hour is corrected for; smaller differences (cached responses, jitter) are ignored. The measured difference is shown as </w:t>
+      </w:r>
+      <w:r>
+        <w:rPr>
+          <w:rFonts w:ascii="Consolas" w:cs="Consolas" w:eastAsia="Consolas" w:hAnsi="Consolas"/>
+          <w:sz w:val="19"/>
+          <w:szCs w:val="19"/>
+        </w:rPr>
+        <w:t xml:space="preserve">clock_offset_s</w:t>
+      </w:r>
+      <w:r>
+        <w:rPr>
+          <w:rFonts w:ascii="Arial" w:cs="Arial" w:eastAsia="Arial" w:hAnsi="Arial"/>
+        </w:rPr>
+        <w:t xml:space="preserve"> in debug output, and the corrected time is returned as </w:t>
+      </w:r>
+      <w:r>
+        <w:rPr>
+          <w:rFonts w:ascii="Consolas" w:cs="Consolas" w:eastAsia="Consolas" w:hAnsi="Consolas"/>
+          <w:sz w:val="19"/>
+          <w:szCs w:val="19"/>
+        </w:rPr>
+        <w:t xml:space="preserve">now_ts</w:t>
+      </w:r>
+      <w:r>
+        <w:rPr>
+          <w:rFonts w:ascii="Arial" w:cs="Arial" w:eastAsia="Arial" w:hAnsi="Arial"/>
+        </w:rPr>
+        <w:t xml:space="preserve">. The measured difference on the actual host was 0, so the host clock was correct. An earlier mismatch between the minutes and the clock time on the page, which was first suspected to be a clock error, therefore has another, unidentified cause; since then the page counts minutes from the clock time itself (section 6).</w:t>
+      </w:r>
+    </w:p>
+    <w:p>
+      <w:pPr>
+        <w:pStyle w:val="Heading2"/>
+        <w:keepNext/>
+      </w:pPr>
+      <w:r>
+        <w:rPr>
+          <w:rFonts w:ascii="Arial" w:cs="Arial" w:eastAsia="Arial" w:hAnsi="Arial"/>
+        </w:rPr>
+        <w:t xml:space="preserve">4.9 Caching and security</w:t>
       </w:r>
     </w:p>
     <w:p>
@@ -3817,7 +4117,23 @@
                 <w:sz w:val="19"/>
                 <w:szCs w:val="19"/>
               </w:rPr>
-              <w:t xml:space="preserve">src</w:t>
+              <w:t xml:space="preserve">now</w:t>
+            </w:r>
+            <w:r>
+              <w:rPr>
+                <w:rFonts w:ascii="Arial" w:cs="Arial" w:eastAsia="Arial" w:hAnsi="Arial"/>
+                <w:sz w:val="19"/>
+                <w:szCs w:val="19"/>
+              </w:rPr>
+              <w:t xml:space="preserve">, </w:t>
+            </w:r>
+            <w:r>
+              <w:rPr>
+                <w:rFonts w:ascii="Consolas" w:cs="Consolas" w:eastAsia="Consolas" w:hAnsi="Consolas"/>
+                <w:sz w:val="19"/>
+                <w:szCs w:val="19"/>
+              </w:rPr>
+              <w:t xml:space="preserve">now_ts</w:t>
             </w:r>
           </w:p>
         </w:tc>
@@ -3843,35 +4159,27 @@
             </w:pPr>
             <w:r>
               <w:rPr>
+                <w:rFonts w:ascii="Arial" w:cs="Arial" w:eastAsia="Arial" w:hAnsi="Arial"/>
+                <w:sz w:val="19"/>
+                <w:szCs w:val="19"/>
+              </w:rPr>
+              <w:t xml:space="preserve">Server time </w:t>
+            </w:r>
+            <w:r>
+              <w:rPr>
                 <w:rFonts w:ascii="Consolas" w:cs="Consolas" w:eastAsia="Consolas" w:hAnsi="Consolas"/>
                 <w:sz w:val="19"/>
                 <w:szCs w:val="19"/>
               </w:rPr>
-              <w:t xml:space="preserve">live</w:t>
-            </w:r>
-            <w:r>
-              <w:rPr>
-                <w:rFonts w:ascii="Arial" w:cs="Arial" w:eastAsia="Arial" w:hAnsi="Arial"/>
-                <w:sz w:val="19"/>
-                <w:szCs w:val="19"/>
-              </w:rPr>
-              <w:t xml:space="preserve"> (from TripUpdates) or </w:t>
-            </w:r>
-            <w:r>
-              <w:rPr>
-                <w:rFonts w:ascii="Consolas" w:cs="Consolas" w:eastAsia="Consolas" w:hAnsi="Consolas"/>
-                <w:sz w:val="19"/>
-                <w:szCs w:val="19"/>
-              </w:rPr>
-              <w:t xml:space="preserve">timetable</w:t>
-            </w:r>
-            <w:r>
-              <w:rPr>
-                <w:rFonts w:ascii="Arial" w:cs="Arial" w:eastAsia="Arial" w:hAnsi="Arial"/>
-                <w:sz w:val="19"/>
-                <w:szCs w:val="19"/>
-              </w:rPr>
-              <w:t xml:space="preserve"> (from the SL departures)</w:t>
+              <w:t xml:space="preserve">HH:MM:SS</w:t>
+            </w:r>
+            <w:r>
+              <w:rPr>
+                <w:rFonts w:ascii="Arial" w:cs="Arial" w:eastAsia="Arial" w:hAnsi="Arial"/>
+                <w:sz w:val="19"/>
+                <w:szCs w:val="19"/>
+              </w:rPr>
+              <w:t xml:space="preserve"> (Stockholm) and as a Unix timestamp, from the corrected clock</w:t>
             </w:r>
           </w:p>
         </w:tc>
@@ -3907,7 +4215,7 @@
                 <w:sz w:val="19"/>
                 <w:szCs w:val="19"/>
               </w:rPr>
-              <w:t xml:space="preserve">arrives</w:t>
+              <w:t xml:space="preserve">src</w:t>
             </w:r>
           </w:p>
         </w:tc>
@@ -3934,27 +4242,35 @@
             </w:pPr>
             <w:r>
               <w:rPr>
-                <w:rFonts w:ascii="Arial" w:cs="Arial" w:eastAsia="Arial" w:hAnsi="Arial"/>
-                <w:sz w:val="19"/>
-                <w:szCs w:val="19"/>
-              </w:rPr>
-              <w:t xml:space="preserve">Predicted arrival at Sköntorp, </w:t>
-            </w:r>
-            <w:r>
-              <w:rPr>
                 <w:rFonts w:ascii="Consolas" w:cs="Consolas" w:eastAsia="Consolas" w:hAnsi="Consolas"/>
                 <w:sz w:val="19"/>
                 <w:szCs w:val="19"/>
               </w:rPr>
-              <w:t xml:space="preserve">HH:MM:SS</w:t>
-            </w:r>
-            <w:r>
-              <w:rPr>
-                <w:rFonts w:ascii="Arial" w:cs="Arial" w:eastAsia="Arial" w:hAnsi="Arial"/>
-                <w:sz w:val="19"/>
-                <w:szCs w:val="19"/>
-              </w:rPr>
-              <w:t xml:space="preserve"> (Stockholm time)</w:t>
+              <w:t xml:space="preserve">live</w:t>
+            </w:r>
+            <w:r>
+              <w:rPr>
+                <w:rFonts w:ascii="Arial" w:cs="Arial" w:eastAsia="Arial" w:hAnsi="Arial"/>
+                <w:sz w:val="19"/>
+                <w:szCs w:val="19"/>
+              </w:rPr>
+              <w:t xml:space="preserve"> (from TripUpdates) or </w:t>
+            </w:r>
+            <w:r>
+              <w:rPr>
+                <w:rFonts w:ascii="Consolas" w:cs="Consolas" w:eastAsia="Consolas" w:hAnsi="Consolas"/>
+                <w:sz w:val="19"/>
+                <w:szCs w:val="19"/>
+              </w:rPr>
+              <w:t xml:space="preserve">timetable</w:t>
+            </w:r>
+            <w:r>
+              <w:rPr>
+                <w:rFonts w:ascii="Arial" w:cs="Arial" w:eastAsia="Arial" w:hAnsi="Arial"/>
+                <w:sz w:val="19"/>
+                <w:szCs w:val="19"/>
+              </w:rPr>
+              <w:t xml:space="preserve"> (from the SL departures)</w:t>
             </w:r>
           </w:p>
         </w:tc>
@@ -3989,7 +4305,7 @@
                 <w:sz w:val="19"/>
                 <w:szCs w:val="19"/>
               </w:rPr>
-              <w:t xml:space="preserve">min</w:t>
+              <w:t xml:space="preserve">arrives</w:t>
             </w:r>
           </w:p>
         </w:tc>
@@ -4019,7 +4335,23 @@
                 <w:sz w:val="19"/>
                 <w:szCs w:val="19"/>
               </w:rPr>
-              <w:t xml:space="preserve">Minutes until arrival at the time of the request, one decimal; negative when overdue</w:t>
+              <w:t xml:space="preserve">Predicted arrival at Sköntorp, </w:t>
+            </w:r>
+            <w:r>
+              <w:rPr>
+                <w:rFonts w:ascii="Consolas" w:cs="Consolas" w:eastAsia="Consolas" w:hAnsi="Consolas"/>
+                <w:sz w:val="19"/>
+                <w:szCs w:val="19"/>
+              </w:rPr>
+              <w:t xml:space="preserve">HH:MM:SS</w:t>
+            </w:r>
+            <w:r>
+              <w:rPr>
+                <w:rFonts w:ascii="Arial" w:cs="Arial" w:eastAsia="Arial" w:hAnsi="Arial"/>
+                <w:sz w:val="19"/>
+                <w:szCs w:val="19"/>
+              </w:rPr>
+              <w:t xml:space="preserve"> (Stockholm time)</w:t>
             </w:r>
           </w:p>
         </w:tc>
@@ -4055,7 +4387,7 @@
                 <w:sz w:val="19"/>
                 <w:szCs w:val="19"/>
               </w:rPr>
-              <w:t xml:space="preserve">delay_s</w:t>
+              <w:t xml:space="preserve">min</w:t>
             </w:r>
           </w:p>
         </w:tc>
@@ -4086,7 +4418,7 @@
                 <w:sz w:val="19"/>
                 <w:szCs w:val="19"/>
               </w:rPr>
-              <w:t xml:space="preserve">Delay in seconds from the feed (negative = ahead of schedule); null for timetable buses</w:t>
+              <w:t xml:space="preserve">Minutes until arrival at the time of the request, one decimal; negative when overdue</w:t>
             </w:r>
           </w:p>
         </w:tc>
@@ -4121,55 +4453,7 @@
                 <w:sz w:val="19"/>
                 <w:szCs w:val="19"/>
               </w:rPr>
-              <w:t xml:space="preserve">dest</w:t>
-            </w:r>
-            <w:r>
-              <w:rPr>
-                <w:rFonts w:ascii="Arial" w:cs="Arial" w:eastAsia="Arial" w:hAnsi="Arial"/>
-                <w:sz w:val="19"/>
-                <w:szCs w:val="19"/>
-              </w:rPr>
-              <w:t xml:space="preserve">, </w:t>
-            </w:r>
-            <w:r>
-              <w:rPr>
-                <w:rFonts w:ascii="Consolas" w:cs="Consolas" w:eastAsia="Consolas" w:hAnsi="Consolas"/>
-                <w:sz w:val="19"/>
-                <w:szCs w:val="19"/>
-              </w:rPr>
-              <w:t xml:space="preserve">trip</w:t>
-            </w:r>
-            <w:r>
-              <w:rPr>
-                <w:rFonts w:ascii="Arial" w:cs="Arial" w:eastAsia="Arial" w:hAnsi="Arial"/>
-                <w:sz w:val="19"/>
-                <w:szCs w:val="19"/>
-              </w:rPr>
-              <w:t xml:space="preserve">, </w:t>
-            </w:r>
-            <w:r>
-              <w:rPr>
-                <w:rFonts w:ascii="Consolas" w:cs="Consolas" w:eastAsia="Consolas" w:hAnsi="Consolas"/>
-                <w:sz w:val="19"/>
-                <w:szCs w:val="19"/>
-              </w:rPr>
-              <w:t xml:space="preserve">route</w:t>
-            </w:r>
-            <w:r>
-              <w:rPr>
-                <w:rFonts w:ascii="Arial" w:cs="Arial" w:eastAsia="Arial" w:hAnsi="Arial"/>
-                <w:sz w:val="19"/>
-                <w:szCs w:val="19"/>
-              </w:rPr>
-              <w:t xml:space="preserve">, </w:t>
-            </w:r>
-            <w:r>
-              <w:rPr>
-                <w:rFonts w:ascii="Consolas" w:cs="Consolas" w:eastAsia="Consolas" w:hAnsi="Consolas"/>
-                <w:sz w:val="19"/>
-                <w:szCs w:val="19"/>
-              </w:rPr>
-              <w:t xml:space="preserve">dir_id</w:t>
+              <w:t xml:space="preserve">delay_s</w:t>
             </w:r>
           </w:p>
         </w:tc>
@@ -4199,7 +4483,7 @@
                 <w:sz w:val="19"/>
                 <w:szCs w:val="19"/>
               </w:rPr>
-              <w:t xml:space="preserve">Destination (timetable only), trip ID (live only), and route and direction ids when the feed has them</w:t>
+              <w:t xml:space="preserve">Delay in seconds from the feed (negative = ahead of schedule); null for timetable buses</w:t>
             </w:r>
           </w:p>
         </w:tc>
@@ -4235,7 +4519,7 @@
                 <w:sz w:val="19"/>
                 <w:szCs w:val="19"/>
               </w:rPr>
-              <w:t xml:space="preserve">lat</w:t>
+              <w:t xml:space="preserve">dest</w:t>
             </w:r>
             <w:r>
               <w:rPr>
@@ -4251,7 +4535,7 @@
                 <w:sz w:val="19"/>
                 <w:szCs w:val="19"/>
               </w:rPr>
-              <w:t xml:space="preserve">lon</w:t>
+              <w:t xml:space="preserve">trip</w:t>
             </w:r>
             <w:r>
               <w:rPr>
@@ -4267,7 +4551,23 @@
                 <w:sz w:val="19"/>
                 <w:szCs w:val="19"/>
               </w:rPr>
-              <w:t xml:space="preserve">where</w:t>
+              <w:t xml:space="preserve">route</w:t>
+            </w:r>
+            <w:r>
+              <w:rPr>
+                <w:rFonts w:ascii="Arial" w:cs="Arial" w:eastAsia="Arial" w:hAnsi="Arial"/>
+                <w:sz w:val="19"/>
+                <w:szCs w:val="19"/>
+              </w:rPr>
+              <w:t xml:space="preserve">, </w:t>
+            </w:r>
+            <w:r>
+              <w:rPr>
+                <w:rFonts w:ascii="Consolas" w:cs="Consolas" w:eastAsia="Consolas" w:hAnsi="Consolas"/>
+                <w:sz w:val="19"/>
+                <w:szCs w:val="19"/>
+              </w:rPr>
+              <w:t xml:space="preserve">dir_id</w:t>
             </w:r>
           </w:p>
         </w:tc>
@@ -4298,127 +4598,7 @@
                 <w:sz w:val="19"/>
                 <w:szCs w:val="19"/>
               </w:rPr>
-              <w:t xml:space="preserve">With </w:t>
-            </w:r>
-            <w:r>
-              <w:rPr>
-                <w:rFonts w:ascii="Consolas" w:cs="Consolas" w:eastAsia="Consolas" w:hAnsi="Consolas"/>
-                <w:sz w:val="19"/>
-                <w:szCs w:val="19"/>
-              </w:rPr>
-              <w:t xml:space="preserve">gps=1</w:t>
-            </w:r>
-            <w:r>
-              <w:rPr>
-                <w:rFonts w:ascii="Arial" w:cs="Arial" w:eastAsia="Arial" w:hAnsi="Arial"/>
-                <w:sz w:val="19"/>
-                <w:szCs w:val="19"/>
-              </w:rPr>
-              <w:t xml:space="preserve">: position, and </w:t>
-            </w:r>
-            <w:r>
-              <w:rPr>
-                <w:rFonts w:ascii="Consolas" w:cs="Consolas" w:eastAsia="Consolas" w:hAnsi="Consolas"/>
-                <w:sz w:val="19"/>
-                <w:szCs w:val="19"/>
-              </w:rPr>
-              <w:t xml:space="preserve">where</w:t>
-            </w:r>
-            <w:r>
-              <w:rPr>
-                <w:rFonts w:ascii="Arial" w:cs="Arial" w:eastAsia="Arial" w:hAnsi="Arial"/>
-                <w:sz w:val="19"/>
-                <w:szCs w:val="19"/>
-              </w:rPr>
-              <w:t xml:space="preserve"> with </w:t>
-            </w:r>
-            <w:r>
-              <w:rPr>
-                <w:rFonts w:ascii="Consolas" w:cs="Consolas" w:eastAsia="Consolas" w:hAnsi="Consolas"/>
-                <w:sz w:val="19"/>
-                <w:szCs w:val="19"/>
-              </w:rPr>
-              <w:t xml:space="preserve">kind</w:t>
-            </w:r>
-            <w:r>
-              <w:rPr>
-                <w:rFonts w:ascii="Arial" w:cs="Arial" w:eastAsia="Arial" w:hAnsi="Arial"/>
-                <w:sz w:val="19"/>
-                <w:szCs w:val="19"/>
-              </w:rPr>
-              <w:t xml:space="preserve"> (</w:t>
-            </w:r>
-            <w:r>
-              <w:rPr>
-                <w:rFonts w:ascii="Consolas" w:cs="Consolas" w:eastAsia="Consolas" w:hAnsi="Consolas"/>
-                <w:sz w:val="19"/>
-                <w:szCs w:val="19"/>
-              </w:rPr>
-              <w:t xml:space="preserve">at</w:t>
-            </w:r>
-            <w:r>
-              <w:rPr>
-                <w:rFonts w:ascii="Arial" w:cs="Arial" w:eastAsia="Arial" w:hAnsi="Arial"/>
-                <w:sz w:val="19"/>
-                <w:szCs w:val="19"/>
-              </w:rPr>
-              <w:t xml:space="preserve">, </w:t>
-            </w:r>
-            <w:r>
-              <w:rPr>
-                <w:rFonts w:ascii="Consolas" w:cs="Consolas" w:eastAsia="Consolas" w:hAnsi="Consolas"/>
-                <w:sz w:val="19"/>
-                <w:szCs w:val="19"/>
-              </w:rPr>
-              <w:t xml:space="preserve">between</w:t>
-            </w:r>
-            <w:r>
-              <w:rPr>
-                <w:rFonts w:ascii="Arial" w:cs="Arial" w:eastAsia="Arial" w:hAnsi="Arial"/>
-                <w:sz w:val="19"/>
-                <w:szCs w:val="19"/>
-              </w:rPr>
-              <w:t xml:space="preserve">, </w:t>
-            </w:r>
-            <w:r>
-              <w:rPr>
-                <w:rFonts w:ascii="Consolas" w:cs="Consolas" w:eastAsia="Consolas" w:hAnsi="Consolas"/>
-                <w:sz w:val="19"/>
-                <w:szCs w:val="19"/>
-              </w:rPr>
-              <w:t xml:space="preserve">near</w:t>
-            </w:r>
-            <w:r>
-              <w:rPr>
-                <w:rFonts w:ascii="Arial" w:cs="Arial" w:eastAsia="Arial" w:hAnsi="Arial"/>
-                <w:sz w:val="19"/>
-                <w:szCs w:val="19"/>
-              </w:rPr>
-              <w:t xml:space="preserve">), the stop name(s), </w:t>
-            </w:r>
-            <w:r>
-              <w:rPr>
-                <w:rFonts w:ascii="Consolas" w:cs="Consolas" w:eastAsia="Consolas" w:hAnsi="Consolas"/>
-                <w:sz w:val="19"/>
-                <w:szCs w:val="19"/>
-              </w:rPr>
-              <w:t xml:space="preserve">dist_m</w:t>
-            </w:r>
-            <w:r>
-              <w:rPr>
-                <w:rFonts w:ascii="Arial" w:cs="Arial" w:eastAsia="Arial" w:hAnsi="Arial"/>
-                <w:sz w:val="19"/>
-                <w:szCs w:val="19"/>
-              </w:rPr>
-              <w:t xml:space="preserve"> and </w:t>
-            </w:r>
-            <w:r>
-              <w:rPr>
-                <w:rFonts w:ascii="Consolas" w:cs="Consolas" w:eastAsia="Consolas" w:hAnsi="Consolas"/>
-                <w:sz w:val="19"/>
-                <w:szCs w:val="19"/>
-              </w:rPr>
-              <w:t xml:space="preserve">stops_left</w:t>
+              <w:t xml:space="preserve">Destination (timetable only), trip ID (live only), and route and direction ids when the feed has them</w:t>
             </w:r>
           </w:p>
         </w:tc>
@@ -4453,6 +4633,335 @@
                 <w:sz w:val="19"/>
                 <w:szCs w:val="19"/>
               </w:rPr>
+              <w:t xml:space="preserve">lat</w:t>
+            </w:r>
+            <w:r>
+              <w:rPr>
+                <w:rFonts w:ascii="Arial" w:cs="Arial" w:eastAsia="Arial" w:hAnsi="Arial"/>
+                <w:sz w:val="19"/>
+                <w:szCs w:val="19"/>
+              </w:rPr>
+              <w:t xml:space="preserve">, </w:t>
+            </w:r>
+            <w:r>
+              <w:rPr>
+                <w:rFonts w:ascii="Consolas" w:cs="Consolas" w:eastAsia="Consolas" w:hAnsi="Consolas"/>
+                <w:sz w:val="19"/>
+                <w:szCs w:val="19"/>
+              </w:rPr>
+              <w:t xml:space="preserve">lon</w:t>
+            </w:r>
+            <w:r>
+              <w:rPr>
+                <w:rFonts w:ascii="Arial" w:cs="Arial" w:eastAsia="Arial" w:hAnsi="Arial"/>
+                <w:sz w:val="19"/>
+                <w:szCs w:val="19"/>
+              </w:rPr>
+              <w:t xml:space="preserve">, </w:t>
+            </w:r>
+            <w:r>
+              <w:rPr>
+                <w:rFonts w:ascii="Consolas" w:cs="Consolas" w:eastAsia="Consolas" w:hAnsi="Consolas"/>
+                <w:sz w:val="19"/>
+                <w:szCs w:val="19"/>
+              </w:rPr>
+              <w:t xml:space="preserve">where</w:t>
+            </w:r>
+          </w:p>
+        </w:tc>
+        <w:tc>
+          <w:tcPr>
+            <w:tcW w:type="dxa" w:w="6438"/>
+            <w:tcBorders>
+              <w:top w:val="single" w:color="C9CED6" w:sz="4"/>
+              <w:left w:val="single" w:color="C9CED6" w:sz="4"/>
+              <w:bottom w:val="single" w:color="C9CED6" w:sz="4"/>
+              <w:right w:val="single" w:color="C9CED6" w:sz="4"/>
+            </w:tcBorders>
+            <w:tcMar>
+              <w:top w:type="dxa" w:w="70"/>
+              <w:left w:type="dxa" w:w="100"/>
+              <w:bottom w:type="dxa" w:w="70"/>
+              <w:right w:type="dxa" w:w="100"/>
+            </w:tcMar>
+          </w:tcPr>
+          <w:p>
+            <w:pPr>
+              <w:spacing w:after="0" w:line="252"/>
+            </w:pPr>
+            <w:r>
+              <w:rPr>
+                <w:rFonts w:ascii="Arial" w:cs="Arial" w:eastAsia="Arial" w:hAnsi="Arial"/>
+                <w:sz w:val="19"/>
+                <w:szCs w:val="19"/>
+              </w:rPr>
+              <w:t xml:space="preserve">With </w:t>
+            </w:r>
+            <w:r>
+              <w:rPr>
+                <w:rFonts w:ascii="Consolas" w:cs="Consolas" w:eastAsia="Consolas" w:hAnsi="Consolas"/>
+                <w:sz w:val="19"/>
+                <w:szCs w:val="19"/>
+              </w:rPr>
+              <w:t xml:space="preserve">gps=1</w:t>
+            </w:r>
+            <w:r>
+              <w:rPr>
+                <w:rFonts w:ascii="Arial" w:cs="Arial" w:eastAsia="Arial" w:hAnsi="Arial"/>
+                <w:sz w:val="19"/>
+                <w:szCs w:val="19"/>
+              </w:rPr>
+              <w:t xml:space="preserve">: position, and </w:t>
+            </w:r>
+            <w:r>
+              <w:rPr>
+                <w:rFonts w:ascii="Consolas" w:cs="Consolas" w:eastAsia="Consolas" w:hAnsi="Consolas"/>
+                <w:sz w:val="19"/>
+                <w:szCs w:val="19"/>
+              </w:rPr>
+              <w:t xml:space="preserve">where</w:t>
+            </w:r>
+            <w:r>
+              <w:rPr>
+                <w:rFonts w:ascii="Arial" w:cs="Arial" w:eastAsia="Arial" w:hAnsi="Arial"/>
+                <w:sz w:val="19"/>
+                <w:szCs w:val="19"/>
+              </w:rPr>
+              <w:t xml:space="preserve"> with </w:t>
+            </w:r>
+            <w:r>
+              <w:rPr>
+                <w:rFonts w:ascii="Consolas" w:cs="Consolas" w:eastAsia="Consolas" w:hAnsi="Consolas"/>
+                <w:sz w:val="19"/>
+                <w:szCs w:val="19"/>
+              </w:rPr>
+              <w:t xml:space="preserve">kind</w:t>
+            </w:r>
+            <w:r>
+              <w:rPr>
+                <w:rFonts w:ascii="Arial" w:cs="Arial" w:eastAsia="Arial" w:hAnsi="Arial"/>
+                <w:sz w:val="19"/>
+                <w:szCs w:val="19"/>
+              </w:rPr>
+              <w:t xml:space="preserve"> (</w:t>
+            </w:r>
+            <w:r>
+              <w:rPr>
+                <w:rFonts w:ascii="Consolas" w:cs="Consolas" w:eastAsia="Consolas" w:hAnsi="Consolas"/>
+                <w:sz w:val="19"/>
+                <w:szCs w:val="19"/>
+              </w:rPr>
+              <w:t xml:space="preserve">at</w:t>
+            </w:r>
+            <w:r>
+              <w:rPr>
+                <w:rFonts w:ascii="Arial" w:cs="Arial" w:eastAsia="Arial" w:hAnsi="Arial"/>
+                <w:sz w:val="19"/>
+                <w:szCs w:val="19"/>
+              </w:rPr>
+              <w:t xml:space="preserve">, </w:t>
+            </w:r>
+            <w:r>
+              <w:rPr>
+                <w:rFonts w:ascii="Consolas" w:cs="Consolas" w:eastAsia="Consolas" w:hAnsi="Consolas"/>
+                <w:sz w:val="19"/>
+                <w:szCs w:val="19"/>
+              </w:rPr>
+              <w:t xml:space="preserve">between</w:t>
+            </w:r>
+            <w:r>
+              <w:rPr>
+                <w:rFonts w:ascii="Arial" w:cs="Arial" w:eastAsia="Arial" w:hAnsi="Arial"/>
+                <w:sz w:val="19"/>
+                <w:szCs w:val="19"/>
+              </w:rPr>
+              <w:t xml:space="preserve">, </w:t>
+            </w:r>
+            <w:r>
+              <w:rPr>
+                <w:rFonts w:ascii="Consolas" w:cs="Consolas" w:eastAsia="Consolas" w:hAnsi="Consolas"/>
+                <w:sz w:val="19"/>
+                <w:szCs w:val="19"/>
+              </w:rPr>
+              <w:t xml:space="preserve">near</w:t>
+            </w:r>
+            <w:r>
+              <w:rPr>
+                <w:rFonts w:ascii="Arial" w:cs="Arial" w:eastAsia="Arial" w:hAnsi="Arial"/>
+                <w:sz w:val="19"/>
+                <w:szCs w:val="19"/>
+              </w:rPr>
+              <w:t xml:space="preserve">), the stop name(s), </w:t>
+            </w:r>
+            <w:r>
+              <w:rPr>
+                <w:rFonts w:ascii="Consolas" w:cs="Consolas" w:eastAsia="Consolas" w:hAnsi="Consolas"/>
+                <w:sz w:val="19"/>
+                <w:szCs w:val="19"/>
+              </w:rPr>
+              <w:t xml:space="preserve">dist_m</w:t>
+            </w:r>
+            <w:r>
+              <w:rPr>
+                <w:rFonts w:ascii="Arial" w:cs="Arial" w:eastAsia="Arial" w:hAnsi="Arial"/>
+                <w:sz w:val="19"/>
+                <w:szCs w:val="19"/>
+              </w:rPr>
+              <w:t xml:space="preserve"> and </w:t>
+            </w:r>
+            <w:r>
+              <w:rPr>
+                <w:rFonts w:ascii="Consolas" w:cs="Consolas" w:eastAsia="Consolas" w:hAnsi="Consolas"/>
+                <w:sz w:val="19"/>
+                <w:szCs w:val="19"/>
+              </w:rPr>
+              <w:t xml:space="preserve">stops_left</w:t>
+            </w:r>
+          </w:p>
+        </w:tc>
+      </w:tr>
+      <w:tr>
+        <w:trPr>
+          <w:cantSplit/>
+        </w:trPr>
+        <w:tc>
+          <w:tcPr>
+            <w:tcW w:type="dxa" w:w="3200"/>
+            <w:tcBorders>
+              <w:top w:val="single" w:color="C9CED6" w:sz="4"/>
+              <w:left w:val="single" w:color="C9CED6" w:sz="4"/>
+              <w:bottom w:val="single" w:color="C9CED6" w:sz="4"/>
+              <w:right w:val="single" w:color="C9CED6" w:sz="4"/>
+            </w:tcBorders>
+            <w:shd w:fill="F2F4F7" w:val="clear"/>
+            <w:tcMar>
+              <w:top w:type="dxa" w:w="70"/>
+              <w:left w:type="dxa" w:w="100"/>
+              <w:bottom w:type="dxa" w:w="70"/>
+              <w:right w:type="dxa" w:w="100"/>
+            </w:tcMar>
+          </w:tcPr>
+          <w:p>
+            <w:pPr>
+              <w:spacing w:after="0" w:line="252"/>
+            </w:pPr>
+            <w:r>
+              <w:rPr>
+                <w:rFonts w:ascii="Arial" w:cs="Arial" w:eastAsia="Arial" w:hAnsi="Arial"/>
+                <w:sz w:val="19"/>
+                <w:szCs w:val="19"/>
+              </w:rPr>
+              <w:t xml:space="preserve">Debug only</w:t>
+            </w:r>
+          </w:p>
+        </w:tc>
+        <w:tc>
+          <w:tcPr>
+            <w:tcW w:type="dxa" w:w="6438"/>
+            <w:tcBorders>
+              <w:top w:val="single" w:color="C9CED6" w:sz="4"/>
+              <w:left w:val="single" w:color="C9CED6" w:sz="4"/>
+              <w:bottom w:val="single" w:color="C9CED6" w:sz="4"/>
+              <w:right w:val="single" w:color="C9CED6" w:sz="4"/>
+            </w:tcBorders>
+            <w:shd w:fill="F2F4F7" w:val="clear"/>
+            <w:tcMar>
+              <w:top w:type="dxa" w:w="70"/>
+              <w:left w:type="dxa" w:w="100"/>
+              <w:bottom w:type="dxa" w:w="70"/>
+              <w:right w:type="dxa" w:w="100"/>
+            </w:tcMar>
+          </w:tcPr>
+          <w:p>
+            <w:pPr>
+              <w:spacing w:after="0" w:line="252"/>
+            </w:pPr>
+            <w:r>
+              <w:rPr>
+                <w:rFonts w:ascii="Consolas" w:cs="Consolas" w:eastAsia="Consolas" w:hAnsi="Consolas"/>
+                <w:sz w:val="19"/>
+                <w:szCs w:val="19"/>
+              </w:rPr>
+              <w:t xml:space="preserve">clock_offset_s</w:t>
+            </w:r>
+            <w:r>
+              <w:rPr>
+                <w:rFonts w:ascii="Arial" w:cs="Arial" w:eastAsia="Arial" w:hAnsi="Arial"/>
+                <w:sz w:val="19"/>
+                <w:szCs w:val="19"/>
+              </w:rPr>
+              <w:t xml:space="preserve">, </w:t>
+            </w:r>
+            <w:r>
+              <w:rPr>
+                <w:rFonts w:ascii="Consolas" w:cs="Consolas" w:eastAsia="Consolas" w:hAnsi="Consolas"/>
+                <w:sz w:val="19"/>
+                <w:szCs w:val="19"/>
+              </w:rPr>
+              <w:t xml:space="preserve">feed_age_s</w:t>
+            </w:r>
+            <w:r>
+              <w:rPr>
+                <w:rFonts w:ascii="Arial" w:cs="Arial" w:eastAsia="Arial" w:hAnsi="Arial"/>
+                <w:sz w:val="19"/>
+                <w:szCs w:val="19"/>
+              </w:rPr>
+              <w:t xml:space="preserve">, and per bus </w:t>
+            </w:r>
+            <w:r>
+              <w:rPr>
+                <w:rFonts w:ascii="Consolas" w:cs="Consolas" w:eastAsia="Consolas" w:hAnsi="Consolas"/>
+                <w:sz w:val="19"/>
+                <w:szCs w:val="19"/>
+              </w:rPr>
+              <w:t xml:space="preserve">upd_age_s</w:t>
+            </w:r>
+            <w:r>
+              <w:rPr>
+                <w:rFonts w:ascii="Arial" w:cs="Arial" w:eastAsia="Arial" w:hAnsi="Arial"/>
+                <w:sz w:val="19"/>
+                <w:szCs w:val="19"/>
+              </w:rPr>
+              <w:t xml:space="preserve">, </w:t>
+            </w:r>
+            <w:r>
+              <w:rPr>
+                <w:rFonts w:ascii="Consolas" w:cs="Consolas" w:eastAsia="Consolas" w:hAnsi="Consolas"/>
+                <w:sz w:val="19"/>
+                <w:szCs w:val="19"/>
+              </w:rPr>
+              <w:t xml:space="preserve">pos_age_s</w:t>
+            </w:r>
+            <w:r>
+              <w:rPr>
+                <w:rFonts w:ascii="Arial" w:cs="Arial" w:eastAsia="Arial" w:hAnsi="Arial"/>
+                <w:sz w:val="19"/>
+                <w:szCs w:val="19"/>
+              </w:rPr>
+              <w:t xml:space="preserve">, </w:t>
+            </w:r>
+            <w:r>
+              <w:rPr>
+                <w:rFonts w:ascii="Consolas" w:cs="Consolas" w:eastAsia="Consolas" w:hAnsi="Consolas"/>
+                <w:sz w:val="19"/>
+                <w:szCs w:val="19"/>
+              </w:rPr>
+              <w:t xml:space="preserve">next_stop</w:t>
+            </w:r>
+            <w:r>
+              <w:rPr>
+                <w:rFonts w:ascii="Arial" w:cs="Arial" w:eastAsia="Arial" w:hAnsi="Arial"/>
+                <w:sz w:val="19"/>
+                <w:szCs w:val="19"/>
+              </w:rPr>
+              <w:t xml:space="preserve">, </w:t>
+            </w:r>
+            <w:r>
+              <w:rPr>
+                <w:rFonts w:ascii="Consolas" w:cs="Consolas" w:eastAsia="Consolas" w:hAnsi="Consolas"/>
+                <w:sz w:val="19"/>
+                <w:szCs w:val="19"/>
+              </w:rPr>
               <w:t xml:space="preserve">stops_n</w:t>
             </w:r>
             <w:r>
@@ -4598,36 +5107,6 @@
                 <w:szCs w:val="19"/>
               </w:rPr>
               <w:t xml:space="preserve">dropped</w:t>
-            </w:r>
-          </w:p>
-        </w:tc>
-        <w:tc>
-          <w:tcPr>
-            <w:tcW w:type="dxa" w:w="6438"/>
-            <w:tcBorders>
-              <w:top w:val="single" w:color="C9CED6" w:sz="4"/>
-              <w:left w:val="single" w:color="C9CED6" w:sz="4"/>
-              <w:bottom w:val="single" w:color="C9CED6" w:sz="4"/>
-              <w:right w:val="single" w:color="C9CED6" w:sz="4"/>
-            </w:tcBorders>
-            <w:tcMar>
-              <w:top w:type="dxa" w:w="70"/>
-              <w:left w:type="dxa" w:w="100"/>
-              <w:bottom w:type="dxa" w:w="70"/>
-              <w:right w:type="dxa" w:w="100"/>
-            </w:tcMar>
-          </w:tcPr>
-          <w:p>
-            <w:pPr>
-              <w:spacing w:after="0" w:line="252"/>
-            </w:pPr>
-            <w:r>
-              <w:rPr>
-                <w:rFonts w:ascii="Arial" w:cs="Arial" w:eastAsia="Arial" w:hAnsi="Arial"/>
-                <w:sz w:val="19"/>
-                <w:szCs w:val="19"/>
-              </w:rPr>
-              <w:t xml:space="preserve">Debug only</w:t>
             </w:r>
           </w:p>
         </w:tc>
@@ -4662,7 +5141,7 @@
           <w:sz w:val="17"/>
           <w:szCs w:val="17"/>
         </w:rPr>
-        <w:t xml:space="preserve">{ "now": "16:05:44",</w:t>
+        <w:t xml:space="preserve">{ "now": "16:05:44", "now_ts": 1792418744,</w:t>
       </w:r>
     </w:p>
     <w:p>
@@ -4834,13 +5313,27 @@
           <w:b/>
           <w:bCs/>
         </w:rPr>
-        <w:t xml:space="preserve">Refresh.</w:t>
-      </w:r>
-      <w:r>
-        <w:rPr>
-          <w:rFonts w:ascii="Arial" w:cs="Arial" w:eastAsia="Arial" w:hAnsi="Arial"/>
-        </w:rPr>
-        <w:t xml:space="preserve"> Every 20 seconds, for 3 minutes, and only while the tab is visible; then it pauses, and the status line shows "Pausad – tryck Uppdatera (uppdaterad HH:MM:SS)". The button fetches fresh data and restarts the timer. The pause protects the Trafiklab quota.</w:t>
+        <w:t xml:space="preserve">Refresh and pause.</w:t>
+      </w:r>
+      <w:r>
+        <w:rPr>
+          <w:rFonts w:ascii="Arial" w:cs="Arial" w:eastAsia="Arial" w:hAnsi="Arial"/>
+        </w:rPr>
+        <w:t xml:space="preserve"> Every 20 seconds, for 3 minutes, and only while the tab is visible. Then the page pauses: the headline is replaced by a large yellow </w:t>
+      </w:r>
+      <w:r>
+        <w:rPr>
+          <w:rFonts w:ascii="Arial" w:cs="Arial" w:eastAsia="Arial" w:hAnsi="Arial"/>
+          <w:b/>
+          <w:bCs/>
+        </w:rPr>
+        <w:t xml:space="preserve">Pausad</w:t>
+      </w:r>
+      <w:r>
+        <w:rPr>
+          <w:rFonts w:ascii="Arial" w:cs="Arial" w:eastAsia="Arial" w:hAnsi="Arial"/>
+        </w:rPr>
+        <w:t xml:space="preserve"> with "tryck för att uppdatera" and "(uppdaterad HH:MM:SS)", and the list is dimmed, so that old data cannot be mistaken for current data. A click on the headline (or Enter on the word) resumes, and the Uppdatera button still works. The pause protects the Trafiklab quota.</w:t>
       </w:r>
     </w:p>
     <w:p>
@@ -4888,7 +5381,7 @@
         <w:rPr>
           <w:rFonts w:ascii="Arial" w:cs="Arial" w:eastAsia="Arial" w:hAnsi="Arial"/>
         </w:rPr>
-        <w:t xml:space="preserve"> Computed locally every second from </w:t>
+        <w:t xml:space="preserve"> Minutes left are computed every second from the arrival clock time and the browser's own clock (Stockholm time), so the big number always agrees with the time shown under it. If the browser's clock differs from the server's </w:t>
       </w:r>
       <w:r>
         <w:rPr>
@@ -4896,13 +5389,27 @@
           <w:sz w:val="19"/>
           <w:szCs w:val="19"/>
         </w:rPr>
-        <w:t xml:space="preserve">min</w:t>
-      </w:r>
-      <w:r>
-        <w:rPr>
-          <w:rFonts w:ascii="Arial" w:cs="Arial" w:eastAsia="Arial" w:hAnsi="Arial"/>
-        </w:rPr>
-        <w:t xml:space="preserve"> and the time of the last fetch: below 1 minute it says "Nu", otherwise "Om N min" (rounded down). The delay text says "i tid" within ±60 s, otherwise the rounded minutes late or early. A badge shows Live or Tidtabell.</w:t>
+        <w:t xml:space="preserve">now_ts</w:t>
+      </w:r>
+      <w:r>
+        <w:rPr>
+          <w:rFonts w:ascii="Arial" w:cs="Arial" w:eastAsia="Arial" w:hAnsi="Arial"/>
+        </w:rPr>
+        <w:t xml:space="preserve"> by 30 seconds or more, the page follows the server. The number is rounded down. With a GPS position, </w:t>
+      </w:r>
+      <w:r>
+        <w:rPr>
+          <w:rFonts w:ascii="Arial" w:cs="Arial" w:eastAsia="Arial" w:hAnsi="Arial"/>
+          <w:b/>
+          <w:bCs/>
+        </w:rPr>
+        <w:t xml:space="preserve">"Nu" is shown only when the bus is at Sköntorp</w:t>
+      </w:r>
+      <w:r>
+        <w:rPr>
+          <w:rFonts w:ascii="Arial" w:cs="Arial" w:eastAsia="Arial" w:hAnsi="Arial"/>
+        </w:rPr>
+        <w:t xml:space="preserve">; until then the smallest value is "Om 1 min", because the predicted time proved to be optimistic in the last stretch. Without a GPS position, less than a minute left gives "Nu". The delay text says "i tid" within ±60 s, otherwise the rounded minutes late or early. A badge shows Live or Tidtabell.</w:t>
       </w:r>
     </w:p>
     <w:p>
@@ -4920,13 +5427,13 @@
           <w:b/>
           <w:bCs/>
         </w:rPr>
-        <w:t xml:space="preserve">Fixed layout.</w:t>
-      </w:r>
-      <w:r>
-        <w:rPr>
-          <w:rFonts w:ascii="Arial" w:cs="Arial" w:eastAsia="Arial" w:hAnsi="Arial"/>
-        </w:rPr>
-        <w:t xml:space="preserve"> The headline always has the same rows (countdown, time and delay, position text, stops left) and the list always has three rows, filled with empty ones if needed, so that the page keeps its height. The same layout is intended for the ESP32.</w:t>
+        <w:t xml:space="preserve">Position row.</w:t>
+      </w:r>
+      <w:r>
+        <w:rPr>
+          <w:rFonts w:ascii="Arial" w:cs="Arial" w:eastAsia="Arial" w:hAnsi="Arial"/>
+        </w:rPr>
+        <w:t xml:space="preserve"> A small SVG bus replaces the words: "Årsta torg [bus]" when the bus is at a stop, "Årsta torg [bus] Årstaskolan" between two stops. Each name shortens with "…" by itself on a narrow screen, so both stay visible. The full sentence remains as hover text. The stops-left count is on its own row.</w:t>
       </w:r>
     </w:p>
     <w:p>
@@ -4944,6 +5451,30 @@
           <w:b/>
           <w:bCs/>
         </w:rPr>
+        <w:t xml:space="preserve">Fixed layout.</w:t>
+      </w:r>
+      <w:r>
+        <w:rPr>
+          <w:rFonts w:ascii="Arial" w:cs="Arial" w:eastAsia="Arial" w:hAnsi="Arial"/>
+        </w:rPr>
+        <w:t xml:space="preserve"> The headline always has the same rows (countdown, time and delay, position, stops left) and the list always has three rows, filled with empty ones if needed, so that the page keeps its height.</w:t>
+      </w:r>
+    </w:p>
+    <w:p>
+      <w:pPr>
+        <w:pStyle w:val="ListParagraph"/>
+        <w:numPr>
+          <w:ilvl w:val="0"/>
+          <w:numId w:val="2"/>
+        </w:numPr>
+        <w:spacing w:after="60" w:line="264"/>
+      </w:pPr>
+      <w:r>
+        <w:rPr>
+          <w:rFonts w:ascii="Arial" w:cs="Arial" w:eastAsia="Arial" w:hAnsi="Arial"/>
+          <w:b/>
+          <w:bCs/>
+        </w:rPr>
         <w:t xml:space="preserve">Errors.</w:t>
       </w:r>
       <w:r>
@@ -5023,7 +5554,7 @@
         <w:rPr>
           <w:rFonts w:ascii="Arial" w:cs="Arial" w:eastAsia="Arial" w:hAnsi="Arial"/>
         </w:rPr>
-        <w:t xml:space="preserve">7. Accuracy: measurements</w:t>
+        <w:t xml:space="preserve">7. The ESP32 display (bus_display.ino)</w:t>
       </w:r>
     </w:p>
     <w:p>
@@ -5035,26 +5566,610 @@
         <w:rPr>
           <w:rFonts w:ascii="Arial" w:cs="Arial" w:eastAsia="Arial" w:hAnsi="Arial"/>
         </w:rPr>
-        <w:t xml:space="preserve">7.1 Method</w:t>
+        <w:t xml:space="preserve">7.1 Hardware and software environment</w:t>
       </w:r>
     </w:p>
     <w:p>
       <w:pPr>
         <w:spacing w:after="120" w:line="264"/>
       </w:pPr>
+      <w:r>
+        <w:rPr>
+          <w:rFonts w:ascii="Arial" w:cs="Arial" w:eastAsia="Arial" w:hAnsi="Arial"/>
+        </w:rPr>
+        <w:t xml:space="preserve">The gadget is a Waveshare ESP32-C6-Touch-LCD-1.54 (sold by Electrokit): ESP32-C6, 1.54 inch 240×240 touch screen, 16 MB flash, LiPo charging circuit. The pins below come from Waveshare's documentation.</w:t>
+      </w:r>
+    </w:p>
+    <w:tbl>
+      <w:tblPr>
+        <w:tblW w:type="dxa" w:w="9638"/>
+        <w:tblBorders>
+          <w:top w:val="single" w:color="auto" w:sz="4"/>
+          <w:left w:val="single" w:color="auto" w:sz="4"/>
+          <w:bottom w:val="single" w:color="auto" w:sz="4"/>
+          <w:right w:val="single" w:color="auto" w:sz="4"/>
+          <w:insideH w:val="single" w:color="auto" w:sz="4"/>
+          <w:insideV w:val="single" w:color="auto" w:sz="4"/>
+        </w:tblBorders>
+      </w:tblPr>
+      <w:tblGrid>
+        <w:gridCol w:w="2600"/>
+        <w:gridCol w:w="7038"/>
+      </w:tblGrid>
+      <w:tr>
+        <w:trPr>
+          <w:cantSplit/>
+          <w:tblHeader/>
+        </w:trPr>
+        <w:tc>
+          <w:tcPr>
+            <w:tcW w:type="dxa" w:w="2600"/>
+            <w:tcBorders>
+              <w:top w:val="single" w:color="C9CED6" w:sz="4"/>
+              <w:left w:val="single" w:color="C9CED6" w:sz="4"/>
+              <w:bottom w:val="single" w:color="C9CED6" w:sz="4"/>
+              <w:right w:val="single" w:color="C9CED6" w:sz="4"/>
+            </w:tcBorders>
+            <w:shd w:fill="1F4E8C" w:val="clear"/>
+            <w:tcMar>
+              <w:top w:type="dxa" w:w="70"/>
+              <w:left w:type="dxa" w:w="100"/>
+              <w:bottom w:type="dxa" w:w="70"/>
+              <w:right w:type="dxa" w:w="100"/>
+            </w:tcMar>
+          </w:tcPr>
+          <w:p>
+            <w:pPr>
+              <w:spacing w:after="0" w:line="252"/>
+            </w:pPr>
+            <w:r>
+              <w:rPr>
+                <w:rFonts w:ascii="Arial" w:cs="Arial" w:eastAsia="Arial" w:hAnsi="Arial"/>
+                <w:b/>
+                <w:bCs/>
+                <w:color w:val="FFFFFF"/>
+                <w:sz w:val="19"/>
+                <w:szCs w:val="19"/>
+              </w:rPr>
+              <w:t xml:space="preserve">Function</w:t>
+            </w:r>
+          </w:p>
+        </w:tc>
+        <w:tc>
+          <w:tcPr>
+            <w:tcW w:type="dxa" w:w="7038"/>
+            <w:tcBorders>
+              <w:top w:val="single" w:color="C9CED6" w:sz="4"/>
+              <w:left w:val="single" w:color="C9CED6" w:sz="4"/>
+              <w:bottom w:val="single" w:color="C9CED6" w:sz="4"/>
+              <w:right w:val="single" w:color="C9CED6" w:sz="4"/>
+            </w:tcBorders>
+            <w:shd w:fill="1F4E8C" w:val="clear"/>
+            <w:tcMar>
+              <w:top w:type="dxa" w:w="70"/>
+              <w:left w:type="dxa" w:w="100"/>
+              <w:bottom w:type="dxa" w:w="70"/>
+              <w:right w:type="dxa" w:w="100"/>
+            </w:tcMar>
+          </w:tcPr>
+          <w:p>
+            <w:pPr>
+              <w:spacing w:after="0" w:line="252"/>
+            </w:pPr>
+            <w:r>
+              <w:rPr>
+                <w:rFonts w:ascii="Arial" w:cs="Arial" w:eastAsia="Arial" w:hAnsi="Arial"/>
+                <w:b/>
+                <w:bCs/>
+                <w:color w:val="FFFFFF"/>
+                <w:sz w:val="19"/>
+                <w:szCs w:val="19"/>
+              </w:rPr>
+              <w:t xml:space="preserve">Pins and details</w:t>
+            </w:r>
+          </w:p>
+        </w:tc>
+      </w:tr>
+      <w:tr>
+        <w:trPr>
+          <w:cantSplit/>
+        </w:trPr>
+        <w:tc>
+          <w:tcPr>
+            <w:tcW w:type="dxa" w:w="2600"/>
+            <w:tcBorders>
+              <w:top w:val="single" w:color="C9CED6" w:sz="4"/>
+              <w:left w:val="single" w:color="C9CED6" w:sz="4"/>
+              <w:bottom w:val="single" w:color="C9CED6" w:sz="4"/>
+              <w:right w:val="single" w:color="C9CED6" w:sz="4"/>
+            </w:tcBorders>
+            <w:tcMar>
+              <w:top w:type="dxa" w:w="70"/>
+              <w:left w:type="dxa" w:w="100"/>
+              <w:bottom w:type="dxa" w:w="70"/>
+              <w:right w:type="dxa" w:w="100"/>
+            </w:tcMar>
+          </w:tcPr>
+          <w:p>
+            <w:pPr>
+              <w:spacing w:after="0" w:line="252"/>
+            </w:pPr>
+            <w:r>
+              <w:rPr>
+                <w:rFonts w:ascii="Arial" w:cs="Arial" w:eastAsia="Arial" w:hAnsi="Arial"/>
+                <w:sz w:val="19"/>
+                <w:szCs w:val="19"/>
+              </w:rPr>
+              <w:t xml:space="preserve">Screen (ST7789, SPI)</w:t>
+            </w:r>
+          </w:p>
+        </w:tc>
+        <w:tc>
+          <w:tcPr>
+            <w:tcW w:type="dxa" w:w="7038"/>
+            <w:tcBorders>
+              <w:top w:val="single" w:color="C9CED6" w:sz="4"/>
+              <w:left w:val="single" w:color="C9CED6" w:sz="4"/>
+              <w:bottom w:val="single" w:color="C9CED6" w:sz="4"/>
+              <w:right w:val="single" w:color="C9CED6" w:sz="4"/>
+            </w:tcBorders>
+            <w:tcMar>
+              <w:top w:type="dxa" w:w="70"/>
+              <w:left w:type="dxa" w:w="100"/>
+              <w:bottom w:type="dxa" w:w="70"/>
+              <w:right w:type="dxa" w:w="100"/>
+            </w:tcMar>
+          </w:tcPr>
+          <w:p>
+            <w:pPr>
+              <w:spacing w:after="0" w:line="252"/>
+            </w:pPr>
+            <w:r>
+              <w:rPr>
+                <w:rFonts w:ascii="Arial" w:cs="Arial" w:eastAsia="Arial" w:hAnsi="Arial"/>
+                <w:sz w:val="19"/>
+                <w:szCs w:val="19"/>
+              </w:rPr>
+              <w:t xml:space="preserve">SCK 1, MOSI 2, DC 3, CS 11, backlight 6; reset on GPIO4, which is </w:t>
+            </w:r>
+            <w:r>
+              <w:rPr>
+                <w:rFonts w:ascii="Arial" w:cs="Arial" w:eastAsia="Arial" w:hAnsi="Arial"/>
+                <w:b/>
+                <w:bCs/>
+                <w:sz w:val="19"/>
+                <w:szCs w:val="19"/>
+              </w:rPr>
+              <w:t xml:space="preserve">also the reset of the touch chip</w:t>
+            </w:r>
+          </w:p>
+        </w:tc>
+      </w:tr>
+      <w:tr>
+        <w:trPr>
+          <w:cantSplit/>
+        </w:trPr>
+        <w:tc>
+          <w:tcPr>
+            <w:tcW w:type="dxa" w:w="2600"/>
+            <w:tcBorders>
+              <w:top w:val="single" w:color="C9CED6" w:sz="4"/>
+              <w:left w:val="single" w:color="C9CED6" w:sz="4"/>
+              <w:bottom w:val="single" w:color="C9CED6" w:sz="4"/>
+              <w:right w:val="single" w:color="C9CED6" w:sz="4"/>
+            </w:tcBorders>
+            <w:shd w:fill="F2F4F7" w:val="clear"/>
+            <w:tcMar>
+              <w:top w:type="dxa" w:w="70"/>
+              <w:left w:type="dxa" w:w="100"/>
+              <w:bottom w:type="dxa" w:w="70"/>
+              <w:right w:type="dxa" w:w="100"/>
+            </w:tcMar>
+          </w:tcPr>
+          <w:p>
+            <w:pPr>
+              <w:spacing w:after="0" w:line="252"/>
+            </w:pPr>
+            <w:r>
+              <w:rPr>
+                <w:rFonts w:ascii="Arial" w:cs="Arial" w:eastAsia="Arial" w:hAnsi="Arial"/>
+                <w:sz w:val="19"/>
+                <w:szCs w:val="19"/>
+              </w:rPr>
+              <w:t xml:space="preserve">Touch (CST816, I2C)</w:t>
+            </w:r>
+          </w:p>
+        </w:tc>
+        <w:tc>
+          <w:tcPr>
+            <w:tcW w:type="dxa" w:w="7038"/>
+            <w:tcBorders>
+              <w:top w:val="single" w:color="C9CED6" w:sz="4"/>
+              <w:left w:val="single" w:color="C9CED6" w:sz="4"/>
+              <w:bottom w:val="single" w:color="C9CED6" w:sz="4"/>
+              <w:right w:val="single" w:color="C9CED6" w:sz="4"/>
+            </w:tcBorders>
+            <w:shd w:fill="F2F4F7" w:val="clear"/>
+            <w:tcMar>
+              <w:top w:type="dxa" w:w="70"/>
+              <w:left w:type="dxa" w:w="100"/>
+              <w:bottom w:type="dxa" w:w="70"/>
+              <w:right w:type="dxa" w:w="100"/>
+            </w:tcMar>
+          </w:tcPr>
+          <w:p>
+            <w:pPr>
+              <w:spacing w:after="0" w:line="252"/>
+            </w:pPr>
+            <w:r>
+              <w:rPr>
+                <w:rFonts w:ascii="Arial" w:cs="Arial" w:eastAsia="Arial" w:hAnsi="Arial"/>
+                <w:sz w:val="19"/>
+                <w:szCs w:val="19"/>
+              </w:rPr>
+              <w:t xml:space="preserve">Address 0x15, SDA 8, SCL 7, interrupt (INT) on GPIO5; INT idles high and goes low on touch</w:t>
+            </w:r>
+          </w:p>
+        </w:tc>
+      </w:tr>
+      <w:tr>
+        <w:trPr>
+          <w:cantSplit/>
+        </w:trPr>
+        <w:tc>
+          <w:tcPr>
+            <w:tcW w:type="dxa" w:w="2600"/>
+            <w:tcBorders>
+              <w:top w:val="single" w:color="C9CED6" w:sz="4"/>
+              <w:left w:val="single" w:color="C9CED6" w:sz="4"/>
+              <w:bottom w:val="single" w:color="C9CED6" w:sz="4"/>
+              <w:right w:val="single" w:color="C9CED6" w:sz="4"/>
+            </w:tcBorders>
+            <w:tcMar>
+              <w:top w:type="dxa" w:w="70"/>
+              <w:left w:type="dxa" w:w="100"/>
+              <w:bottom w:type="dxa" w:w="70"/>
+              <w:right w:type="dxa" w:w="100"/>
+            </w:tcMar>
+          </w:tcPr>
+          <w:p>
+            <w:pPr>
+              <w:spacing w:after="0" w:line="252"/>
+            </w:pPr>
+            <w:r>
+              <w:rPr>
+                <w:rFonts w:ascii="Arial" w:cs="Arial" w:eastAsia="Arial" w:hAnsi="Arial"/>
+                <w:sz w:val="19"/>
+                <w:szCs w:val="19"/>
+              </w:rPr>
+              <w:t xml:space="preserve">Buttons</w:t>
+            </w:r>
+          </w:p>
+        </w:tc>
+        <w:tc>
+          <w:tcPr>
+            <w:tcW w:type="dxa" w:w="7038"/>
+            <w:tcBorders>
+              <w:top w:val="single" w:color="C9CED6" w:sz="4"/>
+              <w:left w:val="single" w:color="C9CED6" w:sz="4"/>
+              <w:bottom w:val="single" w:color="C9CED6" w:sz="4"/>
+              <w:right w:val="single" w:color="C9CED6" w:sz="4"/>
+            </w:tcBorders>
+            <w:tcMar>
+              <w:top w:type="dxa" w:w="70"/>
+              <w:left w:type="dxa" w:w="100"/>
+              <w:bottom w:type="dxa" w:w="70"/>
+              <w:right w:type="dxa" w:w="100"/>
+            </w:tcMar>
+          </w:tcPr>
+          <w:p>
+            <w:pPr>
+              <w:spacing w:after="0" w:line="252"/>
+            </w:pPr>
+            <w:r>
+              <w:rPr>
+                <w:rFonts w:ascii="Arial" w:cs="Arial" w:eastAsia="Arial" w:hAnsi="Arial"/>
+                <w:sz w:val="19"/>
+                <w:szCs w:val="19"/>
+              </w:rPr>
+              <w:t xml:space="preserve">BOOT on GPIO9, PLUS on GPIO18. The PWR button is a power switch, not readable by the code.</w:t>
+            </w:r>
+          </w:p>
+        </w:tc>
+      </w:tr>
+      <w:tr>
+        <w:trPr>
+          <w:cantSplit/>
+        </w:trPr>
+        <w:tc>
+          <w:tcPr>
+            <w:tcW w:type="dxa" w:w="2600"/>
+            <w:tcBorders>
+              <w:top w:val="single" w:color="C9CED6" w:sz="4"/>
+              <w:left w:val="single" w:color="C9CED6" w:sz="4"/>
+              <w:bottom w:val="single" w:color="C9CED6" w:sz="4"/>
+              <w:right w:val="single" w:color="C9CED6" w:sz="4"/>
+            </w:tcBorders>
+            <w:shd w:fill="F2F4F7" w:val="clear"/>
+            <w:tcMar>
+              <w:top w:type="dxa" w:w="70"/>
+              <w:left w:type="dxa" w:w="100"/>
+              <w:bottom w:type="dxa" w:w="70"/>
+              <w:right w:type="dxa" w:w="100"/>
+            </w:tcMar>
+          </w:tcPr>
+          <w:p>
+            <w:pPr>
+              <w:spacing w:after="0" w:line="252"/>
+            </w:pPr>
+            <w:r>
+              <w:rPr>
+                <w:rFonts w:ascii="Arial" w:cs="Arial" w:eastAsia="Arial" w:hAnsi="Arial"/>
+                <w:sz w:val="19"/>
+                <w:szCs w:val="19"/>
+              </w:rPr>
+              <w:t xml:space="preserve">SD card</w:t>
+            </w:r>
+          </w:p>
+        </w:tc>
+        <w:tc>
+          <w:tcPr>
+            <w:tcW w:type="dxa" w:w="7038"/>
+            <w:tcBorders>
+              <w:top w:val="single" w:color="C9CED6" w:sz="4"/>
+              <w:left w:val="single" w:color="C9CED6" w:sz="4"/>
+              <w:bottom w:val="single" w:color="C9CED6" w:sz="4"/>
+              <w:right w:val="single" w:color="C9CED6" w:sz="4"/>
+            </w:tcBorders>
+            <w:shd w:fill="F2F4F7" w:val="clear"/>
+            <w:tcMar>
+              <w:top w:type="dxa" w:w="70"/>
+              <w:left w:type="dxa" w:w="100"/>
+              <w:bottom w:type="dxa" w:w="70"/>
+              <w:right w:type="dxa" w:w="100"/>
+            </w:tcMar>
+          </w:tcPr>
+          <w:p>
+            <w:pPr>
+              <w:spacing w:after="0" w:line="252"/>
+            </w:pPr>
+            <w:r>
+              <w:rPr>
+                <w:rFonts w:ascii="Arial" w:cs="Arial" w:eastAsia="Arial" w:hAnsi="Arial"/>
+                <w:sz w:val="19"/>
+                <w:szCs w:val="19"/>
+              </w:rPr>
+              <w:t xml:space="preserve">Chip select GPIO17; the card shares the SPI lines with the screen. Not used.</w:t>
+            </w:r>
+          </w:p>
+        </w:tc>
+      </w:tr>
+      <w:tr>
+        <w:trPr>
+          <w:cantSplit/>
+        </w:trPr>
+        <w:tc>
+          <w:tcPr>
+            <w:tcW w:type="dxa" w:w="2600"/>
+            <w:tcBorders>
+              <w:top w:val="single" w:color="C9CED6" w:sz="4"/>
+              <w:left w:val="single" w:color="C9CED6" w:sz="4"/>
+              <w:bottom w:val="single" w:color="C9CED6" w:sz="4"/>
+              <w:right w:val="single" w:color="C9CED6" w:sz="4"/>
+            </w:tcBorders>
+            <w:tcMar>
+              <w:top w:type="dxa" w:w="70"/>
+              <w:left w:type="dxa" w:w="100"/>
+              <w:bottom w:type="dxa" w:w="70"/>
+              <w:right w:type="dxa" w:w="100"/>
+            </w:tcMar>
+          </w:tcPr>
+          <w:p>
+            <w:pPr>
+              <w:spacing w:after="0" w:line="252"/>
+            </w:pPr>
+            <w:r>
+              <w:rPr>
+                <w:rFonts w:ascii="Arial" w:cs="Arial" w:eastAsia="Arial" w:hAnsi="Arial"/>
+                <w:sz w:val="19"/>
+                <w:szCs w:val="19"/>
+              </w:rPr>
+              <w:t xml:space="preserve">Audio amplifier</w:t>
+            </w:r>
+          </w:p>
+        </w:tc>
+        <w:tc>
+          <w:tcPr>
+            <w:tcW w:type="dxa" w:w="7038"/>
+            <w:tcBorders>
+              <w:top w:val="single" w:color="C9CED6" w:sz="4"/>
+              <w:left w:val="single" w:color="C9CED6" w:sz="4"/>
+              <w:bottom w:val="single" w:color="C9CED6" w:sz="4"/>
+              <w:right w:val="single" w:color="C9CED6" w:sz="4"/>
+            </w:tcBorders>
+            <w:tcMar>
+              <w:top w:type="dxa" w:w="70"/>
+              <w:left w:type="dxa" w:w="100"/>
+              <w:bottom w:type="dxa" w:w="70"/>
+              <w:right w:type="dxa" w:w="100"/>
+            </w:tcMar>
+          </w:tcPr>
+          <w:p>
+            <w:pPr>
+              <w:spacing w:after="0" w:line="252"/>
+            </w:pPr>
+            <w:r>
+              <w:rPr>
+                <w:rFonts w:ascii="Arial" w:cs="Arial" w:eastAsia="Arial" w:hAnsi="Arial"/>
+                <w:sz w:val="19"/>
+                <w:szCs w:val="19"/>
+              </w:rPr>
+              <w:t xml:space="preserve">Enable on GPIO15 (kept off)</w:t>
+            </w:r>
+          </w:p>
+        </w:tc>
+      </w:tr>
+      <w:tr>
+        <w:trPr>
+          <w:cantSplit/>
+        </w:trPr>
+        <w:tc>
+          <w:tcPr>
+            <w:tcW w:type="dxa" w:w="2600"/>
+            <w:tcBorders>
+              <w:top w:val="single" w:color="C9CED6" w:sz="4"/>
+              <w:left w:val="single" w:color="C9CED6" w:sz="4"/>
+              <w:bottom w:val="single" w:color="C9CED6" w:sz="4"/>
+              <w:right w:val="single" w:color="C9CED6" w:sz="4"/>
+            </w:tcBorders>
+            <w:shd w:fill="F2F4F7" w:val="clear"/>
+            <w:tcMar>
+              <w:top w:type="dxa" w:w="70"/>
+              <w:left w:type="dxa" w:w="100"/>
+              <w:bottom w:type="dxa" w:w="70"/>
+              <w:right w:type="dxa" w:w="100"/>
+            </w:tcMar>
+          </w:tcPr>
+          <w:p>
+            <w:pPr>
+              <w:spacing w:after="0" w:line="252"/>
+            </w:pPr>
+            <w:r>
+              <w:rPr>
+                <w:rFonts w:ascii="Arial" w:cs="Arial" w:eastAsia="Arial" w:hAnsi="Arial"/>
+                <w:sz w:val="19"/>
+                <w:szCs w:val="19"/>
+              </w:rPr>
+              <w:t xml:space="preserve">Battery</w:t>
+            </w:r>
+          </w:p>
+        </w:tc>
+        <w:tc>
+          <w:tcPr>
+            <w:tcW w:type="dxa" w:w="7038"/>
+            <w:tcBorders>
+              <w:top w:val="single" w:color="C9CED6" w:sz="4"/>
+              <w:left w:val="single" w:color="C9CED6" w:sz="4"/>
+              <w:bottom w:val="single" w:color="C9CED6" w:sz="4"/>
+              <w:right w:val="single" w:color="C9CED6" w:sz="4"/>
+            </w:tcBorders>
+            <w:shd w:fill="F2F4F7" w:val="clear"/>
+            <w:tcMar>
+              <w:top w:type="dxa" w:w="70"/>
+              <w:left w:type="dxa" w:w="100"/>
+              <w:bottom w:type="dxa" w:w="70"/>
+              <w:right w:type="dxa" w:w="100"/>
+            </w:tcMar>
+          </w:tcPr>
+          <w:p>
+            <w:pPr>
+              <w:spacing w:after="0" w:line="252"/>
+            </w:pPr>
+            <w:r>
+              <w:rPr>
+                <w:rFonts w:ascii="Arial" w:cs="Arial" w:eastAsia="Arial" w:hAnsi="Arial"/>
+                <w:sz w:val="19"/>
+                <w:szCs w:val="19"/>
+              </w:rPr>
+              <w:t xml:space="preserve">Divider on GPIO0: battery voltage = ADC voltage × 3</w:t>
+            </w:r>
+          </w:p>
+        </w:tc>
+      </w:tr>
+      <w:tr>
+        <w:trPr>
+          <w:cantSplit/>
+        </w:trPr>
+        <w:tc>
+          <w:tcPr>
+            <w:tcW w:type="dxa" w:w="2600"/>
+            <w:tcBorders>
+              <w:top w:val="single" w:color="C9CED6" w:sz="4"/>
+              <w:left w:val="single" w:color="C9CED6" w:sz="4"/>
+              <w:bottom w:val="single" w:color="C9CED6" w:sz="4"/>
+              <w:right w:val="single" w:color="C9CED6" w:sz="4"/>
+            </w:tcBorders>
+            <w:tcMar>
+              <w:top w:type="dxa" w:w="70"/>
+              <w:left w:type="dxa" w:w="100"/>
+              <w:bottom w:type="dxa" w:w="70"/>
+              <w:right w:type="dxa" w:w="100"/>
+            </w:tcMar>
+          </w:tcPr>
+          <w:p>
+            <w:pPr>
+              <w:spacing w:after="0" w:line="252"/>
+            </w:pPr>
+            <w:r>
+              <w:rPr>
+                <w:rFonts w:ascii="Arial" w:cs="Arial" w:eastAsia="Arial" w:hAnsi="Arial"/>
+                <w:sz w:val="19"/>
+                <w:szCs w:val="19"/>
+              </w:rPr>
+              <w:t xml:space="preserve">USB</w:t>
+            </w:r>
+          </w:p>
+        </w:tc>
+        <w:tc>
+          <w:tcPr>
+            <w:tcW w:type="dxa" w:w="7038"/>
+            <w:tcBorders>
+              <w:top w:val="single" w:color="C9CED6" w:sz="4"/>
+              <w:left w:val="single" w:color="C9CED6" w:sz="4"/>
+              <w:bottom w:val="single" w:color="C9CED6" w:sz="4"/>
+              <w:right w:val="single" w:color="C9CED6" w:sz="4"/>
+            </w:tcBorders>
+            <w:tcMar>
+              <w:top w:type="dxa" w:w="70"/>
+              <w:left w:type="dxa" w:w="100"/>
+              <w:bottom w:type="dxa" w:w="70"/>
+              <w:right w:type="dxa" w:w="100"/>
+            </w:tcMar>
+          </w:tcPr>
+          <w:p>
+            <w:pPr>
+              <w:spacing w:after="0" w:line="252"/>
+            </w:pPr>
+            <w:r>
+              <w:rPr>
+                <w:rFonts w:ascii="Arial" w:cs="Arial" w:eastAsia="Arial" w:hAnsi="Arial"/>
+                <w:sz w:val="19"/>
+                <w:szCs w:val="19"/>
+              </w:rPr>
+              <w:t xml:space="preserve">The chip's own USB (serial over USB with "USB CDC On Boot")</w:t>
+            </w:r>
+          </w:p>
+        </w:tc>
+      </w:tr>
+    </w:tbl>
+    <w:p>
+      <w:pPr>
+        <w:spacing w:after="100"/>
+      </w:pPr>
+    </w:p>
+    <w:p>
+      <w:pPr>
+        <w:spacing w:after="120" w:line="264"/>
+      </w:pPr>
+      <w:r>
+        <w:rPr>
+          <w:rFonts w:ascii="Arial" w:cs="Arial" w:eastAsia="Arial" w:hAnsi="Arial"/>
+        </w:rPr>
+        <w:t xml:space="preserve">Arduino IDE settings: board "ESP32C6 Dev Module", USB CDC On Boot "Enabled", Flash Size 16MB, Partition Scheme "Default 4MB with spiffs", </w:t>
+      </w:r>
       <w:r>
         <w:rPr>
           <w:rFonts w:ascii="Consolas" w:cs="Consolas" w:eastAsia="Consolas" w:hAnsi="Consolas"/>
           <w:sz w:val="19"/>
           <w:szCs w:val="19"/>
         </w:rPr>
-        <w:t xml:space="preserve">bus_log.py</w:t>
-      </w:r>
-      <w:r>
-        <w:rPr>
-          <w:rFonts w:ascii="Arial" w:cs="Arial" w:eastAsia="Arial" w:hAnsi="Arial"/>
-        </w:rPr>
-        <w:t xml:space="preserve"> logs, every 30 seconds, the predicted arrival at Sköntorp from the SL API and from the TripUpdates feed, plus the GPS position of the approaching bus. When a bus reached the stop, the arrival was recorded by hand with </w:t>
+        <w:t xml:space="preserve">esp32</w:t>
+      </w:r>
+      <w:r>
+        <w:rPr>
+          <w:rFonts w:ascii="Arial" w:cs="Arial" w:eastAsia="Arial" w:hAnsi="Arial"/>
+        </w:rPr>
+        <w:t xml:space="preserve"> board package 3.3.x. Libraries: GFX Library for Arduino, U8g2, ArduinoJson (version 6 and 7 both compile; version 7 gives a harmless warning about </w:t>
       </w:r>
       <w:r>
         <w:rPr>
@@ -5062,27 +6177,462 @@
           <w:sz w:val="19"/>
           <w:szCs w:val="19"/>
         </w:rPr>
-        <w:t xml:space="preserve">bus_log.py mark</w:t>
-      </w:r>
-      <w:r>
-        <w:rPr>
-          <w:rFonts w:ascii="Arial" w:cs="Arial" w:eastAsia="Arial" w:hAnsi="Arial"/>
-        </w:rPr>
-        <w:t xml:space="preserve">. The report compares the predictions made 10, 5 and 2 minutes earlier with the marked time. </w:t>
-      </w:r>
+        <w:t xml:space="preserve">StaticJsonDocument</w:t>
+      </w:r>
+      <w:r>
+        <w:rPr>
+          <w:rFonts w:ascii="Arial" w:cs="Arial" w:eastAsia="Arial" w:hAnsi="Arial"/>
+        </w:rPr>
+        <w:t xml:space="preserve">). The private settings are in </w:t>
+      </w:r>
+      <w:r>
+        <w:rPr>
+          <w:rFonts w:ascii="Consolas" w:cs="Consolas" w:eastAsia="Consolas" w:hAnsi="Consolas"/>
+          <w:sz w:val="19"/>
+          <w:szCs w:val="19"/>
+        </w:rPr>
+        <w:t xml:space="preserve">config.h</w:t>
+      </w:r>
+      <w:r>
+        <w:rPr>
+          <w:rFonts w:ascii="Arial" w:cs="Arial" w:eastAsia="Arial" w:hAnsi="Arial"/>
+        </w:rPr>
+        <w:t xml:space="preserve">, in the same folder as the sketch.</w:t>
+      </w:r>
+    </w:p>
+    <w:p>
+      <w:pPr>
+        <w:pStyle w:val="Heading2"/>
+        <w:keepNext/>
+      </w:pPr>
+      <w:r>
+        <w:rPr>
+          <w:rFonts w:ascii="Arial" w:cs="Arial" w:eastAsia="Arial" w:hAnsi="Arial"/>
+        </w:rPr>
+        <w:t xml:space="preserve">7.2 What happens in one cycle</w:t>
+      </w:r>
+    </w:p>
+    <w:p>
+      <w:pPr>
+        <w:pStyle w:val="ListParagraph"/>
+        <w:numPr>
+          <w:ilvl w:val="0"/>
+          <w:numId w:val="5"/>
+        </w:numPr>
+        <w:spacing w:after="60" w:line="264"/>
+      </w:pPr>
+      <w:r>
+        <w:rPr>
+          <w:rFonts w:ascii="Arial" w:cs="Arial" w:eastAsia="Arial" w:hAnsi="Arial"/>
+        </w:rPr>
+        <w:t xml:space="preserve">The screen is off and the chip is in deep sleep.</w:t>
+      </w:r>
+    </w:p>
+    <w:p>
+      <w:pPr>
+        <w:pStyle w:val="ListParagraph"/>
+        <w:numPr>
+          <w:ilvl w:val="0"/>
+          <w:numId w:val="5"/>
+        </w:numPr>
+        <w:spacing w:after="60" w:line="264"/>
+      </w:pPr>
+      <w:r>
+        <w:rPr>
+          <w:rFonts w:ascii="Arial" w:cs="Arial" w:eastAsia="Arial" w:hAnsi="Arial"/>
+        </w:rPr>
+        <w:t xml:space="preserve">A touch pulls the touch chip's interrupt pin (GPIO5) low, which wakes the chip.</w:t>
+      </w:r>
+    </w:p>
+    <w:p>
+      <w:pPr>
+        <w:pStyle w:val="ListParagraph"/>
+        <w:numPr>
+          <w:ilvl w:val="0"/>
+          <w:numId w:val="5"/>
+        </w:numPr>
+        <w:spacing w:after="60" w:line="264"/>
+      </w:pPr>
+      <w:r>
+        <w:rPr>
+          <w:rFonts w:ascii="Arial" w:cs="Arial" w:eastAsia="Arial" w:hAnsi="Arial"/>
+        </w:rPr>
+        <w:t xml:space="preserve">Start-up: release the pin holds from the sleep, switch the amplifier off and deselect the SD card, start the display (this also resets the touch chip), draw "Hämtar…" and switch the backlight on.</w:t>
+      </w:r>
+    </w:p>
+    <w:p>
+      <w:pPr>
+        <w:pStyle w:val="ListParagraph"/>
+        <w:numPr>
+          <w:ilvl w:val="0"/>
+          <w:numId w:val="5"/>
+        </w:numPr>
+        <w:spacing w:after="60" w:line="264"/>
+      </w:pPr>
+      <w:r>
+        <w:rPr>
+          <w:rFonts w:ascii="Arial" w:cs="Arial" w:eastAsia="Arial" w:hAnsi="Arial"/>
+        </w:rPr>
+        <w:t xml:space="preserve">Join Wi-Fi: first with the channel and access point saved in RTC memory (well under a second), otherwise by scanning.</w:t>
+      </w:r>
+    </w:p>
+    <w:p>
+      <w:pPr>
+        <w:pStyle w:val="ListParagraph"/>
+        <w:numPr>
+          <w:ilvl w:val="0"/>
+          <w:numId w:val="5"/>
+        </w:numPr>
+        <w:spacing w:after="60" w:line="264"/>
+      </w:pPr>
+      <w:r>
+        <w:rPr>
+          <w:rFonts w:ascii="Arial" w:cs="Arial" w:eastAsia="Arial" w:hAnsi="Arial"/>
+        </w:rPr>
+        <w:t xml:space="preserve">Request </w:t>
+      </w:r>
+      <w:r>
+        <w:rPr>
+          <w:rFonts w:ascii="Consolas" w:cs="Consolas" w:eastAsia="Consolas" w:hAnsi="Consolas"/>
+          <w:sz w:val="19"/>
+          <w:szCs w:val="19"/>
+        </w:rPr>
+        <w:t xml:space="preserve">https://HOST/PATH?t=SECRET&amp;gps=1</w:t>
+      </w:r>
+      <w:r>
+        <w:rPr>
+          <w:rFonts w:ascii="Arial" w:cs="Arial" w:eastAsia="Arial" w:hAnsi="Arial"/>
+        </w:rPr>
+        <w:t xml:space="preserve"> and read the JSON.</w:t>
+      </w:r>
+    </w:p>
+    <w:p>
+      <w:pPr>
+        <w:pStyle w:val="ListParagraph"/>
+        <w:numPr>
+          <w:ilvl w:val="0"/>
+          <w:numId w:val="5"/>
+        </w:numPr>
+        <w:spacing w:after="60" w:line="264"/>
+      </w:pPr>
+      <w:r>
+        <w:rPr>
+          <w:rFonts w:ascii="Arial" w:cs="Arial" w:eastAsia="Arial" w:hAnsi="Arial"/>
+        </w:rPr>
+        <w:t xml:space="preserve">Draw the screen. Every 250 ms only the parts that changed are redrawn; new data is fetched every 20 seconds.</w:t>
+      </w:r>
+    </w:p>
+    <w:p>
+      <w:pPr>
+        <w:pStyle w:val="ListParagraph"/>
+        <w:numPr>
+          <w:ilvl w:val="0"/>
+          <w:numId w:val="5"/>
+        </w:numPr>
+        <w:spacing w:after="60" w:line="264"/>
+      </w:pPr>
+      <w:r>
+        <w:rPr>
+          <w:rFonts w:ascii="Arial" w:cs="Arial" w:eastAsia="Arial" w:hAnsi="Arial"/>
+        </w:rPr>
+        <w:t xml:space="preserve">A touch or a button press while awake refreshes at once and restarts the minute.</w:t>
+      </w:r>
+    </w:p>
+    <w:p>
+      <w:pPr>
+        <w:pStyle w:val="ListParagraph"/>
+        <w:numPr>
+          <w:ilvl w:val="0"/>
+          <w:numId w:val="5"/>
+        </w:numPr>
+        <w:spacing w:after="60" w:line="264"/>
+      </w:pPr>
+      <w:r>
+        <w:rPr>
+          <w:rFonts w:ascii="Arial" w:cs="Arial" w:eastAsia="Arial" w:hAnsi="Arial"/>
+        </w:rPr>
+        <w:t xml:space="preserve">After 60 seconds: Wi-Fi off, screen controller in sleep mode, backlight off, pins held, deep sleep.</w:t>
+      </w:r>
+    </w:p>
+    <w:p>
+      <w:pPr>
+        <w:pStyle w:val="Heading2"/>
+        <w:keepNext/>
+      </w:pPr>
+      <w:r>
+        <w:rPr>
+          <w:rFonts w:ascii="Arial" w:cs="Arial" w:eastAsia="Arial" w:hAnsi="Arial"/>
+        </w:rPr>
+        <w:t xml:space="preserve">7.3 Sleeping and waking</w:t>
+      </w:r>
+    </w:p>
+    <w:p>
+      <w:pPr>
+        <w:spacing w:after="120" w:line="264"/>
+      </w:pPr>
       <w:r>
         <w:rPr>
           <w:rFonts w:ascii="Arial" w:cs="Arial" w:eastAsia="Arial" w:hAnsi="Arial"/>
           <w:b/>
           <w:bCs/>
         </w:rPr>
-        <w:t xml:space="preserve">Error = predicted − actual</w:t>
-      </w:r>
-      <w:r>
-        <w:rPr>
-          <w:rFonts w:ascii="Arial" w:cs="Arial" w:eastAsia="Arial" w:hAnsi="Arial"/>
-        </w:rPr>
-        <w:t xml:space="preserve">; a positive value means that the bus arrived earlier than predicted. Values are in seconds; "n/a" means that nothing was logged near that time.</w:t>
+        <w:t xml:space="preserve">Why only touch can wake it.</w:t>
+      </w:r>
+      <w:r>
+        <w:rPr>
+          <w:rFonts w:ascii="Arial" w:cs="Arial" w:eastAsia="Arial" w:hAnsi="Arial"/>
+        </w:rPr>
+        <w:t xml:space="preserve"> The ESP32-C6 can wake from deep sleep only on GPIO0 to 7 (Espressif's documentation). The touch interrupt (GPIO5) is within that range; the BOOT (GPIO9) and PLUS (GPIO18) buttons are not, so they cannot wake the chip from deep sleep. The wake-up is configured as "EXT1, any low", because the pin idles high.</w:t>
+      </w:r>
+    </w:p>
+    <w:p>
+      <w:pPr>
+        <w:spacing w:after="120" w:line="264"/>
+      </w:pPr>
+      <w:r>
+        <w:rPr>
+          <w:rFonts w:ascii="Arial" w:cs="Arial" w:eastAsia="Arial" w:hAnsi="Arial"/>
+        </w:rPr>
+        <w:t xml:space="preserve">What the firmware does to make the touch wake-up work and to keep the sleep current low:</w:t>
+      </w:r>
+    </w:p>
+    <w:p>
+      <w:pPr>
+        <w:pStyle w:val="ListParagraph"/>
+        <w:numPr>
+          <w:ilvl w:val="0"/>
+          <w:numId w:val="2"/>
+        </w:numPr>
+        <w:spacing w:after="60" w:line="264"/>
+      </w:pPr>
+      <w:r>
+        <w:rPr>
+          <w:rFonts w:ascii="Arial" w:cs="Arial" w:eastAsia="Arial" w:hAnsi="Arial"/>
+          <w:b/>
+          <w:bCs/>
+        </w:rPr>
+        <w:t xml:space="preserve">Pin holds.</w:t>
+      </w:r>
+      <w:r>
+        <w:rPr>
+          <w:rFonts w:ascii="Arial" w:cs="Arial" w:eastAsia="Arial" w:hAnsi="Arial"/>
+        </w:rPr>
+        <w:t xml:space="preserve"> Before sleeping, GPIO4 (reset of screen and touch chip) is held high, the backlight low, the screen and SD chip selects high and the amplifier enable low. On the ESP32-C6 each pin is held with </w:t>
+      </w:r>
+      <w:r>
+        <w:rPr>
+          <w:rFonts w:ascii="Consolas" w:cs="Consolas" w:eastAsia="Consolas" w:hAnsi="Consolas"/>
+          <w:sz w:val="19"/>
+          <w:szCs w:val="19"/>
+        </w:rPr>
+        <w:t xml:space="preserve">gpio_hold_en()</w:t>
+      </w:r>
+      <w:r>
+        <w:rPr>
+          <w:rFonts w:ascii="Arial" w:cs="Arial" w:eastAsia="Arial" w:hAnsi="Arial"/>
+        </w:rPr>
+        <w:t xml:space="preserve">; the function </w:t>
+      </w:r>
+      <w:r>
+        <w:rPr>
+          <w:rFonts w:ascii="Consolas" w:cs="Consolas" w:eastAsia="Consolas" w:hAnsi="Consolas"/>
+          <w:sz w:val="19"/>
+          <w:szCs w:val="19"/>
+        </w:rPr>
+        <w:t xml:space="preserve">gpio_deep_sleep_hold_en()</w:t>
+      </w:r>
+      <w:r>
+        <w:rPr>
+          <w:rFonts w:ascii="Arial" w:cs="Arial" w:eastAsia="Arial" w:hAnsi="Arial"/>
+        </w:rPr>
+        <w:t xml:space="preserve"> used on older chips does not exist for it. After wake-up each pin is first set to the level it was holding, and only then released, so that no glitch resets the touch chip.</w:t>
+      </w:r>
+    </w:p>
+    <w:p>
+      <w:pPr>
+        <w:pStyle w:val="ListParagraph"/>
+        <w:numPr>
+          <w:ilvl w:val="0"/>
+          <w:numId w:val="2"/>
+        </w:numPr>
+        <w:spacing w:after="60" w:line="264"/>
+      </w:pPr>
+      <w:r>
+        <w:rPr>
+          <w:rFonts w:ascii="Arial" w:cs="Arial" w:eastAsia="Arial" w:hAnsi="Arial"/>
+          <w:b/>
+          <w:bCs/>
+        </w:rPr>
+        <w:t xml:space="preserve">Finger release.</w:t>
+      </w:r>
+      <w:r>
+        <w:rPr>
+          <w:rFonts w:ascii="Arial" w:cs="Arial" w:eastAsia="Arial" w:hAnsi="Arial"/>
+        </w:rPr>
+        <w:t xml:space="preserve"> The firmware waits until the touch interrupt is high again (a finger on the glass would wake it straight away) and reads the touch chip once to clear a pending touch.</w:t>
+      </w:r>
+    </w:p>
+    <w:p>
+      <w:pPr>
+        <w:pStyle w:val="ListParagraph"/>
+        <w:numPr>
+          <w:ilvl w:val="0"/>
+          <w:numId w:val="2"/>
+        </w:numPr>
+        <w:spacing w:after="60" w:line="264"/>
+      </w:pPr>
+      <w:r>
+        <w:rPr>
+          <w:rFonts w:ascii="Arial" w:cs="Arial" w:eastAsia="Arial" w:hAnsi="Arial"/>
+          <w:b/>
+          <w:bCs/>
+        </w:rPr>
+        <w:t xml:space="preserve">Safety.</w:t>
+      </w:r>
+      <w:r>
+        <w:rPr>
+          <w:rFonts w:ascii="Arial" w:cs="Arial" w:eastAsia="Arial" w:hAnsi="Arial"/>
+        </w:rPr>
+        <w:t xml:space="preserve"> If the interrupt is still low after 3 seconds, the chip sleeps with a 5-minute timer instead of the touch wake-up, to avoid a wake-up loop that would empty the battery.</w:t>
+      </w:r>
+    </w:p>
+    <w:p>
+      <w:pPr>
+        <w:pStyle w:val="ListParagraph"/>
+        <w:numPr>
+          <w:ilvl w:val="0"/>
+          <w:numId w:val="2"/>
+        </w:numPr>
+        <w:spacing w:after="60" w:line="264"/>
+      </w:pPr>
+      <w:r>
+        <w:rPr>
+          <w:rFonts w:ascii="Arial" w:cs="Arial" w:eastAsia="Arial" w:hAnsi="Arial"/>
+          <w:b/>
+          <w:bCs/>
+        </w:rPr>
+        <w:t xml:space="preserve">Screen controller.</w:t>
+      </w:r>
+      <w:r>
+        <w:rPr>
+          <w:rFonts w:ascii="Arial" w:cs="Arial" w:eastAsia="Arial" w:hAnsi="Arial"/>
+        </w:rPr>
+        <w:t xml:space="preserve"> The ST7789 is put into "sleep in" mode, which draws far less current than only switching the backlight off.</w:t>
+      </w:r>
+    </w:p>
+    <w:p>
+      <w:pPr>
+        <w:pStyle w:val="ListParagraph"/>
+        <w:numPr>
+          <w:ilvl w:val="0"/>
+          <w:numId w:val="2"/>
+        </w:numPr>
+        <w:spacing w:after="60" w:line="264"/>
+      </w:pPr>
+      <w:r>
+        <w:rPr>
+          <w:rFonts w:ascii="Arial" w:cs="Arial" w:eastAsia="Arial" w:hAnsi="Arial"/>
+          <w:b/>
+          <w:bCs/>
+        </w:rPr>
+        <w:t xml:space="preserve">Light-sleep alternative.</w:t>
+      </w:r>
+      <w:r>
+        <w:rPr>
+          <w:rFonts w:ascii="Arial" w:cs="Arial" w:eastAsia="Arial" w:hAnsi="Arial"/>
+        </w:rPr>
+        <w:t xml:space="preserve"> </w:t>
+      </w:r>
+      <w:r>
+        <w:rPr>
+          <w:rFonts w:ascii="Consolas" w:cs="Consolas" w:eastAsia="Consolas" w:hAnsi="Consolas"/>
+          <w:sz w:val="19"/>
+          <w:szCs w:val="19"/>
+        </w:rPr>
+        <w:t xml:space="preserve">USE_DEEP_SLEEP 0</w:t>
+      </w:r>
+      <w:r>
+        <w:rPr>
+          <w:rFonts w:ascii="Arial" w:cs="Arial" w:eastAsia="Arial" w:hAnsi="Arial"/>
+        </w:rPr>
+        <w:t xml:space="preserve"> in </w:t>
+      </w:r>
+      <w:r>
+        <w:rPr>
+          <w:rFonts w:ascii="Consolas" w:cs="Consolas" w:eastAsia="Consolas" w:hAnsi="Consolas"/>
+          <w:sz w:val="19"/>
+          <w:szCs w:val="19"/>
+        </w:rPr>
+        <w:t xml:space="preserve">config.h</w:t>
+      </w:r>
+      <w:r>
+        <w:rPr>
+          <w:rFonts w:ascii="Arial" w:cs="Arial" w:eastAsia="Arial" w:hAnsi="Arial"/>
+        </w:rPr>
+        <w:t xml:space="preserve"> selects light sleep, which wakes on touch </w:t>
+      </w:r>
+      <w:r>
+        <w:rPr>
+          <w:rFonts w:ascii="Arial" w:cs="Arial" w:eastAsia="Arial" w:hAnsi="Arial"/>
+          <w:b/>
+          <w:bCs/>
+        </w:rPr>
+        <w:t xml:space="preserve">and</w:t>
+      </w:r>
+      <w:r>
+        <w:rPr>
+          <w:rFonts w:ascii="Arial" w:cs="Arial" w:eastAsia="Arial" w:hAnsi="Arial"/>
+        </w:rPr>
+        <w:t xml:space="preserve"> on the BOOT and PLUS buttons and keeps the memory; it is the fallback if the touch wake-up would not work.</w:t>
+      </w:r>
+    </w:p>
+    <w:p>
+      <w:pPr>
+        <w:pStyle w:val="ListParagraph"/>
+        <w:numPr>
+          <w:ilvl w:val="0"/>
+          <w:numId w:val="2"/>
+        </w:numPr>
+        <w:spacing w:after="60" w:line="264"/>
+      </w:pPr>
+      <w:r>
+        <w:rPr>
+          <w:rFonts w:ascii="Arial" w:cs="Arial" w:eastAsia="Arial" w:hAnsi="Arial"/>
+          <w:b/>
+          <w:bCs/>
+        </w:rPr>
+        <w:t xml:space="preserve">Wake-up letter.</w:t>
+      </w:r>
+      <w:r>
+        <w:rPr>
+          <w:rFonts w:ascii="Arial" w:cs="Arial" w:eastAsia="Arial" w:hAnsi="Arial"/>
+        </w:rPr>
+        <w:t xml:space="preserve"> A small letter in the bottom right corner shows why the chip woke: T = touch, P = power on or restart, L = light sleep, ? = other (turned off with </w:t>
+      </w:r>
+      <w:r>
+        <w:rPr>
+          <w:rFonts w:ascii="Consolas" w:cs="Consolas" w:eastAsia="Consolas" w:hAnsi="Consolas"/>
+          <w:sz w:val="19"/>
+          <w:szCs w:val="19"/>
+        </w:rPr>
+        <w:t xml:space="preserve">SHOW_WAKE_INFO 0</w:t>
+      </w:r>
+      <w:r>
+        <w:rPr>
+          <w:rFonts w:ascii="Arial" w:cs="Arial" w:eastAsia="Arial" w:hAnsi="Arial"/>
+        </w:rPr>
+        <w:t xml:space="preserve">).</w:t>
+      </w:r>
+    </w:p>
+    <w:p>
+      <w:pPr>
+        <w:spacing w:after="120" w:line="264"/>
+      </w:pPr>
+      <w:r>
+        <w:rPr>
+          <w:rFonts w:ascii="Arial" w:cs="Arial" w:eastAsia="Arial" w:hAnsi="Arial"/>
+        </w:rPr>
+        <w:t xml:space="preserve">Not controlled by the firmware: the audio chips, the motion sensor, the charger and the voltage regulators of the board also draw current while the chip sleeps. The sleep current has not been measured, and the battery life is therefore not known (section 9).</w:t>
       </w:r>
     </w:p>
     <w:p>
@@ -5094,7 +6644,1352 @@
         <w:rPr>
           <w:rFonts w:ascii="Arial" w:cs="Arial" w:eastAsia="Arial" w:hAnsi="Arial"/>
         </w:rPr>
-        <w:t xml:space="preserve">7.2 Results for six buses</w:t>
+        <w:t xml:space="preserve">7.4 Time and numbers</w:t>
+      </w:r>
+    </w:p>
+    <w:p>
+      <w:pPr>
+        <w:spacing w:after="120" w:line="264"/>
+      </w:pPr>
+      <w:r>
+        <w:rPr>
+          <w:rFonts w:ascii="Arial" w:cs="Arial" w:eastAsia="Arial" w:hAnsi="Arial"/>
+        </w:rPr>
+        <w:t xml:space="preserve">The gadget needs no clock or time zone of its own. The JSON contains the server's time of day (</w:t>
+      </w:r>
+      <w:r>
+        <w:rPr>
+          <w:rFonts w:ascii="Consolas" w:cs="Consolas" w:eastAsia="Consolas" w:hAnsi="Consolas"/>
+          <w:sz w:val="19"/>
+          <w:szCs w:val="19"/>
+        </w:rPr>
+        <w:t xml:space="preserve">now</w:t>
+      </w:r>
+      <w:r>
+        <w:rPr>
+          <w:rFonts w:ascii="Arial" w:cs="Arial" w:eastAsia="Arial" w:hAnsi="Arial"/>
+        </w:rPr>
+        <w:t xml:space="preserve">, Stockholm time) and each bus's arrival time of day (</w:t>
+      </w:r>
+      <w:r>
+        <w:rPr>
+          <w:rFonts w:ascii="Consolas" w:cs="Consolas" w:eastAsia="Consolas" w:hAnsi="Consolas"/>
+          <w:sz w:val="19"/>
+          <w:szCs w:val="19"/>
+        </w:rPr>
+        <w:t xml:space="preserve">arrives</w:t>
+      </w:r>
+      <w:r>
+        <w:rPr>
+          <w:rFonts w:ascii="Arial" w:cs="Arial" w:eastAsia="Arial" w:hAnsi="Arial"/>
+        </w:rPr>
+        <w:t xml:space="preserve">). The firmware stores the server time at the moment of the request (the middle of the request, since the server read its clock about half-way through) and adds the time that has passed since. Minutes left = arrival − that time. The rules from the web page apply: with a GPS position "Nu" only when the bus is at Sköntorp, otherwise at least "Om 1 min"; the delay text and the abbreviations are the same. Battery percentage: voltage between 3.3 V (0 %) and 4.15 V (100 %) on a straight line, an approximation of a LiPo curve.</w:t>
+      </w:r>
+    </w:p>
+    <w:p>
+      <w:pPr>
+        <w:pStyle w:val="Heading2"/>
+        <w:keepNext/>
+      </w:pPr>
+      <w:r>
+        <w:rPr>
+          <w:rFonts w:ascii="Arial" w:cs="Arial" w:eastAsia="Arial" w:hAnsi="Arial"/>
+        </w:rPr>
+        <w:t xml:space="preserve">7.5 The screen</w:t>
+      </w:r>
+    </w:p>
+    <w:p>
+      <w:pPr>
+        <w:spacing w:after="120" w:line="264"/>
+      </w:pPr>
+      <w:r>
+        <w:rPr>
+          <w:rFonts w:ascii="Arial" w:cs="Arial" w:eastAsia="Arial" w:hAnsi="Arial"/>
+        </w:rPr>
+        <w:t xml:space="preserve">The screen is divided into regions. Each region has a signature of what it shows, and it is only cleared and redrawn when the signature changes, so nothing flickers.</w:t>
+      </w:r>
+    </w:p>
+    <w:tbl>
+      <w:tblPr>
+        <w:tblW w:type="dxa" w:w="9638"/>
+        <w:tblBorders>
+          <w:top w:val="single" w:color="auto" w:sz="4"/>
+          <w:left w:val="single" w:color="auto" w:sz="4"/>
+          <w:bottom w:val="single" w:color="auto" w:sz="4"/>
+          <w:right w:val="single" w:color="auto" w:sz="4"/>
+          <w:insideH w:val="single" w:color="auto" w:sz="4"/>
+          <w:insideV w:val="single" w:color="auto" w:sz="4"/>
+        </w:tblBorders>
+      </w:tblPr>
+      <w:tblGrid>
+        <w:gridCol w:w="1700"/>
+        <w:gridCol w:w="4800"/>
+        <w:gridCol w:w="3138"/>
+      </w:tblGrid>
+      <w:tr>
+        <w:trPr>
+          <w:cantSplit/>
+          <w:tblHeader/>
+        </w:trPr>
+        <w:tc>
+          <w:tcPr>
+            <w:tcW w:type="dxa" w:w="1700"/>
+            <w:tcBorders>
+              <w:top w:val="single" w:color="C9CED6" w:sz="4"/>
+              <w:left w:val="single" w:color="C9CED6" w:sz="4"/>
+              <w:bottom w:val="single" w:color="C9CED6" w:sz="4"/>
+              <w:right w:val="single" w:color="C9CED6" w:sz="4"/>
+            </w:tcBorders>
+            <w:shd w:fill="1F4E8C" w:val="clear"/>
+            <w:tcMar>
+              <w:top w:type="dxa" w:w="70"/>
+              <w:left w:type="dxa" w:w="100"/>
+              <w:bottom w:type="dxa" w:w="70"/>
+              <w:right w:type="dxa" w:w="100"/>
+            </w:tcMar>
+          </w:tcPr>
+          <w:p>
+            <w:pPr>
+              <w:spacing w:after="0" w:line="252"/>
+            </w:pPr>
+            <w:r>
+              <w:rPr>
+                <w:rFonts w:ascii="Arial" w:cs="Arial" w:eastAsia="Arial" w:hAnsi="Arial"/>
+                <w:b/>
+                <w:bCs/>
+                <w:color w:val="FFFFFF"/>
+                <w:sz w:val="19"/>
+                <w:szCs w:val="19"/>
+              </w:rPr>
+              <w:t xml:space="preserve">Region</w:t>
+            </w:r>
+          </w:p>
+        </w:tc>
+        <w:tc>
+          <w:tcPr>
+            <w:tcW w:type="dxa" w:w="4800"/>
+            <w:tcBorders>
+              <w:top w:val="single" w:color="C9CED6" w:sz="4"/>
+              <w:left w:val="single" w:color="C9CED6" w:sz="4"/>
+              <w:bottom w:val="single" w:color="C9CED6" w:sz="4"/>
+              <w:right w:val="single" w:color="C9CED6" w:sz="4"/>
+            </w:tcBorders>
+            <w:shd w:fill="1F4E8C" w:val="clear"/>
+            <w:tcMar>
+              <w:top w:type="dxa" w:w="70"/>
+              <w:left w:type="dxa" w:w="100"/>
+              <w:bottom w:type="dxa" w:w="70"/>
+              <w:right w:type="dxa" w:w="100"/>
+            </w:tcMar>
+          </w:tcPr>
+          <w:p>
+            <w:pPr>
+              <w:spacing w:after="0" w:line="252"/>
+            </w:pPr>
+            <w:r>
+              <w:rPr>
+                <w:rFonts w:ascii="Arial" w:cs="Arial" w:eastAsia="Arial" w:hAnsi="Arial"/>
+                <w:b/>
+                <w:bCs/>
+                <w:color w:val="FFFFFF"/>
+                <w:sz w:val="19"/>
+                <w:szCs w:val="19"/>
+              </w:rPr>
+              <w:t xml:space="preserve">Content</w:t>
+            </w:r>
+          </w:p>
+        </w:tc>
+        <w:tc>
+          <w:tcPr>
+            <w:tcW w:type="dxa" w:w="3138"/>
+            <w:tcBorders>
+              <w:top w:val="single" w:color="C9CED6" w:sz="4"/>
+              <w:left w:val="single" w:color="C9CED6" w:sz="4"/>
+              <w:bottom w:val="single" w:color="C9CED6" w:sz="4"/>
+              <w:right w:val="single" w:color="C9CED6" w:sz="4"/>
+            </w:tcBorders>
+            <w:shd w:fill="1F4E8C" w:val="clear"/>
+            <w:tcMar>
+              <w:top w:type="dxa" w:w="70"/>
+              <w:left w:type="dxa" w:w="100"/>
+              <w:bottom w:type="dxa" w:w="70"/>
+              <w:right w:type="dxa" w:w="100"/>
+            </w:tcMar>
+          </w:tcPr>
+          <w:p>
+            <w:pPr>
+              <w:spacing w:after="0" w:line="252"/>
+            </w:pPr>
+            <w:r>
+              <w:rPr>
+                <w:rFonts w:ascii="Arial" w:cs="Arial" w:eastAsia="Arial" w:hAnsi="Arial"/>
+                <w:b/>
+                <w:bCs/>
+                <w:color w:val="FFFFFF"/>
+                <w:sz w:val="19"/>
+                <w:szCs w:val="19"/>
+              </w:rPr>
+              <w:t xml:space="preserve">Colour</w:t>
+            </w:r>
+          </w:p>
+        </w:tc>
+      </w:tr>
+      <w:tr>
+        <w:trPr>
+          <w:cantSplit/>
+        </w:trPr>
+        <w:tc>
+          <w:tcPr>
+            <w:tcW w:type="dxa" w:w="1700"/>
+            <w:tcBorders>
+              <w:top w:val="single" w:color="C9CED6" w:sz="4"/>
+              <w:left w:val="single" w:color="C9CED6" w:sz="4"/>
+              <w:bottom w:val="single" w:color="C9CED6" w:sz="4"/>
+              <w:right w:val="single" w:color="C9CED6" w:sz="4"/>
+            </w:tcBorders>
+            <w:tcMar>
+              <w:top w:type="dxa" w:w="70"/>
+              <w:left w:type="dxa" w:w="100"/>
+              <w:bottom w:type="dxa" w:w="70"/>
+              <w:right w:type="dxa" w:w="100"/>
+            </w:tcMar>
+          </w:tcPr>
+          <w:p>
+            <w:pPr>
+              <w:spacing w:after="0" w:line="252"/>
+            </w:pPr>
+            <w:r>
+              <w:rPr>
+                <w:rFonts w:ascii="Arial" w:cs="Arial" w:eastAsia="Arial" w:hAnsi="Arial"/>
+                <w:sz w:val="18"/>
+                <w:szCs w:val="18"/>
+              </w:rPr>
+              <w:t xml:space="preserve">Header</w:t>
+            </w:r>
+          </w:p>
+        </w:tc>
+        <w:tc>
+          <w:tcPr>
+            <w:tcW w:type="dxa" w:w="4800"/>
+            <w:tcBorders>
+              <w:top w:val="single" w:color="C9CED6" w:sz="4"/>
+              <w:left w:val="single" w:color="C9CED6" w:sz="4"/>
+              <w:bottom w:val="single" w:color="C9CED6" w:sz="4"/>
+              <w:right w:val="single" w:color="C9CED6" w:sz="4"/>
+            </w:tcBorders>
+            <w:tcMar>
+              <w:top w:type="dxa" w:w="70"/>
+              <w:left w:type="dxa" w:w="100"/>
+              <w:bottom w:type="dxa" w:w="70"/>
+              <w:right w:type="dxa" w:w="100"/>
+            </w:tcMar>
+          </w:tcPr>
+          <w:p>
+            <w:pPr>
+              <w:spacing w:after="0" w:line="252"/>
+            </w:pPr>
+            <w:r>
+              <w:rPr>
+                <w:rFonts w:ascii="Arial" w:cs="Arial" w:eastAsia="Arial" w:hAnsi="Arial"/>
+                <w:sz w:val="18"/>
+                <w:szCs w:val="18"/>
+              </w:rPr>
+              <w:t xml:space="preserve">"Buss 168 mot Sös" and battery percentage</w:t>
+            </w:r>
+          </w:p>
+        </w:tc>
+        <w:tc>
+          <w:tcPr>
+            <w:tcW w:type="dxa" w:w="3138"/>
+            <w:tcBorders>
+              <w:top w:val="single" w:color="C9CED6" w:sz="4"/>
+              <w:left w:val="single" w:color="C9CED6" w:sz="4"/>
+              <w:bottom w:val="single" w:color="C9CED6" w:sz="4"/>
+              <w:right w:val="single" w:color="C9CED6" w:sz="4"/>
+            </w:tcBorders>
+            <w:tcMar>
+              <w:top w:type="dxa" w:w="70"/>
+              <w:left w:type="dxa" w:w="100"/>
+              <w:bottom w:type="dxa" w:w="70"/>
+              <w:right w:type="dxa" w:w="100"/>
+            </w:tcMar>
+          </w:tcPr>
+          <w:p>
+            <w:pPr>
+              <w:spacing w:after="0" w:line="252"/>
+            </w:pPr>
+            <w:r>
+              <w:rPr>
+                <w:rFonts w:ascii="Arial" w:cs="Arial" w:eastAsia="Arial" w:hAnsi="Arial"/>
+                <w:sz w:val="18"/>
+                <w:szCs w:val="18"/>
+              </w:rPr>
+              <w:t xml:space="preserve">White (battery red below 20 %)</w:t>
+            </w:r>
+          </w:p>
+        </w:tc>
+      </w:tr>
+      <w:tr>
+        <w:trPr>
+          <w:cantSplit/>
+        </w:trPr>
+        <w:tc>
+          <w:tcPr>
+            <w:tcW w:type="dxa" w:w="1700"/>
+            <w:tcBorders>
+              <w:top w:val="single" w:color="C9CED6" w:sz="4"/>
+              <w:left w:val="single" w:color="C9CED6" w:sz="4"/>
+              <w:bottom w:val="single" w:color="C9CED6" w:sz="4"/>
+              <w:right w:val="single" w:color="C9CED6" w:sz="4"/>
+            </w:tcBorders>
+            <w:shd w:fill="F2F4F7" w:val="clear"/>
+            <w:tcMar>
+              <w:top w:type="dxa" w:w="70"/>
+              <w:left w:type="dxa" w:w="100"/>
+              <w:bottom w:type="dxa" w:w="70"/>
+              <w:right w:type="dxa" w:w="100"/>
+            </w:tcMar>
+          </w:tcPr>
+          <w:p>
+            <w:pPr>
+              <w:spacing w:after="0" w:line="252"/>
+            </w:pPr>
+            <w:r>
+              <w:rPr>
+                <w:rFonts w:ascii="Arial" w:cs="Arial" w:eastAsia="Arial" w:hAnsi="Arial"/>
+                <w:sz w:val="18"/>
+                <w:szCs w:val="18"/>
+              </w:rPr>
+              <w:t xml:space="preserve">Countdown</w:t>
+            </w:r>
+          </w:p>
+        </w:tc>
+        <w:tc>
+          <w:tcPr>
+            <w:tcW w:type="dxa" w:w="4800"/>
+            <w:tcBorders>
+              <w:top w:val="single" w:color="C9CED6" w:sz="4"/>
+              <w:left w:val="single" w:color="C9CED6" w:sz="4"/>
+              <w:bottom w:val="single" w:color="C9CED6" w:sz="4"/>
+              <w:right w:val="single" w:color="C9CED6" w:sz="4"/>
+            </w:tcBorders>
+            <w:shd w:fill="F2F4F7" w:val="clear"/>
+            <w:tcMar>
+              <w:top w:type="dxa" w:w="70"/>
+              <w:left w:type="dxa" w:w="100"/>
+              <w:bottom w:type="dxa" w:w="70"/>
+              <w:right w:type="dxa" w:w="100"/>
+            </w:tcMar>
+          </w:tcPr>
+          <w:p>
+            <w:pPr>
+              <w:spacing w:after="0" w:line="252"/>
+            </w:pPr>
+            <w:r>
+              <w:rPr>
+                <w:rFonts w:ascii="Arial" w:cs="Arial" w:eastAsia="Arial" w:hAnsi="Arial"/>
+                <w:sz w:val="18"/>
+                <w:szCs w:val="18"/>
+              </w:rPr>
+              <w:t xml:space="preserve">"Om 4 min", "Nu", or "Hämtar…" / "Inga avgångar" / "Fel"</w:t>
+            </w:r>
+          </w:p>
+        </w:tc>
+        <w:tc>
+          <w:tcPr>
+            <w:tcW w:type="dxa" w:w="3138"/>
+            <w:tcBorders>
+              <w:top w:val="single" w:color="C9CED6" w:sz="4"/>
+              <w:left w:val="single" w:color="C9CED6" w:sz="4"/>
+              <w:bottom w:val="single" w:color="C9CED6" w:sz="4"/>
+              <w:right w:val="single" w:color="C9CED6" w:sz="4"/>
+            </w:tcBorders>
+            <w:shd w:fill="F2F4F7" w:val="clear"/>
+            <w:tcMar>
+              <w:top w:type="dxa" w:w="70"/>
+              <w:left w:type="dxa" w:w="100"/>
+              <w:bottom w:type="dxa" w:w="70"/>
+              <w:right w:type="dxa" w:w="100"/>
+            </w:tcMar>
+          </w:tcPr>
+          <w:p>
+            <w:pPr>
+              <w:spacing w:after="0" w:line="252"/>
+            </w:pPr>
+            <w:r>
+              <w:rPr>
+                <w:rFonts w:ascii="Arial" w:cs="Arial" w:eastAsia="Arial" w:hAnsi="Arial"/>
+                <w:sz w:val="18"/>
+                <w:szCs w:val="18"/>
+              </w:rPr>
+              <w:t xml:space="preserve">Green = live, amber = timetable; white for messages, red for errors</w:t>
+            </w:r>
+          </w:p>
+        </w:tc>
+      </w:tr>
+      <w:tr>
+        <w:trPr>
+          <w:cantSplit/>
+        </w:trPr>
+        <w:tc>
+          <w:tcPr>
+            <w:tcW w:type="dxa" w:w="1700"/>
+            <w:tcBorders>
+              <w:top w:val="single" w:color="C9CED6" w:sz="4"/>
+              <w:left w:val="single" w:color="C9CED6" w:sz="4"/>
+              <w:bottom w:val="single" w:color="C9CED6" w:sz="4"/>
+              <w:right w:val="single" w:color="C9CED6" w:sz="4"/>
+            </w:tcBorders>
+            <w:tcMar>
+              <w:top w:type="dxa" w:w="70"/>
+              <w:left w:type="dxa" w:w="100"/>
+              <w:bottom w:type="dxa" w:w="70"/>
+              <w:right w:type="dxa" w:w="100"/>
+            </w:tcMar>
+          </w:tcPr>
+          <w:p>
+            <w:pPr>
+              <w:spacing w:after="0" w:line="252"/>
+            </w:pPr>
+            <w:r>
+              <w:rPr>
+                <w:rFonts w:ascii="Arial" w:cs="Arial" w:eastAsia="Arial" w:hAnsi="Arial"/>
+                <w:sz w:val="18"/>
+                <w:szCs w:val="18"/>
+              </w:rPr>
+              <w:t xml:space="preserve">Time and delay</w:t>
+            </w:r>
+          </w:p>
+        </w:tc>
+        <w:tc>
+          <w:tcPr>
+            <w:tcW w:type="dxa" w:w="4800"/>
+            <w:tcBorders>
+              <w:top w:val="single" w:color="C9CED6" w:sz="4"/>
+              <w:left w:val="single" w:color="C9CED6" w:sz="4"/>
+              <w:bottom w:val="single" w:color="C9CED6" w:sz="4"/>
+              <w:right w:val="single" w:color="C9CED6" w:sz="4"/>
+            </w:tcBorders>
+            <w:tcMar>
+              <w:top w:type="dxa" w:w="70"/>
+              <w:left w:type="dxa" w:w="100"/>
+              <w:bottom w:type="dxa" w:w="70"/>
+              <w:right w:type="dxa" w:w="100"/>
+            </w:tcMar>
+          </w:tcPr>
+          <w:p>
+            <w:pPr>
+              <w:spacing w:after="0" w:line="252"/>
+            </w:pPr>
+            <w:r>
+              <w:rPr>
+                <w:rFonts w:ascii="Arial" w:cs="Arial" w:eastAsia="Arial" w:hAnsi="Arial"/>
+                <w:sz w:val="18"/>
+                <w:szCs w:val="18"/>
+              </w:rPr>
+              <w:t xml:space="preserve">"13:39 · i tid"</w:t>
+            </w:r>
+          </w:p>
+        </w:tc>
+        <w:tc>
+          <w:tcPr>
+            <w:tcW w:type="dxa" w:w="3138"/>
+            <w:tcBorders>
+              <w:top w:val="single" w:color="C9CED6" w:sz="4"/>
+              <w:left w:val="single" w:color="C9CED6" w:sz="4"/>
+              <w:bottom w:val="single" w:color="C9CED6" w:sz="4"/>
+              <w:right w:val="single" w:color="C9CED6" w:sz="4"/>
+            </w:tcBorders>
+            <w:tcMar>
+              <w:top w:type="dxa" w:w="70"/>
+              <w:left w:type="dxa" w:w="100"/>
+              <w:bottom w:type="dxa" w:w="70"/>
+              <w:right w:type="dxa" w:w="100"/>
+            </w:tcMar>
+          </w:tcPr>
+          <w:p>
+            <w:pPr>
+              <w:spacing w:after="0" w:line="252"/>
+            </w:pPr>
+            <w:r>
+              <w:rPr>
+                <w:rFonts w:ascii="Arial" w:cs="Arial" w:eastAsia="Arial" w:hAnsi="Arial"/>
+                <w:sz w:val="18"/>
+                <w:szCs w:val="18"/>
+              </w:rPr>
+              <w:t xml:space="preserve">Same colour as the countdown</w:t>
+            </w:r>
+          </w:p>
+        </w:tc>
+      </w:tr>
+      <w:tr>
+        <w:trPr>
+          <w:cantSplit/>
+        </w:trPr>
+        <w:tc>
+          <w:tcPr>
+            <w:tcW w:type="dxa" w:w="1700"/>
+            <w:tcBorders>
+              <w:top w:val="single" w:color="C9CED6" w:sz="4"/>
+              <w:left w:val="single" w:color="C9CED6" w:sz="4"/>
+              <w:bottom w:val="single" w:color="C9CED6" w:sz="4"/>
+              <w:right w:val="single" w:color="C9CED6" w:sz="4"/>
+            </w:tcBorders>
+            <w:shd w:fill="F2F4F7" w:val="clear"/>
+            <w:tcMar>
+              <w:top w:type="dxa" w:w="70"/>
+              <w:left w:type="dxa" w:w="100"/>
+              <w:bottom w:type="dxa" w:w="70"/>
+              <w:right w:type="dxa" w:w="100"/>
+            </w:tcMar>
+          </w:tcPr>
+          <w:p>
+            <w:pPr>
+              <w:spacing w:after="0" w:line="252"/>
+            </w:pPr>
+            <w:r>
+              <w:rPr>
+                <w:rFonts w:ascii="Arial" w:cs="Arial" w:eastAsia="Arial" w:hAnsi="Arial"/>
+                <w:sz w:val="18"/>
+                <w:szCs w:val="18"/>
+              </w:rPr>
+              <w:t xml:space="preserve">Position</w:t>
+            </w:r>
+          </w:p>
+        </w:tc>
+        <w:tc>
+          <w:tcPr>
+            <w:tcW w:type="dxa" w:w="4800"/>
+            <w:tcBorders>
+              <w:top w:val="single" w:color="C9CED6" w:sz="4"/>
+              <w:left w:val="single" w:color="C9CED6" w:sz="4"/>
+              <w:bottom w:val="single" w:color="C9CED6" w:sz="4"/>
+              <w:right w:val="single" w:color="C9CED6" w:sz="4"/>
+            </w:tcBorders>
+            <w:shd w:fill="F2F4F7" w:val="clear"/>
+            <w:tcMar>
+              <w:top w:type="dxa" w:w="70"/>
+              <w:left w:type="dxa" w:w="100"/>
+              <w:bottom w:type="dxa" w:w="70"/>
+              <w:right w:type="dxa" w:w="100"/>
+            </w:tcMar>
+          </w:tcPr>
+          <w:p>
+            <w:pPr>
+              <w:spacing w:after="0" w:line="252"/>
+            </w:pPr>
+            <w:r>
+              <w:rPr>
+                <w:rFonts w:ascii="Arial" w:cs="Arial" w:eastAsia="Arial" w:hAnsi="Arial"/>
+                <w:sz w:val="18"/>
+                <w:szCs w:val="18"/>
+              </w:rPr>
+              <w:t xml:space="preserve">Name, bus icon and, between two stops, the second name</w:t>
+            </w:r>
+          </w:p>
+        </w:tc>
+        <w:tc>
+          <w:tcPr>
+            <w:tcW w:type="dxa" w:w="3138"/>
+            <w:tcBorders>
+              <w:top w:val="single" w:color="C9CED6" w:sz="4"/>
+              <w:left w:val="single" w:color="C9CED6" w:sz="4"/>
+              <w:bottom w:val="single" w:color="C9CED6" w:sz="4"/>
+              <w:right w:val="single" w:color="C9CED6" w:sz="4"/>
+            </w:tcBorders>
+            <w:shd w:fill="F2F4F7" w:val="clear"/>
+            <w:tcMar>
+              <w:top w:type="dxa" w:w="70"/>
+              <w:left w:type="dxa" w:w="100"/>
+              <w:bottom w:type="dxa" w:w="70"/>
+              <w:right w:type="dxa" w:w="100"/>
+            </w:tcMar>
+          </w:tcPr>
+          <w:p>
+            <w:pPr>
+              <w:spacing w:after="0" w:line="252"/>
+            </w:pPr>
+            <w:r>
+              <w:rPr>
+                <w:rFonts w:ascii="Arial" w:cs="Arial" w:eastAsia="Arial" w:hAnsi="Arial"/>
+                <w:sz w:val="18"/>
+                <w:szCs w:val="18"/>
+              </w:rPr>
+              <w:t xml:space="preserve">Green</w:t>
+            </w:r>
+          </w:p>
+        </w:tc>
+      </w:tr>
+      <w:tr>
+        <w:trPr>
+          <w:cantSplit/>
+        </w:trPr>
+        <w:tc>
+          <w:tcPr>
+            <w:tcW w:type="dxa" w:w="1700"/>
+            <w:tcBorders>
+              <w:top w:val="single" w:color="C9CED6" w:sz="4"/>
+              <w:left w:val="single" w:color="C9CED6" w:sz="4"/>
+              <w:bottom w:val="single" w:color="C9CED6" w:sz="4"/>
+              <w:right w:val="single" w:color="C9CED6" w:sz="4"/>
+            </w:tcBorders>
+            <w:tcMar>
+              <w:top w:type="dxa" w:w="70"/>
+              <w:left w:type="dxa" w:w="100"/>
+              <w:bottom w:type="dxa" w:w="70"/>
+              <w:right w:type="dxa" w:w="100"/>
+            </w:tcMar>
+          </w:tcPr>
+          <w:p>
+            <w:pPr>
+              <w:spacing w:after="0" w:line="252"/>
+            </w:pPr>
+            <w:r>
+              <w:rPr>
+                <w:rFonts w:ascii="Arial" w:cs="Arial" w:eastAsia="Arial" w:hAnsi="Arial"/>
+                <w:sz w:val="18"/>
+                <w:szCs w:val="18"/>
+              </w:rPr>
+              <w:t xml:space="preserve">Stops left</w:t>
+            </w:r>
+          </w:p>
+        </w:tc>
+        <w:tc>
+          <w:tcPr>
+            <w:tcW w:type="dxa" w:w="4800"/>
+            <w:tcBorders>
+              <w:top w:val="single" w:color="C9CED6" w:sz="4"/>
+              <w:left w:val="single" w:color="C9CED6" w:sz="4"/>
+              <w:bottom w:val="single" w:color="C9CED6" w:sz="4"/>
+              <w:right w:val="single" w:color="C9CED6" w:sz="4"/>
+            </w:tcBorders>
+            <w:tcMar>
+              <w:top w:type="dxa" w:w="70"/>
+              <w:left w:type="dxa" w:w="100"/>
+              <w:bottom w:type="dxa" w:w="70"/>
+              <w:right w:type="dxa" w:w="100"/>
+            </w:tcMar>
+          </w:tcPr>
+          <w:p>
+            <w:pPr>
+              <w:spacing w:after="0" w:line="252"/>
+            </w:pPr>
+            <w:r>
+              <w:rPr>
+                <w:rFonts w:ascii="Arial" w:cs="Arial" w:eastAsia="Arial" w:hAnsi="Arial"/>
+                <w:sz w:val="18"/>
+                <w:szCs w:val="18"/>
+              </w:rPr>
+              <w:t xml:space="preserve">"3 Hpl kvar" or "Nästa Hpl är din"</w:t>
+            </w:r>
+          </w:p>
+        </w:tc>
+        <w:tc>
+          <w:tcPr>
+            <w:tcW w:type="dxa" w:w="3138"/>
+            <w:tcBorders>
+              <w:top w:val="single" w:color="C9CED6" w:sz="4"/>
+              <w:left w:val="single" w:color="C9CED6" w:sz="4"/>
+              <w:bottom w:val="single" w:color="C9CED6" w:sz="4"/>
+              <w:right w:val="single" w:color="C9CED6" w:sz="4"/>
+            </w:tcBorders>
+            <w:tcMar>
+              <w:top w:type="dxa" w:w="70"/>
+              <w:left w:type="dxa" w:w="100"/>
+              <w:bottom w:type="dxa" w:w="70"/>
+              <w:right w:type="dxa" w:w="100"/>
+            </w:tcMar>
+          </w:tcPr>
+          <w:p>
+            <w:pPr>
+              <w:spacing w:after="0" w:line="252"/>
+            </w:pPr>
+            <w:r>
+              <w:rPr>
+                <w:rFonts w:ascii="Arial" w:cs="Arial" w:eastAsia="Arial" w:hAnsi="Arial"/>
+                <w:sz w:val="18"/>
+                <w:szCs w:val="18"/>
+              </w:rPr>
+              <w:t xml:space="preserve">Green</w:t>
+            </w:r>
+          </w:p>
+        </w:tc>
+      </w:tr>
+      <w:tr>
+        <w:trPr>
+          <w:cantSplit/>
+        </w:trPr>
+        <w:tc>
+          <w:tcPr>
+            <w:tcW w:type="dxa" w:w="1700"/>
+            <w:tcBorders>
+              <w:top w:val="single" w:color="C9CED6" w:sz="4"/>
+              <w:left w:val="single" w:color="C9CED6" w:sz="4"/>
+              <w:bottom w:val="single" w:color="C9CED6" w:sz="4"/>
+              <w:right w:val="single" w:color="C9CED6" w:sz="4"/>
+            </w:tcBorders>
+            <w:shd w:fill="F2F4F7" w:val="clear"/>
+            <w:tcMar>
+              <w:top w:type="dxa" w:w="70"/>
+              <w:left w:type="dxa" w:w="100"/>
+              <w:bottom w:type="dxa" w:w="70"/>
+              <w:right w:type="dxa" w:w="100"/>
+            </w:tcMar>
+          </w:tcPr>
+          <w:p>
+            <w:pPr>
+              <w:spacing w:after="0" w:line="252"/>
+            </w:pPr>
+            <w:r>
+              <w:rPr>
+                <w:rFonts w:ascii="Arial" w:cs="Arial" w:eastAsia="Arial" w:hAnsi="Arial"/>
+                <w:sz w:val="18"/>
+                <w:szCs w:val="18"/>
+              </w:rPr>
+              <w:t xml:space="preserve">List</w:t>
+            </w:r>
+          </w:p>
+        </w:tc>
+        <w:tc>
+          <w:tcPr>
+            <w:tcW w:type="dxa" w:w="4800"/>
+            <w:tcBorders>
+              <w:top w:val="single" w:color="C9CED6" w:sz="4"/>
+              <w:left w:val="single" w:color="C9CED6" w:sz="4"/>
+              <w:bottom w:val="single" w:color="C9CED6" w:sz="4"/>
+              <w:right w:val="single" w:color="C9CED6" w:sz="4"/>
+            </w:tcBorders>
+            <w:shd w:fill="F2F4F7" w:val="clear"/>
+            <w:tcMar>
+              <w:top w:type="dxa" w:w="70"/>
+              <w:left w:type="dxa" w:w="100"/>
+              <w:bottom w:type="dxa" w:w="70"/>
+              <w:right w:type="dxa" w:w="100"/>
+            </w:tcMar>
+          </w:tcPr>
+          <w:p>
+            <w:pPr>
+              <w:spacing w:after="0" w:line="252"/>
+            </w:pPr>
+            <w:r>
+              <w:rPr>
+                <w:rFonts w:ascii="Arial" w:cs="Arial" w:eastAsia="Arial" w:hAnsi="Arial"/>
+                <w:sz w:val="18"/>
+                <w:szCs w:val="18"/>
+              </w:rPr>
+              <w:t xml:space="preserve">The next three buses: clock time, countdown, dot (filled = live, ring = timetable)</w:t>
+            </w:r>
+          </w:p>
+        </w:tc>
+        <w:tc>
+          <w:tcPr>
+            <w:tcW w:type="dxa" w:w="3138"/>
+            <w:tcBorders>
+              <w:top w:val="single" w:color="C9CED6" w:sz="4"/>
+              <w:left w:val="single" w:color="C9CED6" w:sz="4"/>
+              <w:bottom w:val="single" w:color="C9CED6" w:sz="4"/>
+              <w:right w:val="single" w:color="C9CED6" w:sz="4"/>
+            </w:tcBorders>
+            <w:shd w:fill="F2F4F7" w:val="clear"/>
+            <w:tcMar>
+              <w:top w:type="dxa" w:w="70"/>
+              <w:left w:type="dxa" w:w="100"/>
+              <w:bottom w:type="dxa" w:w="70"/>
+              <w:right w:type="dxa" w:w="100"/>
+            </w:tcMar>
+          </w:tcPr>
+          <w:p>
+            <w:pPr>
+              <w:spacing w:after="0" w:line="252"/>
+            </w:pPr>
+            <w:r>
+              <w:rPr>
+                <w:rFonts w:ascii="Arial" w:cs="Arial" w:eastAsia="Arial" w:hAnsi="Arial"/>
+                <w:sz w:val="18"/>
+                <w:szCs w:val="18"/>
+              </w:rPr>
+              <w:t xml:space="preserve">Green or amber per row</w:t>
+            </w:r>
+          </w:p>
+        </w:tc>
+      </w:tr>
+      <w:tr>
+        <w:trPr>
+          <w:cantSplit/>
+        </w:trPr>
+        <w:tc>
+          <w:tcPr>
+            <w:tcW w:type="dxa" w:w="1700"/>
+            <w:tcBorders>
+              <w:top w:val="single" w:color="C9CED6" w:sz="4"/>
+              <w:left w:val="single" w:color="C9CED6" w:sz="4"/>
+              <w:bottom w:val="single" w:color="C9CED6" w:sz="4"/>
+              <w:right w:val="single" w:color="C9CED6" w:sz="4"/>
+            </w:tcBorders>
+            <w:tcMar>
+              <w:top w:type="dxa" w:w="70"/>
+              <w:left w:type="dxa" w:w="100"/>
+              <w:bottom w:type="dxa" w:w="70"/>
+              <w:right w:type="dxa" w:w="100"/>
+            </w:tcMar>
+          </w:tcPr>
+          <w:p>
+            <w:pPr>
+              <w:spacing w:after="0" w:line="252"/>
+            </w:pPr>
+            <w:r>
+              <w:rPr>
+                <w:rFonts w:ascii="Arial" w:cs="Arial" w:eastAsia="Arial" w:hAnsi="Arial"/>
+                <w:sz w:val="18"/>
+                <w:szCs w:val="18"/>
+              </w:rPr>
+              <w:t xml:space="preserve">Footer</w:t>
+            </w:r>
+          </w:p>
+        </w:tc>
+        <w:tc>
+          <w:tcPr>
+            <w:tcW w:type="dxa" w:w="4800"/>
+            <w:tcBorders>
+              <w:top w:val="single" w:color="C9CED6" w:sz="4"/>
+              <w:left w:val="single" w:color="C9CED6" w:sz="4"/>
+              <w:bottom w:val="single" w:color="C9CED6" w:sz="4"/>
+              <w:right w:val="single" w:color="C9CED6" w:sz="4"/>
+            </w:tcBorders>
+            <w:tcMar>
+              <w:top w:type="dxa" w:w="70"/>
+              <w:left w:type="dxa" w:w="100"/>
+              <w:bottom w:type="dxa" w:w="70"/>
+              <w:right w:type="dxa" w:w="100"/>
+            </w:tcMar>
+          </w:tcPr>
+          <w:p>
+            <w:pPr>
+              <w:spacing w:after="0" w:line="252"/>
+            </w:pPr>
+            <w:r>
+              <w:rPr>
+                <w:rFonts w:ascii="Arial" w:cs="Arial" w:eastAsia="Arial" w:hAnsi="Arial"/>
+                <w:sz w:val="18"/>
+                <w:szCs w:val="18"/>
+              </w:rPr>
+              <w:t xml:space="preserve">"Uppdaterad hh:mm" and the wake-up letter</w:t>
+            </w:r>
+          </w:p>
+        </w:tc>
+        <w:tc>
+          <w:tcPr>
+            <w:tcW w:type="dxa" w:w="3138"/>
+            <w:tcBorders>
+              <w:top w:val="single" w:color="C9CED6" w:sz="4"/>
+              <w:left w:val="single" w:color="C9CED6" w:sz="4"/>
+              <w:bottom w:val="single" w:color="C9CED6" w:sz="4"/>
+              <w:right w:val="single" w:color="C9CED6" w:sz="4"/>
+            </w:tcBorders>
+            <w:tcMar>
+              <w:top w:type="dxa" w:w="70"/>
+              <w:left w:type="dxa" w:w="100"/>
+              <w:bottom w:type="dxa" w:w="70"/>
+              <w:right w:type="dxa" w:w="100"/>
+            </w:tcMar>
+          </w:tcPr>
+          <w:p>
+            <w:pPr>
+              <w:spacing w:after="0" w:line="252"/>
+            </w:pPr>
+            <w:r>
+              <w:rPr>
+                <w:rFonts w:ascii="Arial" w:cs="Arial" w:eastAsia="Arial" w:hAnsi="Arial"/>
+                <w:sz w:val="18"/>
+                <w:szCs w:val="18"/>
+              </w:rPr>
+              <w:t xml:space="preserve">Dim grey</w:t>
+            </w:r>
+          </w:p>
+        </w:tc>
+      </w:tr>
+    </w:tbl>
+    <w:p>
+      <w:pPr>
+        <w:spacing w:after="100"/>
+      </w:pPr>
+    </w:p>
+    <w:p>
+      <w:pPr>
+        <w:pStyle w:val="ListParagraph"/>
+        <w:numPr>
+          <w:ilvl w:val="0"/>
+          <w:numId w:val="2"/>
+        </w:numPr>
+        <w:spacing w:after="60" w:line="264"/>
+      </w:pPr>
+      <w:r>
+        <w:rPr>
+          <w:rFonts w:ascii="Arial" w:cs="Arial" w:eastAsia="Arial" w:hAnsi="Arial"/>
+          <w:b/>
+          <w:bCs/>
+        </w:rPr>
+        <w:t xml:space="preserve">Swedish letters.</w:t>
+      </w:r>
+      <w:r>
+        <w:rPr>
+          <w:rFonts w:ascii="Arial" w:cs="Arial" w:eastAsia="Arial" w:hAnsi="Arial"/>
+        </w:rPr>
+        <w:t xml:space="preserve"> The text uses U8g2 fonts of the </w:t>
+      </w:r>
+      <w:r>
+        <w:rPr>
+          <w:rFonts w:ascii="Consolas" w:cs="Consolas" w:eastAsia="Consolas" w:hAnsi="Consolas"/>
+          <w:sz w:val="19"/>
+          <w:szCs w:val="19"/>
+        </w:rPr>
+        <w:t xml:space="preserve">_tf</w:t>
+      </w:r>
+      <w:r>
+        <w:rPr>
+          <w:rFonts w:ascii="Arial" w:cs="Arial" w:eastAsia="Arial" w:hAnsi="Arial"/>
+        </w:rPr>
+        <w:t xml:space="preserve"> kind (helvB24, helvB14, helvB12, helvR14, 6x13), which contain the whole Latin-1 set, with UTF-8 printing switched on. The arrow and the en dash are not in Latin-1 and are avoided.</w:t>
+      </w:r>
+    </w:p>
+    <w:p>
+      <w:pPr>
+        <w:pStyle w:val="ListParagraph"/>
+        <w:numPr>
+          <w:ilvl w:val="0"/>
+          <w:numId w:val="2"/>
+        </w:numPr>
+        <w:spacing w:after="60" w:line="264"/>
+      </w:pPr>
+      <w:r>
+        <w:rPr>
+          <w:rFonts w:ascii="Arial" w:cs="Arial" w:eastAsia="Arial" w:hAnsi="Arial"/>
+          <w:b/>
+          <w:bCs/>
+        </w:rPr>
+        <w:t xml:space="preserve">Abbreviations.</w:t>
+      </w:r>
+      <w:r>
+        <w:rPr>
+          <w:rFonts w:ascii="Arial" w:cs="Arial" w:eastAsia="Arial" w:hAnsi="Arial"/>
+        </w:rPr>
+        <w:t xml:space="preserve"> "Södersjukhuset" is written "Sös" and "hållplats" "Hpl".</w:t>
+      </w:r>
+    </w:p>
+    <w:p>
+      <w:pPr>
+        <w:pStyle w:val="ListParagraph"/>
+        <w:numPr>
+          <w:ilvl w:val="0"/>
+          <w:numId w:val="2"/>
+        </w:numPr>
+        <w:spacing w:after="60" w:line="264"/>
+      </w:pPr>
+      <w:r>
+        <w:rPr>
+          <w:rFonts w:ascii="Arial" w:cs="Arial" w:eastAsia="Arial" w:hAnsi="Arial"/>
+          <w:b/>
+          <w:bCs/>
+        </w:rPr>
+        <w:t xml:space="preserve">Bus icon.</w:t>
+      </w:r>
+      <w:r>
+        <w:rPr>
+          <w:rFonts w:ascii="Arial" w:cs="Arial" w:eastAsia="Arial" w:hAnsi="Arial"/>
+        </w:rPr>
+        <w:t xml:space="preserve"> Drawn in code from rounded rectangles and circles, in the colour of the row.</w:t>
+      </w:r>
+    </w:p>
+    <w:p>
+      <w:pPr>
+        <w:pStyle w:val="ListParagraph"/>
+        <w:numPr>
+          <w:ilvl w:val="0"/>
+          <w:numId w:val="2"/>
+        </w:numPr>
+        <w:spacing w:after="60" w:line="264"/>
+      </w:pPr>
+      <w:r>
+        <w:rPr>
+          <w:rFonts w:ascii="Arial" w:cs="Arial" w:eastAsia="Arial" w:hAnsi="Arial"/>
+          <w:b/>
+          <w:bCs/>
+        </w:rPr>
+        <w:t xml:space="preserve">Long names.</w:t>
+      </w:r>
+      <w:r>
+        <w:rPr>
+          <w:rFonts w:ascii="Arial" w:cs="Arial" w:eastAsia="Arial" w:hAnsi="Arial"/>
+        </w:rPr>
+        <w:t xml:space="preserve"> The names are measured with the font, and the longer one is shortened one character at a time (whole UTF-8 characters) with a dot at the end until both fit next to the icon.</w:t>
+      </w:r>
+    </w:p>
+    <w:p>
+      <w:pPr>
+        <w:pStyle w:val="ListParagraph"/>
+        <w:numPr>
+          <w:ilvl w:val="0"/>
+          <w:numId w:val="2"/>
+        </w:numPr>
+        <w:spacing w:after="60" w:line="264"/>
+      </w:pPr>
+      <w:r>
+        <w:rPr>
+          <w:rFonts w:ascii="Arial" w:cs="Arial" w:eastAsia="Arial" w:hAnsi="Arial"/>
+          <w:b/>
+          <w:bCs/>
+        </w:rPr>
+        <w:t xml:space="preserve">Colours.</w:t>
+      </w:r>
+      <w:r>
+        <w:rPr>
+          <w:rFonts w:ascii="Arial" w:cs="Arial" w:eastAsia="Arial" w:hAnsi="Arial"/>
+        </w:rPr>
+        <w:t xml:space="preserve"> Green </w:t>
+      </w:r>
+      <w:r>
+        <w:rPr>
+          <w:rFonts w:ascii="Consolas" w:cs="Consolas" w:eastAsia="Consolas" w:hAnsi="Consolas"/>
+          <w:sz w:val="19"/>
+          <w:szCs w:val="19"/>
+        </w:rPr>
+        <w:t xml:space="preserve">0x07E0</w:t>
+      </w:r>
+      <w:r>
+        <w:rPr>
+          <w:rFonts w:ascii="Arial" w:cs="Arial" w:eastAsia="Arial" w:hAnsi="Arial"/>
+        </w:rPr>
+        <w:t xml:space="preserve"> (live), amber </w:t>
+      </w:r>
+      <w:r>
+        <w:rPr>
+          <w:rFonts w:ascii="Consolas" w:cs="Consolas" w:eastAsia="Consolas" w:hAnsi="Consolas"/>
+          <w:sz w:val="19"/>
+          <w:szCs w:val="19"/>
+        </w:rPr>
+        <w:t xml:space="preserve">0xFD80</w:t>
+      </w:r>
+      <w:r>
+        <w:rPr>
+          <w:rFonts w:ascii="Arial" w:cs="Arial" w:eastAsia="Arial" w:hAnsi="Arial"/>
+        </w:rPr>
+        <w:t xml:space="preserve"> = #FFB000 (timetable), white, dim grey </w:t>
+      </w:r>
+      <w:r>
+        <w:rPr>
+          <w:rFonts w:ascii="Consolas" w:cs="Consolas" w:eastAsia="Consolas" w:hAnsi="Consolas"/>
+          <w:sz w:val="19"/>
+          <w:szCs w:val="19"/>
+        </w:rPr>
+        <w:t xml:space="preserve">0x8410</w:t>
+      </w:r>
+      <w:r>
+        <w:rPr>
+          <w:rFonts w:ascii="Arial" w:cs="Arial" w:eastAsia="Arial" w:hAnsi="Arial"/>
+        </w:rPr>
+        <w:t xml:space="preserve"> and red </w:t>
+      </w:r>
+      <w:r>
+        <w:rPr>
+          <w:rFonts w:ascii="Consolas" w:cs="Consolas" w:eastAsia="Consolas" w:hAnsi="Consolas"/>
+          <w:sz w:val="19"/>
+          <w:szCs w:val="19"/>
+        </w:rPr>
+        <w:t xml:space="preserve">0xF800</w:t>
+      </w:r>
+      <w:r>
+        <w:rPr>
+          <w:rFonts w:ascii="Arial" w:cs="Arial" w:eastAsia="Arial" w:hAnsi="Arial"/>
+        </w:rPr>
+        <w:t xml:space="preserve"> (RGB565). The dots in the list keep the live/timetable difference visible also for people who cannot tell green from amber.</w:t>
+      </w:r>
+    </w:p>
+    <w:p>
+      <w:pPr>
+        <w:pStyle w:val="Heading2"/>
+        <w:keepNext/>
+      </w:pPr>
+      <w:r>
+        <w:rPr>
+          <w:rFonts w:ascii="Arial" w:cs="Arial" w:eastAsia="Arial" w:hAnsi="Arial"/>
+        </w:rPr>
+        <w:t xml:space="preserve">7.6 Settings and security</w:t>
+      </w:r>
+    </w:p>
+    <w:p>
+      <w:pPr>
+        <w:spacing w:after="120" w:line="264"/>
+      </w:pPr>
+      <w:r>
+        <w:rPr>
+          <w:rFonts w:ascii="Consolas" w:cs="Consolas" w:eastAsia="Consolas" w:hAnsi="Consolas"/>
+          <w:sz w:val="19"/>
+          <w:szCs w:val="19"/>
+        </w:rPr>
+        <w:t xml:space="preserve">config.h</w:t>
+      </w:r>
+      <w:r>
+        <w:rPr>
+          <w:rFonts w:ascii="Arial" w:cs="Arial" w:eastAsia="Arial" w:hAnsi="Arial"/>
+        </w:rPr>
+        <w:t xml:space="preserve"> holds the Wi-Fi name and password, the address and path of </w:t>
+      </w:r>
+      <w:r>
+        <w:rPr>
+          <w:rFonts w:ascii="Consolas" w:cs="Consolas" w:eastAsia="Consolas" w:hAnsi="Consolas"/>
+          <w:sz w:val="19"/>
+          <w:szCs w:val="19"/>
+        </w:rPr>
+        <w:t xml:space="preserve">bus.php</w:t>
+      </w:r>
+      <w:r>
+        <w:rPr>
+          <w:rFonts w:ascii="Arial" w:cs="Arial" w:eastAsia="Arial" w:hAnsi="Arial"/>
+        </w:rPr>
+        <w:t xml:space="preserve">, and the secret. It is a separate file, like </w:t>
+      </w:r>
+      <w:r>
+        <w:rPr>
+          <w:rFonts w:ascii="Consolas" w:cs="Consolas" w:eastAsia="Consolas" w:hAnsi="Consolas"/>
+          <w:sz w:val="19"/>
+          <w:szCs w:val="19"/>
+        </w:rPr>
+        <w:t xml:space="preserve">bus_config.php</w:t>
+      </w:r>
+      <w:r>
+        <w:rPr>
+          <w:rFonts w:ascii="Arial" w:cs="Arial" w:eastAsia="Arial" w:hAnsi="Arial"/>
+        </w:rPr>
+        <w:t xml:space="preserve"> on the server, and must not be shared. The connection is encrypted (HTTPS) but the server's certificate is </w:t>
+      </w:r>
+      <w:r>
+        <w:rPr>
+          <w:rFonts w:ascii="Arial" w:cs="Arial" w:eastAsia="Arial" w:hAnsi="Arial"/>
+          <w:b/>
+          <w:bCs/>
+        </w:rPr>
+        <w:t xml:space="preserve">not checked</w:t>
+      </w:r>
+      <w:r>
+        <w:rPr>
+          <w:rFonts w:ascii="Arial" w:cs="Arial" w:eastAsia="Arial" w:hAnsi="Arial"/>
+        </w:rPr>
+        <w:t xml:space="preserve"> (</w:t>
+      </w:r>
+      <w:r>
+        <w:rPr>
+          <w:rFonts w:ascii="Consolas" w:cs="Consolas" w:eastAsia="Consolas" w:hAnsi="Consolas"/>
+          <w:sz w:val="19"/>
+          <w:szCs w:val="19"/>
+        </w:rPr>
+        <w:t xml:space="preserve">setInsecure</w:t>
+      </w:r>
+      <w:r>
+        <w:rPr>
+          <w:rFonts w:ascii="Arial" w:cs="Arial" w:eastAsia="Arial" w:hAnsi="Arial"/>
+        </w:rPr>
+        <w:t xml:space="preserve">). That is acceptable for a private gadget on your own network, but it is a shortcut.</w:t>
+      </w:r>
+    </w:p>
+    <w:p>
+      <w:pPr>
+        <w:pStyle w:val="Heading2"/>
+        <w:keepNext/>
+      </w:pPr>
+      <w:r>
+        <w:rPr>
+          <w:rFonts w:ascii="Arial" w:cs="Arial" w:eastAsia="Arial" w:hAnsi="Arial"/>
+        </w:rPr>
+        <w:t xml:space="preserve">7.7 How it was built and verified</w:t>
+      </w:r>
+    </w:p>
+    <w:p>
+      <w:pPr>
+        <w:pStyle w:val="ListParagraph"/>
+        <w:numPr>
+          <w:ilvl w:val="0"/>
+          <w:numId w:val="2"/>
+        </w:numPr>
+        <w:spacing w:after="60" w:line="264"/>
+      </w:pPr>
+      <w:r>
+        <w:rPr>
+          <w:rFonts w:ascii="Arial" w:cs="Arial" w:eastAsia="Arial" w:hAnsi="Arial"/>
+        </w:rPr>
+        <w:t xml:space="preserve">A first sketch written with another AI assistant showed the buses but used light sleep with button wake-up; deep sleep and the Swedish letters had failed there. The present firmware replaced it and reuses the screen set-up and the data handling that worked.</w:t>
+      </w:r>
+    </w:p>
+    <w:p>
+      <w:pPr>
+        <w:pStyle w:val="ListParagraph"/>
+        <w:numPr>
+          <w:ilvl w:val="0"/>
+          <w:numId w:val="2"/>
+        </w:numPr>
+        <w:spacing w:after="60" w:line="264"/>
+      </w:pPr>
+      <w:r>
+        <w:rPr>
+          <w:rFonts w:ascii="Arial" w:cs="Arial" w:eastAsia="Arial" w:hAnsi="Arial"/>
+        </w:rPr>
+        <w:t xml:space="preserve">The first version of </w:t>
+      </w:r>
+      <w:r>
+        <w:rPr>
+          <w:rFonts w:ascii="Consolas" w:cs="Consolas" w:eastAsia="Consolas" w:hAnsi="Consolas"/>
+          <w:sz w:val="19"/>
+          <w:szCs w:val="19"/>
+        </w:rPr>
+        <w:t xml:space="preserve">bus_display.ino</w:t>
+      </w:r>
+      <w:r>
+        <w:rPr>
+          <w:rFonts w:ascii="Arial" w:cs="Arial" w:eastAsia="Arial" w:hAnsi="Arial"/>
+        </w:rPr>
+        <w:t xml:space="preserve"> did not compile in the Arduino IDE, for two reasons. (1) The IDE inserts the prototypes of all functions in front of the first function, so a type used in a function signature (</w:t>
+      </w:r>
+      <w:r>
+        <w:rPr>
+          <w:rFonts w:ascii="Consolas" w:cs="Consolas" w:eastAsia="Consolas" w:hAnsi="Consolas"/>
+          <w:sz w:val="19"/>
+          <w:szCs w:val="19"/>
+        </w:rPr>
+        <w:t xml:space="preserve">Region</w:t>
+      </w:r>
+      <w:r>
+        <w:rPr>
+          <w:rFonts w:ascii="Arial" w:cs="Arial" w:eastAsia="Arial" w:hAnsi="Arial"/>
+        </w:rPr>
+        <w:t xml:space="preserve">) must be defined above it. (2) </w:t>
+      </w:r>
+      <w:r>
+        <w:rPr>
+          <w:rFonts w:ascii="Consolas" w:cs="Consolas" w:eastAsia="Consolas" w:hAnsi="Consolas"/>
+          <w:sz w:val="19"/>
+          <w:szCs w:val="19"/>
+        </w:rPr>
+        <w:t xml:space="preserve">gpio_deep_sleep_hold_en()</w:t>
+      </w:r>
+      <w:r>
+        <w:rPr>
+          <w:rFonts w:ascii="Arial" w:cs="Arial" w:eastAsia="Arial" w:hAnsi="Arial"/>
+        </w:rPr>
+        <w:t xml:space="preserve"> does not exist for the ESP32-C6. Both were corrected.</w:t>
+      </w:r>
+    </w:p>
+    <w:p>
+      <w:pPr>
+        <w:pStyle w:val="ListParagraph"/>
+        <w:numPr>
+          <w:ilvl w:val="0"/>
+          <w:numId w:val="2"/>
+        </w:numPr>
+        <w:spacing w:after="60" w:line="264"/>
+      </w:pPr>
+      <w:r>
+        <w:rPr>
+          <w:rFonts w:ascii="Arial" w:cs="Arial" w:eastAsia="Arial" w:hAnsi="Arial"/>
+        </w:rPr>
+        <w:t xml:space="preserve">The corrected sketch was compiled and linked with the real toolchain (Arduino-ESP32 3.3.12, RISC-V GCC 14.2) against ArduinoJson 6.21.5 and 7.4.2. The same set-up reproduced the two errors above exactly before the fix. The program size is estimated at about 1.25 MB of the 1.31 MB in the partition "Default 4MB with spiffs": it fits, but with little room. If the IDE reports "sketch too big", use the partition scheme "8M with spiffs (3MB APP/1.5MB SPIFFS)", which the 16 MB flash allows.</w:t>
+      </w:r>
+    </w:p>
+    <w:p>
+      <w:pPr>
+        <w:pStyle w:val="ListParagraph"/>
+        <w:numPr>
+          <w:ilvl w:val="0"/>
+          <w:numId w:val="2"/>
+        </w:numPr>
+        <w:spacing w:after="60" w:line="264"/>
+      </w:pPr>
+      <w:r>
+        <w:rPr>
+          <w:rFonts w:ascii="Arial" w:cs="Arial" w:eastAsia="Arial" w:hAnsi="Arial"/>
+        </w:rPr>
+        <w:t xml:space="preserve">The logic (parsing, countdown, "Nu" rule, layout texts) was also run on a computer against sample JSON. The behaviour on the board was verified by you: the firmware was uploaded and shows the buses.</w:t>
+      </w:r>
+    </w:p>
+    <w:p>
+      <w:pPr>
+        <w:pStyle w:val="Heading1"/>
+        <w:keepNext/>
+      </w:pPr>
+      <w:r>
+        <w:rPr>
+          <w:rFonts w:ascii="Arial" w:cs="Arial" w:eastAsia="Arial" w:hAnsi="Arial"/>
+        </w:rPr>
+        <w:t xml:space="preserve">8. Accuracy: measurements</w:t>
+      </w:r>
+    </w:p>
+    <w:p>
+      <w:pPr>
+        <w:pStyle w:val="Heading2"/>
+        <w:keepNext/>
+      </w:pPr>
+      <w:r>
+        <w:rPr>
+          <w:rFonts w:ascii="Arial" w:cs="Arial" w:eastAsia="Arial" w:hAnsi="Arial"/>
+        </w:rPr>
+        <w:t xml:space="preserve">8.1 Method</w:t>
+      </w:r>
+    </w:p>
+    <w:p>
+      <w:pPr>
+        <w:spacing w:after="120" w:line="264"/>
+      </w:pPr>
+      <w:r>
+        <w:rPr>
+          <w:rFonts w:ascii="Consolas" w:cs="Consolas" w:eastAsia="Consolas" w:hAnsi="Consolas"/>
+          <w:sz w:val="19"/>
+          <w:szCs w:val="19"/>
+        </w:rPr>
+        <w:t xml:space="preserve">bus_log.py</w:t>
+      </w:r>
+      <w:r>
+        <w:rPr>
+          <w:rFonts w:ascii="Arial" w:cs="Arial" w:eastAsia="Arial" w:hAnsi="Arial"/>
+        </w:rPr>
+        <w:t xml:space="preserve"> logs, every 30 seconds, the predicted arrival at Sköntorp from the SL API and from the TripUpdates feed, plus the GPS position of the approaching bus. When a bus reached the stop, the arrival was recorded by hand with </w:t>
+      </w:r>
+      <w:r>
+        <w:rPr>
+          <w:rFonts w:ascii="Consolas" w:cs="Consolas" w:eastAsia="Consolas" w:hAnsi="Consolas"/>
+          <w:sz w:val="19"/>
+          <w:szCs w:val="19"/>
+        </w:rPr>
+        <w:t xml:space="preserve">bus_log.py mark</w:t>
+      </w:r>
+      <w:r>
+        <w:rPr>
+          <w:rFonts w:ascii="Arial" w:cs="Arial" w:eastAsia="Arial" w:hAnsi="Arial"/>
+        </w:rPr>
+        <w:t xml:space="preserve">. The report compares the predictions made 10, 5 and 2 minutes earlier with the marked time. </w:t>
+      </w:r>
+      <w:r>
+        <w:rPr>
+          <w:rFonts w:ascii="Arial" w:cs="Arial" w:eastAsia="Arial" w:hAnsi="Arial"/>
+          <w:b/>
+          <w:bCs/>
+        </w:rPr>
+        <w:t xml:space="preserve">Error = predicted − actual</w:t>
+      </w:r>
+      <w:r>
+        <w:rPr>
+          <w:rFonts w:ascii="Arial" w:cs="Arial" w:eastAsia="Arial" w:hAnsi="Arial"/>
+        </w:rPr>
+        <w:t xml:space="preserve">; a positive value means that the bus arrived earlier than predicted. Values are in seconds; "n/a" means that nothing was logged near that time.</w:t>
+      </w:r>
+    </w:p>
+    <w:p>
+      <w:pPr>
+        <w:pStyle w:val="Heading2"/>
+        <w:keepNext/>
+      </w:pPr>
+      <w:r>
+        <w:rPr>
+          <w:rFonts w:ascii="Arial" w:cs="Arial" w:eastAsia="Arial" w:hAnsi="Arial"/>
+        </w:rPr>
+        <w:t xml:space="preserve">8.2 Results for six buses</w:t>
       </w:r>
     </w:p>
     <w:tbl>
@@ -7844,7 +10739,7 @@
         <w:rPr>
           <w:rFonts w:ascii="Arial" w:cs="Arial" w:eastAsia="Arial" w:hAnsi="Arial"/>
         </w:rPr>
-        <w:t xml:space="preserve">Caveats: six buses is a small sample, the arrival was marked by hand, which adds some uncertainty (for the bus at 10:59 the GPS put it at the stop about two minutes before the mark), and most buses are from morning and midday (one afternoon bus, no evening buses).</w:t>
+        <w:t xml:space="preserve">Caveats: six buses is a small sample, the arrival was marked by hand, which adds some uncertainty (for the bus at 10:59 the GPS put it at the stop about two minutes before the mark), and most buses are from morning and midday (one afternoon bus, no evening buses). The measurements were not repeated after the later changes to the page and the gadget.</w:t>
       </w:r>
     </w:p>
     <w:p>
@@ -7856,7 +10751,7 @@
         <w:rPr>
           <w:rFonts w:ascii="Arial" w:cs="Arial" w:eastAsia="Arial" w:hAnsi="Arial"/>
         </w:rPr>
-        <w:t xml:space="preserve">7.3 GPS distance versus time</w:t>
+        <w:t xml:space="preserve">8.3 GPS distance versus time, and why "Nu" waits for the GPS</w:t>
       </w:r>
     </w:p>
     <w:p>
@@ -7894,14 +10789,25 @@
     </w:p>
     <w:p>
       <w:pPr>
-        <w:pStyle w:val="Heading2"/>
+        <w:spacing w:after="120" w:line="264"/>
+      </w:pPr>
+      <w:r>
+        <w:rPr>
+          <w:rFonts w:ascii="Arial" w:cs="Arial" w:eastAsia="Arial" w:hAnsi="Arial"/>
+        </w:rPr>
+        <w:t xml:space="preserve">A later debug sample shows why "Nu" is tied to the GPS: at 09:16:22 the bus was at the stop before Sköntorp, about 290 m from Sköntorp in a straight line and moving at 4.2 m/s, while the prediction said 37 seconds. At that speed the bus needs about 70 seconds even on a straight line, and the street is longer. Showing "Nu" from the prediction alone came too early, about two stops before the bus arrived.</w:t>
+      </w:r>
+    </w:p>
+    <w:p>
+      <w:pPr>
+        <w:pStyle w:val="Heading1"/>
         <w:keepNext/>
       </w:pPr>
       <w:r>
         <w:rPr>
           <w:rFonts w:ascii="Arial" w:cs="Arial" w:eastAsia="Arial" w:hAnsi="Arial"/>
         </w:rPr>
-        <w:t xml:space="preserve">7.4 What has and has not been verified</w:t>
+        <w:t xml:space="preserve">9. What has and has not been verified</w:t>
       </w:r>
     </w:p>
     <w:tbl>
@@ -7917,8 +10823,8 @@
         </w:tblBorders>
       </w:tblPr>
       <w:tblGrid>
-        <w:gridCol w:w="4200"/>
-        <w:gridCol w:w="5438"/>
+        <w:gridCol w:w="3600"/>
+        <w:gridCol w:w="6038"/>
       </w:tblGrid>
       <w:tr>
         <w:trPr>
@@ -7927,7 +10833,7 @@
         </w:trPr>
         <w:tc>
           <w:tcPr>
-            <w:tcW w:type="dxa" w:w="4200"/>
+            <w:tcW w:type="dxa" w:w="3600"/>
             <w:tcBorders>
               <w:top w:val="single" w:color="C9CED6" w:sz="4"/>
               <w:left w:val="single" w:color="C9CED6" w:sz="4"/>
@@ -7961,7 +10867,7 @@
         </w:tc>
         <w:tc>
           <w:tcPr>
-            <w:tcW w:type="dxa" w:w="5438"/>
+            <w:tcW w:type="dxa" w:w="6038"/>
             <w:tcBorders>
               <w:top w:val="single" w:color="C9CED6" w:sz="4"/>
               <w:left w:val="single" w:color="C9CED6" w:sz="4"/>
@@ -8000,7 +10906,7 @@
         </w:trPr>
         <w:tc>
           <w:tcPr>
-            <w:tcW w:type="dxa" w:w="4200"/>
+            <w:tcW w:type="dxa" w:w="3600"/>
             <w:tcBorders>
               <w:top w:val="single" w:color="C9CED6" w:sz="4"/>
               <w:left w:val="single" w:color="C9CED6" w:sz="4"/>
@@ -8030,31 +10936,31 @@
         </w:tc>
         <w:tc>
           <w:tcPr>
-            <w:tcW w:type="dxa" w:w="5438"/>
-            <w:tcBorders>
-              <w:top w:val="single" w:color="C9CED6" w:sz="4"/>
-              <w:left w:val="single" w:color="C9CED6" w:sz="4"/>
-              <w:bottom w:val="single" w:color="C9CED6" w:sz="4"/>
-              <w:right w:val="single" w:color="C9CED6" w:sz="4"/>
-            </w:tcBorders>
-            <w:tcMar>
-              <w:top w:type="dxa" w:w="70"/>
-              <w:left w:type="dxa" w:w="100"/>
-              <w:bottom w:type="dxa" w:w="70"/>
-              <w:right w:type="dxa" w:w="100"/>
-            </w:tcMar>
-          </w:tcPr>
-          <w:p>
-            <w:pPr>
-              <w:spacing w:after="0" w:line="252"/>
-            </w:pPr>
-            <w:r>
-              <w:rPr>
-                <w:rFonts w:ascii="Arial" w:cs="Arial" w:eastAsia="Arial" w:hAnsi="Arial"/>
-                <w:sz w:val="19"/>
-                <w:szCs w:val="19"/>
-              </w:rPr>
-              <w:t xml:space="preserve">Checked by you: accurate once the route list contained all stops</w:t>
+            <w:tcW w:type="dxa" w:w="6038"/>
+            <w:tcBorders>
+              <w:top w:val="single" w:color="C9CED6" w:sz="4"/>
+              <w:left w:val="single" w:color="C9CED6" w:sz="4"/>
+              <w:bottom w:val="single" w:color="C9CED6" w:sz="4"/>
+              <w:right w:val="single" w:color="C9CED6" w:sz="4"/>
+            </w:tcBorders>
+            <w:tcMar>
+              <w:top w:type="dxa" w:w="70"/>
+              <w:left w:type="dxa" w:w="100"/>
+              <w:bottom w:type="dxa" w:w="70"/>
+              <w:right w:type="dxa" w:w="100"/>
+            </w:tcMar>
+          </w:tcPr>
+          <w:p>
+            <w:pPr>
+              <w:spacing w:after="0" w:line="252"/>
+            </w:pPr>
+            <w:r>
+              <w:rPr>
+                <w:rFonts w:ascii="Arial" w:cs="Arial" w:eastAsia="Arial" w:hAnsi="Arial"/>
+                <w:sz w:val="19"/>
+                <w:szCs w:val="19"/>
+              </w:rPr>
+              <w:t xml:space="preserve">Checked by you: accurate once the route list contained all stops. The wrong "between" text at bends was reported twice and fixed (4.6); the fix has not been reported on yet.</w:t>
             </w:r>
           </w:p>
         </w:tc>
@@ -8065,7 +10971,7 @@
         </w:trPr>
         <w:tc>
           <w:tcPr>
-            <w:tcW w:type="dxa" w:w="4200"/>
+            <w:tcW w:type="dxa" w:w="3600"/>
             <w:tcBorders>
               <w:top w:val="single" w:color="C9CED6" w:sz="4"/>
               <w:left w:val="single" w:color="C9CED6" w:sz="4"/>
@@ -8096,7 +11002,7 @@
         </w:tc>
         <w:tc>
           <w:tcPr>
-            <w:tcW w:type="dxa" w:w="5438"/>
+            <w:tcW w:type="dxa" w:w="6038"/>
             <w:tcBorders>
               <w:top w:val="single" w:color="C9CED6" w:sz="4"/>
               <w:left w:val="single" w:color="C9CED6" w:sz="4"/>
@@ -8132,7 +11038,7 @@
         </w:trPr>
         <w:tc>
           <w:tcPr>
-            <w:tcW w:type="dxa" w:w="4200"/>
+            <w:tcW w:type="dxa" w:w="3600"/>
             <w:tcBorders>
               <w:top w:val="single" w:color="C9CED6" w:sz="4"/>
               <w:left w:val="single" w:color="C9CED6" w:sz="4"/>
@@ -8162,7 +11068,7 @@
         </w:tc>
         <w:tc>
           <w:tcPr>
-            <w:tcW w:type="dxa" w:w="5438"/>
+            <w:tcW w:type="dxa" w:w="6038"/>
             <w:tcBorders>
               <w:top w:val="single" w:color="C9CED6" w:sz="4"/>
               <w:left w:val="single" w:color="C9CED6" w:sz="4"/>
@@ -8202,7 +11108,7 @@
                 <w:sz w:val="19"/>
                 <w:szCs w:val="19"/>
               </w:rPr>
-              <w:t xml:space="preserve">; the later bug fix awaits confirmation in daily use</w:t>
+              <w:t xml:space="preserve">; the later bug fix was not reported as a problem again</w:t>
             </w:r>
           </w:p>
         </w:tc>
@@ -8213,7 +11119,7 @@
         </w:trPr>
         <w:tc>
           <w:tcPr>
-            <w:tcW w:type="dxa" w:w="4200"/>
+            <w:tcW w:type="dxa" w:w="3600"/>
             <w:tcBorders>
               <w:top w:val="single" w:color="C9CED6" w:sz="4"/>
               <w:left w:val="single" w:color="C9CED6" w:sz="4"/>
@@ -8244,7 +11150,7 @@
         </w:tc>
         <w:tc>
           <w:tcPr>
-            <w:tcW w:type="dxa" w:w="5438"/>
+            <w:tcW w:type="dxa" w:w="6038"/>
             <w:tcBorders>
               <w:top w:val="single" w:color="C9CED6" w:sz="4"/>
               <w:left w:val="single" w:color="C9CED6" w:sz="4"/>
@@ -8269,7 +11175,7 @@
                 <w:sz w:val="19"/>
                 <w:szCs w:val="19"/>
               </w:rPr>
-              <w:t xml:space="preserve">Six manual measurements (7.2)</w:t>
+              <w:t xml:space="preserve">Six manual measurements (8.2)</w:t>
             </w:r>
           </w:p>
         </w:tc>
@@ -8280,61 +11186,61 @@
         </w:trPr>
         <w:tc>
           <w:tcPr>
-            <w:tcW w:type="dxa" w:w="4200"/>
-            <w:tcBorders>
-              <w:top w:val="single" w:color="C9CED6" w:sz="4"/>
-              <w:left w:val="single" w:color="C9CED6" w:sz="4"/>
-              <w:bottom w:val="single" w:color="C9CED6" w:sz="4"/>
-              <w:right w:val="single" w:color="C9CED6" w:sz="4"/>
-            </w:tcBorders>
-            <w:tcMar>
-              <w:top w:type="dxa" w:w="70"/>
-              <w:left w:type="dxa" w:w="100"/>
-              <w:bottom w:type="dxa" w:w="70"/>
-              <w:right w:type="dxa" w:w="100"/>
-            </w:tcMar>
-          </w:tcPr>
-          <w:p>
-            <w:pPr>
-              <w:spacing w:after="0" w:line="252"/>
-            </w:pPr>
-            <w:r>
-              <w:rPr>
-                <w:rFonts w:ascii="Arial" w:cs="Arial" w:eastAsia="Arial" w:hAnsi="Arial"/>
-                <w:sz w:val="19"/>
-                <w:szCs w:val="19"/>
-              </w:rPr>
-              <w:t xml:space="preserve">Calling the SL API directly from a browser</w:t>
-            </w:r>
-          </w:p>
-        </w:tc>
-        <w:tc>
-          <w:tcPr>
-            <w:tcW w:type="dxa" w:w="5438"/>
-            <w:tcBorders>
-              <w:top w:val="single" w:color="C9CED6" w:sz="4"/>
-              <w:left w:val="single" w:color="C9CED6" w:sz="4"/>
-              <w:bottom w:val="single" w:color="C9CED6" w:sz="4"/>
-              <w:right w:val="single" w:color="C9CED6" w:sz="4"/>
-            </w:tcBorders>
-            <w:tcMar>
-              <w:top w:type="dxa" w:w="70"/>
-              <w:left w:type="dxa" w:w="100"/>
-              <w:bottom w:type="dxa" w:w="70"/>
-              <w:right w:type="dxa" w:w="100"/>
-            </w:tcMar>
-          </w:tcPr>
-          <w:p>
-            <w:pPr>
-              <w:spacing w:after="0" w:line="252"/>
-            </w:pPr>
-            <w:r>
-              <w:rPr>
-                <w:rFonts w:ascii="Arial" w:cs="Arial" w:eastAsia="Arial" w:hAnsi="Arial"/>
-                <w:sz w:val="19"/>
-                <w:szCs w:val="19"/>
-              </w:rPr>
-              <w:t xml:space="preserve">Not tested (CORS unknown)</w:t>
+            <w:tcW w:type="dxa" w:w="3600"/>
+            <w:tcBorders>
+              <w:top w:val="single" w:color="C9CED6" w:sz="4"/>
+              <w:left w:val="single" w:color="C9CED6" w:sz="4"/>
+              <w:bottom w:val="single" w:color="C9CED6" w:sz="4"/>
+              <w:right w:val="single" w:color="C9CED6" w:sz="4"/>
+            </w:tcBorders>
+            <w:tcMar>
+              <w:top w:type="dxa" w:w="70"/>
+              <w:left w:type="dxa" w:w="100"/>
+              <w:bottom w:type="dxa" w:w="70"/>
+              <w:right w:type="dxa" w:w="100"/>
+            </w:tcMar>
+          </w:tcPr>
+          <w:p>
+            <w:pPr>
+              <w:spacing w:after="0" w:line="252"/>
+            </w:pPr>
+            <w:r>
+              <w:rPr>
+                <w:rFonts w:ascii="Arial" w:cs="Arial" w:eastAsia="Arial" w:hAnsi="Arial"/>
+                <w:sz w:val="19"/>
+                <w:szCs w:val="19"/>
+              </w:rPr>
+              <w:t xml:space="preserve">Server clock</w:t>
+            </w:r>
+          </w:p>
+        </w:tc>
+        <w:tc>
+          <w:tcPr>
+            <w:tcW w:type="dxa" w:w="6038"/>
+            <w:tcBorders>
+              <w:top w:val="single" w:color="C9CED6" w:sz="4"/>
+              <w:left w:val="single" w:color="C9CED6" w:sz="4"/>
+              <w:bottom w:val="single" w:color="C9CED6" w:sz="4"/>
+              <w:right w:val="single" w:color="C9CED6" w:sz="4"/>
+            </w:tcBorders>
+            <w:tcMar>
+              <w:top w:type="dxa" w:w="70"/>
+              <w:left w:type="dxa" w:w="100"/>
+              <w:bottom w:type="dxa" w:w="70"/>
+              <w:right w:type="dxa" w:w="100"/>
+            </w:tcMar>
+          </w:tcPr>
+          <w:p>
+            <w:pPr>
+              <w:spacing w:after="0" w:line="252"/>
+            </w:pPr>
+            <w:r>
+              <w:rPr>
+                <w:rFonts w:ascii="Arial" w:cs="Arial" w:eastAsia="Arial" w:hAnsi="Arial"/>
+                <w:sz w:val="19"/>
+                <w:szCs w:val="19"/>
+              </w:rPr>
+              <w:t xml:space="preserve">Measured difference 0 s on your host (4.8)</w:t>
             </w:r>
           </w:p>
         </w:tc>
@@ -8345,7 +11251,7 @@
         </w:trPr>
         <w:tc>
           <w:tcPr>
-            <w:tcW w:type="dxa" w:w="4200"/>
+            <w:tcW w:type="dxa" w:w="3600"/>
             <w:tcBorders>
               <w:top w:val="single" w:color="C9CED6" w:sz="4"/>
               <w:left w:val="single" w:color="C9CED6" w:sz="4"/>
@@ -8370,13 +11276,13 @@
                 <w:sz w:val="19"/>
                 <w:szCs w:val="19"/>
               </w:rPr>
-              <w:t xml:space="preserve">Trafiklab quota figures</w:t>
-            </w:r>
-          </w:p>
-        </w:tc>
-        <w:tc>
-          <w:tcPr>
-            <w:tcW w:type="dxa" w:w="5438"/>
+              <w:t xml:space="preserve">SL timestamps</w:t>
+            </w:r>
+          </w:p>
+        </w:tc>
+        <w:tc>
+          <w:tcPr>
+            <w:tcW w:type="dxa" w:w="6038"/>
             <w:tcBorders>
               <w:top w:val="single" w:color="C9CED6" w:sz="4"/>
               <w:left w:val="single" w:color="C9CED6" w:sz="4"/>
@@ -8401,7 +11307,7 @@
                 <w:sz w:val="19"/>
                 <w:szCs w:val="19"/>
               </w:rPr>
-              <w:t xml:space="preserve">From memory; check Trafiklab</w:t>
+              <w:t xml:space="preserve">One debug sample (3.2)</w:t>
             </w:r>
           </w:p>
         </w:tc>
@@ -8412,61 +11318,61 @@
         </w:trPr>
         <w:tc>
           <w:tcPr>
-            <w:tcW w:type="dxa" w:w="4200"/>
-            <w:tcBorders>
-              <w:top w:val="single" w:color="C9CED6" w:sz="4"/>
-              <w:left w:val="single" w:color="C9CED6" w:sz="4"/>
-              <w:bottom w:val="single" w:color="C9CED6" w:sz="4"/>
-              <w:right w:val="single" w:color="C9CED6" w:sz="4"/>
-            </w:tcBorders>
-            <w:tcMar>
-              <w:top w:type="dxa" w:w="70"/>
-              <w:left w:type="dxa" w:w="100"/>
-              <w:bottom w:type="dxa" w:w="70"/>
-              <w:right w:type="dxa" w:w="100"/>
-            </w:tcMar>
-          </w:tcPr>
-          <w:p>
-            <w:pPr>
-              <w:spacing w:after="0" w:line="252"/>
-            </w:pPr>
-            <w:r>
-              <w:rPr>
-                <w:rFonts w:ascii="Arial" w:cs="Arial" w:eastAsia="Arial" w:hAnsi="Arial"/>
-                <w:sz w:val="19"/>
-                <w:szCs w:val="19"/>
-              </w:rPr>
-              <w:t xml:space="preserve">Battery life of one month, touch wake-up</w:t>
-            </w:r>
-          </w:p>
-        </w:tc>
-        <w:tc>
-          <w:tcPr>
-            <w:tcW w:type="dxa" w:w="5438"/>
-            <w:tcBorders>
-              <w:top w:val="single" w:color="C9CED6" w:sz="4"/>
-              <w:left w:val="single" w:color="C9CED6" w:sz="4"/>
-              <w:bottom w:val="single" w:color="C9CED6" w:sz="4"/>
-              <w:right w:val="single" w:color="C9CED6" w:sz="4"/>
-            </w:tcBorders>
-            <w:tcMar>
-              <w:top w:type="dxa" w:w="70"/>
-              <w:left w:type="dxa" w:w="100"/>
-              <w:bottom w:type="dxa" w:w="70"/>
-              <w:right w:type="dxa" w:w="100"/>
-            </w:tcMar>
-          </w:tcPr>
-          <w:p>
-            <w:pPr>
-              <w:spacing w:after="0" w:line="252"/>
-            </w:pPr>
-            <w:r>
-              <w:rPr>
-                <w:rFonts w:ascii="Arial" w:cs="Arial" w:eastAsia="Arial" w:hAnsi="Arial"/>
-                <w:sz w:val="19"/>
-                <w:szCs w:val="19"/>
-              </w:rPr>
-              <w:t xml:space="preserve">Not measured, ESP32 not yet in use</w:t>
+            <w:tcW w:type="dxa" w:w="3600"/>
+            <w:tcBorders>
+              <w:top w:val="single" w:color="C9CED6" w:sz="4"/>
+              <w:left w:val="single" w:color="C9CED6" w:sz="4"/>
+              <w:bottom w:val="single" w:color="C9CED6" w:sz="4"/>
+              <w:right w:val="single" w:color="C9CED6" w:sz="4"/>
+            </w:tcBorders>
+            <w:tcMar>
+              <w:top w:type="dxa" w:w="70"/>
+              <w:left w:type="dxa" w:w="100"/>
+              <w:bottom w:type="dxa" w:w="70"/>
+              <w:right w:type="dxa" w:w="100"/>
+            </w:tcMar>
+          </w:tcPr>
+          <w:p>
+            <w:pPr>
+              <w:spacing w:after="0" w:line="252"/>
+            </w:pPr>
+            <w:r>
+              <w:rPr>
+                <w:rFonts w:ascii="Arial" w:cs="Arial" w:eastAsia="Arial" w:hAnsi="Arial"/>
+                <w:sz w:val="19"/>
+                <w:szCs w:val="19"/>
+              </w:rPr>
+              <w:t xml:space="preserve">ESP32 sketch compiles and links</w:t>
+            </w:r>
+          </w:p>
+        </w:tc>
+        <w:tc>
+          <w:tcPr>
+            <w:tcW w:type="dxa" w:w="6038"/>
+            <w:tcBorders>
+              <w:top w:val="single" w:color="C9CED6" w:sz="4"/>
+              <w:left w:val="single" w:color="C9CED6" w:sz="4"/>
+              <w:bottom w:val="single" w:color="C9CED6" w:sz="4"/>
+              <w:right w:val="single" w:color="C9CED6" w:sz="4"/>
+            </w:tcBorders>
+            <w:tcMar>
+              <w:top w:type="dxa" w:w="70"/>
+              <w:left w:type="dxa" w:w="100"/>
+              <w:bottom w:type="dxa" w:w="70"/>
+              <w:right w:type="dxa" w:w="100"/>
+            </w:tcMar>
+          </w:tcPr>
+          <w:p>
+            <w:pPr>
+              <w:spacing w:after="0" w:line="252"/>
+            </w:pPr>
+            <w:r>
+              <w:rPr>
+                <w:rFonts w:ascii="Arial" w:cs="Arial" w:eastAsia="Arial" w:hAnsi="Arial"/>
+                <w:sz w:val="19"/>
+                <w:szCs w:val="19"/>
+              </w:rPr>
+              <w:t xml:space="preserve">Yes, with the real toolchain for ESP32-C6 (7.7)</w:t>
             </w:r>
           </w:p>
         </w:tc>
@@ -8477,7 +11383,7 @@
         </w:trPr>
         <w:tc>
           <w:tcPr>
-            <w:tcW w:type="dxa" w:w="4200"/>
+            <w:tcW w:type="dxa" w:w="3600"/>
             <w:tcBorders>
               <w:top w:val="single" w:color="C9CED6" w:sz="4"/>
               <w:left w:val="single" w:color="C9CED6" w:sz="4"/>
@@ -8502,13 +11408,13 @@
                 <w:sz w:val="19"/>
                 <w:szCs w:val="19"/>
               </w:rPr>
-              <w:t xml:space="preserve">All code paths</w:t>
-            </w:r>
-          </w:p>
-        </w:tc>
-        <w:tc>
-          <w:tcPr>
-            <w:tcW w:type="dxa" w:w="5438"/>
+              <w:t xml:space="preserve">ESP32 firmware on the board</w:t>
+            </w:r>
+          </w:p>
+        </w:tc>
+        <w:tc>
+          <w:tcPr>
+            <w:tcW w:type="dxa" w:w="6038"/>
             <w:tcBorders>
               <w:top w:val="single" w:color="C9CED6" w:sz="4"/>
               <w:left w:val="single" w:color="C9CED6" w:sz="4"/>
@@ -8533,7 +11439,204 @@
                 <w:sz w:val="19"/>
                 <w:szCs w:val="19"/>
               </w:rPr>
-              <w:t xml:space="preserve">Tested with simulated feeds and replies; the live behaviour was seen through your own runs and debug output</w:t>
+              <w:t xml:space="preserve">Reported working by you (uploaded, shows the buses, in use); there is no formal test record of the deep-sleep touch wake-up</w:t>
+            </w:r>
+          </w:p>
+        </w:tc>
+      </w:tr>
+      <w:tr>
+        <w:trPr>
+          <w:cantSplit/>
+        </w:trPr>
+        <w:tc>
+          <w:tcPr>
+            <w:tcW w:type="dxa" w:w="3600"/>
+            <w:tcBorders>
+              <w:top w:val="single" w:color="C9CED6" w:sz="4"/>
+              <w:left w:val="single" w:color="C9CED6" w:sz="4"/>
+              <w:bottom w:val="single" w:color="C9CED6" w:sz="4"/>
+              <w:right w:val="single" w:color="C9CED6" w:sz="4"/>
+            </w:tcBorders>
+            <w:tcMar>
+              <w:top w:type="dxa" w:w="70"/>
+              <w:left w:type="dxa" w:w="100"/>
+              <w:bottom w:type="dxa" w:w="70"/>
+              <w:right w:type="dxa" w:w="100"/>
+            </w:tcMar>
+          </w:tcPr>
+          <w:p>
+            <w:pPr>
+              <w:spacing w:after="0" w:line="252"/>
+            </w:pPr>
+            <w:r>
+              <w:rPr>
+                <w:rFonts w:ascii="Arial" w:cs="Arial" w:eastAsia="Arial" w:hAnsi="Arial"/>
+                <w:sz w:val="19"/>
+                <w:szCs w:val="19"/>
+              </w:rPr>
+              <w:t xml:space="preserve">Battery life of one month</w:t>
+            </w:r>
+          </w:p>
+        </w:tc>
+        <w:tc>
+          <w:tcPr>
+            <w:tcW w:type="dxa" w:w="6038"/>
+            <w:tcBorders>
+              <w:top w:val="single" w:color="C9CED6" w:sz="4"/>
+              <w:left w:val="single" w:color="C9CED6" w:sz="4"/>
+              <w:bottom w:val="single" w:color="C9CED6" w:sz="4"/>
+              <w:right w:val="single" w:color="C9CED6" w:sz="4"/>
+            </w:tcBorders>
+            <w:tcMar>
+              <w:top w:type="dxa" w:w="70"/>
+              <w:left w:type="dxa" w:w="100"/>
+              <w:bottom w:type="dxa" w:w="70"/>
+              <w:right w:type="dxa" w:w="100"/>
+            </w:tcMar>
+          </w:tcPr>
+          <w:p>
+            <w:pPr>
+              <w:spacing w:after="0" w:line="252"/>
+            </w:pPr>
+            <w:r>
+              <w:rPr>
+                <w:rFonts w:ascii="Arial" w:cs="Arial" w:eastAsia="Arial" w:hAnsi="Arial"/>
+                <w:sz w:val="19"/>
+                <w:szCs w:val="19"/>
+              </w:rPr>
+              <w:t xml:space="preserve">Not known: the test started in late October 2026 and the result is pending. The sleep current has not been measured.</w:t>
+            </w:r>
+          </w:p>
+        </w:tc>
+      </w:tr>
+      <w:tr>
+        <w:trPr>
+          <w:cantSplit/>
+        </w:trPr>
+        <w:tc>
+          <w:tcPr>
+            <w:tcW w:type="dxa" w:w="3600"/>
+            <w:tcBorders>
+              <w:top w:val="single" w:color="C9CED6" w:sz="4"/>
+              <w:left w:val="single" w:color="C9CED6" w:sz="4"/>
+              <w:bottom w:val="single" w:color="C9CED6" w:sz="4"/>
+              <w:right w:val="single" w:color="C9CED6" w:sz="4"/>
+            </w:tcBorders>
+            <w:shd w:fill="F2F4F7" w:val="clear"/>
+            <w:tcMar>
+              <w:top w:type="dxa" w:w="70"/>
+              <w:left w:type="dxa" w:w="100"/>
+              <w:bottom w:type="dxa" w:w="70"/>
+              <w:right w:type="dxa" w:w="100"/>
+            </w:tcMar>
+          </w:tcPr>
+          <w:p>
+            <w:pPr>
+              <w:spacing w:after="0" w:line="252"/>
+            </w:pPr>
+            <w:r>
+              <w:rPr>
+                <w:rFonts w:ascii="Arial" w:cs="Arial" w:eastAsia="Arial" w:hAnsi="Arial"/>
+                <w:sz w:val="19"/>
+                <w:szCs w:val="19"/>
+              </w:rPr>
+              <w:t xml:space="preserve">Calling the SL API directly from a browser</w:t>
+            </w:r>
+          </w:p>
+        </w:tc>
+        <w:tc>
+          <w:tcPr>
+            <w:tcW w:type="dxa" w:w="6038"/>
+            <w:tcBorders>
+              <w:top w:val="single" w:color="C9CED6" w:sz="4"/>
+              <w:left w:val="single" w:color="C9CED6" w:sz="4"/>
+              <w:bottom w:val="single" w:color="C9CED6" w:sz="4"/>
+              <w:right w:val="single" w:color="C9CED6" w:sz="4"/>
+            </w:tcBorders>
+            <w:shd w:fill="F2F4F7" w:val="clear"/>
+            <w:tcMar>
+              <w:top w:type="dxa" w:w="70"/>
+              <w:left w:type="dxa" w:w="100"/>
+              <w:bottom w:type="dxa" w:w="70"/>
+              <w:right w:type="dxa" w:w="100"/>
+            </w:tcMar>
+          </w:tcPr>
+          <w:p>
+            <w:pPr>
+              <w:spacing w:after="0" w:line="252"/>
+            </w:pPr>
+            <w:r>
+              <w:rPr>
+                <w:rFonts w:ascii="Arial" w:cs="Arial" w:eastAsia="Arial" w:hAnsi="Arial"/>
+                <w:sz w:val="19"/>
+                <w:szCs w:val="19"/>
+              </w:rPr>
+              <w:t xml:space="preserve">Not tested (CORS unknown)</w:t>
+            </w:r>
+          </w:p>
+        </w:tc>
+      </w:tr>
+      <w:tr>
+        <w:trPr>
+          <w:cantSplit/>
+        </w:trPr>
+        <w:tc>
+          <w:tcPr>
+            <w:tcW w:type="dxa" w:w="3600"/>
+            <w:tcBorders>
+              <w:top w:val="single" w:color="C9CED6" w:sz="4"/>
+              <w:left w:val="single" w:color="C9CED6" w:sz="4"/>
+              <w:bottom w:val="single" w:color="C9CED6" w:sz="4"/>
+              <w:right w:val="single" w:color="C9CED6" w:sz="4"/>
+            </w:tcBorders>
+            <w:tcMar>
+              <w:top w:type="dxa" w:w="70"/>
+              <w:left w:type="dxa" w:w="100"/>
+              <w:bottom w:type="dxa" w:w="70"/>
+              <w:right w:type="dxa" w:w="100"/>
+            </w:tcMar>
+          </w:tcPr>
+          <w:p>
+            <w:pPr>
+              <w:spacing w:after="0" w:line="252"/>
+            </w:pPr>
+            <w:r>
+              <w:rPr>
+                <w:rFonts w:ascii="Arial" w:cs="Arial" w:eastAsia="Arial" w:hAnsi="Arial"/>
+                <w:sz w:val="19"/>
+                <w:szCs w:val="19"/>
+              </w:rPr>
+              <w:t xml:space="preserve">Trafiklab quota figures</w:t>
+            </w:r>
+          </w:p>
+        </w:tc>
+        <w:tc>
+          <w:tcPr>
+            <w:tcW w:type="dxa" w:w="6038"/>
+            <w:tcBorders>
+              <w:top w:val="single" w:color="C9CED6" w:sz="4"/>
+              <w:left w:val="single" w:color="C9CED6" w:sz="4"/>
+              <w:bottom w:val="single" w:color="C9CED6" w:sz="4"/>
+              <w:right w:val="single" w:color="C9CED6" w:sz="4"/>
+            </w:tcBorders>
+            <w:tcMar>
+              <w:top w:type="dxa" w:w="70"/>
+              <w:left w:type="dxa" w:w="100"/>
+              <w:bottom w:type="dxa" w:w="70"/>
+              <w:right w:type="dxa" w:w="100"/>
+            </w:tcMar>
+          </w:tcPr>
+          <w:p>
+            <w:pPr>
+              <w:spacing w:after="0" w:line="252"/>
+            </w:pPr>
+            <w:r>
+              <w:rPr>
+                <w:rFonts w:ascii="Arial" w:cs="Arial" w:eastAsia="Arial" w:hAnsi="Arial"/>
+                <w:sz w:val="19"/>
+                <w:szCs w:val="19"/>
+              </w:rPr>
+              <w:t xml:space="preserve">From memory; check Trafiklab</w:t>
             </w:r>
           </w:p>
         </w:tc>
@@ -8553,7 +11656,7 @@
         <w:rPr>
           <w:rFonts w:ascii="Arial" w:cs="Arial" w:eastAsia="Arial" w:hAnsi="Arial"/>
         </w:rPr>
-        <w:t xml:space="preserve">8. Known limitations</w:t>
+        <w:t xml:space="preserve">10. Known limitations and open points</w:t>
       </w:r>
     </w:p>
     <w:p>
@@ -8641,7 +11744,7 @@
         <w:rPr>
           <w:rFonts w:ascii="Arial" w:cs="Arial" w:eastAsia="Arial" w:hAnsi="Arial"/>
         </w:rPr>
-        <w:t xml:space="preserve"> is used.</w:t>
+        <w:t xml:space="preserve"> is used. If SL changes the stop IDs or the route, the settings must be regenerated.</w:t>
       </w:r>
     </w:p>
     <w:p>
@@ -8657,49 +11760,7 @@
         <w:rPr>
           <w:rFonts w:ascii="Arial" w:cs="Arial" w:eastAsia="Arial" w:hAnsi="Arial"/>
         </w:rPr>
-        <w:t xml:space="preserve">If SL changes the stop IDs or the route, </w:t>
-      </w:r>
-      <w:r>
-        <w:rPr>
-          <w:rFonts w:ascii="Consolas" w:cs="Consolas" w:eastAsia="Consolas" w:hAnsi="Consolas"/>
-          <w:sz w:val="19"/>
-          <w:szCs w:val="19"/>
-        </w:rPr>
-        <w:t xml:space="preserve">STOP_IDS</w:t>
-      </w:r>
-      <w:r>
-        <w:rPr>
-          <w:rFonts w:ascii="Arial" w:cs="Arial" w:eastAsia="Arial" w:hAnsi="Arial"/>
-        </w:rPr>
-        <w:t xml:space="preserve">, </w:t>
-      </w:r>
-      <w:r>
-        <w:rPr>
-          <w:rFonts w:ascii="Consolas" w:cs="Consolas" w:eastAsia="Consolas" w:hAnsi="Consolas"/>
-          <w:sz w:val="19"/>
-          <w:szCs w:val="19"/>
-        </w:rPr>
-        <w:t xml:space="preserve">LAST_STOP_IDS</w:t>
-      </w:r>
-      <w:r>
-        <w:rPr>
-          <w:rFonts w:ascii="Arial" w:cs="Arial" w:eastAsia="Arial" w:hAnsi="Arial"/>
-        </w:rPr>
-        <w:t xml:space="preserve"> and </w:t>
-      </w:r>
-      <w:r>
-        <w:rPr>
-          <w:rFonts w:ascii="Consolas" w:cs="Consolas" w:eastAsia="Consolas" w:hAnsi="Consolas"/>
-          <w:sz w:val="19"/>
-          <w:szCs w:val="19"/>
-        </w:rPr>
-        <w:t xml:space="preserve">ROUTE_STOPS</w:t>
-      </w:r>
-      <w:r>
-        <w:rPr>
-          <w:rFonts w:ascii="Arial" w:cs="Arial" w:eastAsia="Arial" w:hAnsi="Arial"/>
-        </w:rPr>
-        <w:t xml:space="preserve"> must be regenerated.</w:t>
+        <w:t xml:space="preserve">The passed-bus logic uses straight-line distances and a few thresholds from a small number of observations. It remembers a bus only while someone polls the server. A gadget that wakes once per touch gives the server no history, so for it only the heading rule works, and the first reply after a bus has just left may still show that bus.</w:t>
       </w:r>
     </w:p>
     <w:p>
@@ -8715,7 +11776,7 @@
         <w:rPr>
           <w:rFonts w:ascii="Arial" w:cs="Arial" w:eastAsia="Arial" w:hAnsi="Arial"/>
         </w:rPr>
-        <w:t xml:space="preserve">The passed-bus logic needs repeated polling and uses straight-line distances and a few thresholds that come from a small number of observations.</w:t>
+        <w:t xml:space="preserve">The position text is based on straight lines between stops and can be wrong on winding stretches of the route.</w:t>
       </w:r>
     </w:p>
     <w:p>
@@ -8731,7 +11792,7 @@
         <w:rPr>
           <w:rFonts w:ascii="Arial" w:cs="Arial" w:eastAsia="Arial" w:hAnsi="Arial"/>
         </w:rPr>
-        <w:t xml:space="preserve">The Trafiklab calls scale with use: each uncached request costs one or two calls.</w:t>
+        <w:t xml:space="preserve">The battery percentage is a straight-line approximation of a LiPo curve, and it is not meaningful while the board is charging over USB.</w:t>
       </w:r>
     </w:p>
     <w:p>
@@ -8747,30 +11808,7 @@
         <w:rPr>
           <w:rFonts w:ascii="Arial" w:cs="Arial" w:eastAsia="Arial" w:hAnsi="Arial"/>
         </w:rPr>
-        <w:t xml:space="preserve">The page does not tell the user when a refresh has failed and old data are shown.</w:t>
-      </w:r>
-    </w:p>
-    <w:p>
-      <w:pPr>
-        <w:pStyle w:val="Heading1"/>
-        <w:keepNext/>
-      </w:pPr>
-      <w:r>
-        <w:rPr>
-          <w:rFonts w:ascii="Arial" w:cs="Arial" w:eastAsia="Arial" w:hAnsi="Arial"/>
-        </w:rPr>
-        <w:t xml:space="preserve">9. Planned ESP32 gadget</w:t>
-      </w:r>
-    </w:p>
-    <w:p>
-      <w:pPr>
-        <w:spacing w:after="120" w:line="264"/>
-      </w:pPr>
-      <w:r>
-        <w:rPr>
-          <w:rFonts w:ascii="Arial" w:cs="Arial" w:eastAsia="Arial" w:hAnsi="Arial"/>
-        </w:rPr>
-        <w:t xml:space="preserve">Hardware: the Electrokit board "ESP32-C6 development board with 1.54 inch touch LCD and LiPo battery" (Waveshare ESP32-C6-Touch-LCD-1.54), ordered and on its way. According to the manufacturer's documentation, the touch controller's interrupt pin is GPIO5, which lies in the ESP32-C6's range of pins (GPIO0 to 7) that can wake the chip from deep sleep. This has not yet been tested on the board.</w:t>
+        <w:t xml:space="preserve">The gadget does not check the server's certificate, and the secret travels in the address of the request.</w:t>
       </w:r>
     </w:p>
     <w:p>
@@ -8778,7 +11816,7 @@
         <w:pStyle w:val="ListParagraph"/>
         <w:numPr>
           <w:ilvl w:val="0"/>
-          <w:numId w:val="5"/>
+          <w:numId w:val="2"/>
         </w:numPr>
         <w:spacing w:after="60" w:line="264"/>
       </w:pPr>
@@ -8786,7 +11824,7 @@
         <w:rPr>
           <w:rFonts w:ascii="Arial" w:cs="Arial" w:eastAsia="Arial" w:hAnsi="Arial"/>
         </w:rPr>
-        <w:t xml:space="preserve">The display is black and the chip is in deep sleep.</w:t>
+        <w:t xml:space="preserve">The Trafiklab calls scale with use: each uncached request costs one or two calls.</w:t>
       </w:r>
     </w:p>
     <w:p>
@@ -8794,7 +11832,7 @@
         <w:pStyle w:val="ListParagraph"/>
         <w:numPr>
           <w:ilvl w:val="0"/>
-          <w:numId w:val="5"/>
+          <w:numId w:val="2"/>
         </w:numPr>
         <w:spacing w:after="60" w:line="264"/>
       </w:pPr>
@@ -8802,7 +11840,7 @@
         <w:rPr>
           <w:rFonts w:ascii="Arial" w:cs="Arial" w:eastAsia="Arial" w:hAnsi="Arial"/>
         </w:rPr>
-        <w:t xml:space="preserve">A touch wakes the chip; it connects to Wi-Fi.</w:t>
+        <w:t xml:space="preserve">The web page does not tell the user when a refresh has failed and old data are shown.</w:t>
       </w:r>
     </w:p>
     <w:p>
@@ -8810,7 +11848,7 @@
         <w:pStyle w:val="ListParagraph"/>
         <w:numPr>
           <w:ilvl w:val="0"/>
-          <w:numId w:val="5"/>
+          <w:numId w:val="2"/>
         </w:numPr>
         <w:spacing w:after="60" w:line="264"/>
       </w:pPr>
@@ -8818,78 +11856,7 @@
         <w:rPr>
           <w:rFonts w:ascii="Arial" w:cs="Arial" w:eastAsia="Arial" w:hAnsi="Arial"/>
         </w:rPr>
-        <w:t xml:space="preserve">It requests </w:t>
-      </w:r>
-      <w:r>
-        <w:rPr>
-          <w:rFonts w:ascii="Consolas" w:cs="Consolas" w:eastAsia="Consolas" w:hAnsi="Consolas"/>
-          <w:sz w:val="19"/>
-          <w:szCs w:val="19"/>
-        </w:rPr>
-        <w:t xml:space="preserve">bus.php?t=SECRET&amp;gps=1</w:t>
-      </w:r>
-      <w:r>
-        <w:rPr>
-          <w:rFonts w:ascii="Arial" w:cs="Arial" w:eastAsia="Arial" w:hAnsi="Arial"/>
-        </w:rPr>
-        <w:t xml:space="preserve"> over HTTPS and parses the small JSON reply.</w:t>
-      </w:r>
-    </w:p>
-    <w:p>
-      <w:pPr>
-        <w:pStyle w:val="ListParagraph"/>
-        <w:numPr>
-          <w:ilvl w:val="0"/>
-          <w:numId w:val="5"/>
-        </w:numPr>
-        <w:spacing w:after="60" w:line="264"/>
-      </w:pPr>
-      <w:r>
-        <w:rPr>
-          <w:rFonts w:ascii="Arial" w:cs="Arial" w:eastAsia="Arial" w:hAnsi="Arial"/>
-        </w:rPr>
-        <w:t xml:space="preserve">It draws the same fixed layout as </w:t>
-      </w:r>
-      <w:r>
-        <w:rPr>
-          <w:rFonts w:ascii="Consolas" w:cs="Consolas" w:eastAsia="Consolas" w:hAnsi="Consolas"/>
-          <w:sz w:val="19"/>
-          <w:szCs w:val="19"/>
-        </w:rPr>
-        <w:t xml:space="preserve">bus.html</w:t>
-      </w:r>
-      <w:r>
-        <w:rPr>
-          <w:rFonts w:ascii="Arial" w:cs="Arial" w:eastAsia="Arial" w:hAnsi="Arial"/>
-        </w:rPr>
-        <w:t xml:space="preserve"> and refreshes it for about one minute.</w:t>
-      </w:r>
-    </w:p>
-    <w:p>
-      <w:pPr>
-        <w:pStyle w:val="ListParagraph"/>
-        <w:numPr>
-          <w:ilvl w:val="0"/>
-          <w:numId w:val="5"/>
-        </w:numPr>
-        <w:spacing w:after="60" w:line="264"/>
-      </w:pPr>
-      <w:r>
-        <w:rPr>
-          <w:rFonts w:ascii="Arial" w:cs="Arial" w:eastAsia="Arial" w:hAnsi="Arial"/>
-        </w:rPr>
-        <w:t xml:space="preserve">It goes back to deep sleep.</w:t>
-      </w:r>
-    </w:p>
-    <w:p>
-      <w:pPr>
-        <w:spacing w:after="120" w:line="264"/>
-      </w:pPr>
-      <w:r>
-        <w:rPr>
-          <w:rFonts w:ascii="Arial" w:cs="Arial" w:eastAsia="Arial" w:hAnsi="Arial"/>
-        </w:rPr>
-        <w:t xml:space="preserve">Open points: the real sleep current (the board also has an audio amplifier, microphones and other chips), the battery capacity, how the secret is stored in the firmware, how HTTPS certificates are handled, and the first-poll limitation of the passed-bus logic, since a gadget that wakes once per touch has no earlier poll to compare with. The heading rule (bearing) needs no history and is therefore the most useful of the three rules for the gadget.</w:t>
+        <w:t xml:space="preserve">The program is close to the size limit of the default partition (7.7).</w:t>
       </w:r>
     </w:p>
     <w:p>
@@ -8901,7 +11868,7 @@
         <w:rPr>
           <w:rFonts w:ascii="Arial" w:cs="Arial" w:eastAsia="Arial" w:hAnsi="Arial"/>
         </w:rPr>
-        <w:t xml:space="preserve">10. Setup and maintenance</w:t>
+        <w:t xml:space="preserve">11. Setup and maintenance</w:t>
       </w:r>
     </w:p>
     <w:p>
@@ -8913,7 +11880,7 @@
         <w:rPr>
           <w:rFonts w:ascii="Arial" w:cs="Arial" w:eastAsia="Arial" w:hAnsi="Arial"/>
         </w:rPr>
-        <w:t xml:space="preserve">10.1 Setup</w:t>
+        <w:t xml:space="preserve">11.1 Server and Mac</w:t>
       </w:r>
     </w:p>
     <w:p>
@@ -9247,7 +12214,139 @@
         <w:rPr>
           <w:rFonts w:ascii="Arial" w:cs="Arial" w:eastAsia="Arial" w:hAnsi="Arial"/>
         </w:rPr>
-        <w:t xml:space="preserve">10.2 Settings in bus_config.php (defaults in bus.php)</w:t>
+        <w:t xml:space="preserve">11.2 The gadget</w:t>
+      </w:r>
+    </w:p>
+    <w:p>
+      <w:pPr>
+        <w:pStyle w:val="ListParagraph"/>
+        <w:numPr>
+          <w:ilvl w:val="0"/>
+          <w:numId w:val="7"/>
+        </w:numPr>
+        <w:spacing w:after="60" w:line="264"/>
+      </w:pPr>
+      <w:r>
+        <w:rPr>
+          <w:rFonts w:ascii="Arial" w:cs="Arial" w:eastAsia="Arial" w:hAnsi="Arial"/>
+        </w:rPr>
+        <w:t xml:space="preserve">Install the Arduino IDE, add the </w:t>
+      </w:r>
+      <w:r>
+        <w:rPr>
+          <w:rFonts w:ascii="Consolas" w:cs="Consolas" w:eastAsia="Consolas" w:hAnsi="Consolas"/>
+          <w:sz w:val="19"/>
+          <w:szCs w:val="19"/>
+        </w:rPr>
+        <w:t xml:space="preserve">esp32</w:t>
+      </w:r>
+      <w:r>
+        <w:rPr>
+          <w:rFonts w:ascii="Arial" w:cs="Arial" w:eastAsia="Arial" w:hAnsi="Arial"/>
+        </w:rPr>
+        <w:t xml:space="preserve"> board package (3.3.x) and the libraries GFX Library for Arduino, U8g2 and ArduinoJson.</w:t>
+      </w:r>
+    </w:p>
+    <w:p>
+      <w:pPr>
+        <w:pStyle w:val="ListParagraph"/>
+        <w:numPr>
+          <w:ilvl w:val="0"/>
+          <w:numId w:val="7"/>
+        </w:numPr>
+        <w:spacing w:after="60" w:line="264"/>
+      </w:pPr>
+      <w:r>
+        <w:rPr>
+          <w:rFonts w:ascii="Arial" w:cs="Arial" w:eastAsia="Arial" w:hAnsi="Arial"/>
+        </w:rPr>
+        <w:t xml:space="preserve">Make a sketch folder with </w:t>
+      </w:r>
+      <w:r>
+        <w:rPr>
+          <w:rFonts w:ascii="Consolas" w:cs="Consolas" w:eastAsia="Consolas" w:hAnsi="Consolas"/>
+          <w:sz w:val="19"/>
+          <w:szCs w:val="19"/>
+        </w:rPr>
+        <w:t xml:space="preserve">bus_display.ino</w:t>
+      </w:r>
+      <w:r>
+        <w:rPr>
+          <w:rFonts w:ascii="Arial" w:cs="Arial" w:eastAsia="Arial" w:hAnsi="Arial"/>
+        </w:rPr>
+        <w:t xml:space="preserve"> and </w:t>
+      </w:r>
+      <w:r>
+        <w:rPr>
+          <w:rFonts w:ascii="Consolas" w:cs="Consolas" w:eastAsia="Consolas" w:hAnsi="Consolas"/>
+          <w:sz w:val="19"/>
+          <w:szCs w:val="19"/>
+        </w:rPr>
+        <w:t xml:space="preserve">config.h</w:t>
+      </w:r>
+      <w:r>
+        <w:rPr>
+          <w:rFonts w:ascii="Arial" w:cs="Arial" w:eastAsia="Arial" w:hAnsi="Arial"/>
+        </w:rPr>
+        <w:t xml:space="preserve"> (the folder and the .ino file must have the same name). Fill in </w:t>
+      </w:r>
+      <w:r>
+        <w:rPr>
+          <w:rFonts w:ascii="Consolas" w:cs="Consolas" w:eastAsia="Consolas" w:hAnsi="Consolas"/>
+          <w:sz w:val="19"/>
+          <w:szCs w:val="19"/>
+        </w:rPr>
+        <w:t xml:space="preserve">config.h</w:t>
+      </w:r>
+      <w:r>
+        <w:rPr>
+          <w:rFonts w:ascii="Arial" w:cs="Arial" w:eastAsia="Arial" w:hAnsi="Arial"/>
+        </w:rPr>
+        <w:t xml:space="preserve">.</w:t>
+      </w:r>
+    </w:p>
+    <w:p>
+      <w:pPr>
+        <w:pStyle w:val="ListParagraph"/>
+        <w:numPr>
+          <w:ilvl w:val="0"/>
+          <w:numId w:val="7"/>
+        </w:numPr>
+        <w:spacing w:after="60" w:line="264"/>
+      </w:pPr>
+      <w:r>
+        <w:rPr>
+          <w:rFonts w:ascii="Arial" w:cs="Arial" w:eastAsia="Arial" w:hAnsi="Arial"/>
+        </w:rPr>
+        <w:t xml:space="preserve">Choose the settings in 7.1, connect the board with a USB-C data cable and upload. If the board does not connect, hold BOOT while plugging in the cable.</w:t>
+      </w:r>
+    </w:p>
+    <w:p>
+      <w:pPr>
+        <w:pStyle w:val="ListParagraph"/>
+        <w:numPr>
+          <w:ilvl w:val="0"/>
+          <w:numId w:val="7"/>
+        </w:numPr>
+        <w:spacing w:after="60" w:line="264"/>
+      </w:pPr>
+      <w:r>
+        <w:rPr>
+          <w:rFonts w:ascii="Arial" w:cs="Arial" w:eastAsia="Arial" w:hAnsi="Arial"/>
+        </w:rPr>
+        <w:t xml:space="preserve">After about a minute the screen switches off. Touch it: it should wake with the letter T in the bottom right corner.</w:t>
+      </w:r>
+    </w:p>
+    <w:p>
+      <w:pPr>
+        <w:pStyle w:val="Heading2"/>
+        <w:keepNext/>
+      </w:pPr>
+      <w:r>
+        <w:rPr>
+          <w:rFonts w:ascii="Arial" w:cs="Arial" w:eastAsia="Arial" w:hAnsi="Arial"/>
+        </w:rPr>
+        <w:t xml:space="preserve">11.3 Settings in bus_config.php (defaults in bus.php)</w:t>
       </w:r>
     </w:p>
     <w:tbl>
@@ -9563,7 +12662,7 @@
                 <w:sz w:val="18"/>
                 <w:szCs w:val="18"/>
               </w:rPr>
-              <w:t xml:space="preserve">Value the page sends as </w:t>
+              <w:t xml:space="preserve">Value the page and the gadget send as </w:t>
             </w:r>
             <w:r>
               <w:rPr>
@@ -10652,7 +13751,896 @@
         <w:rPr>
           <w:rFonts w:ascii="Arial" w:cs="Arial" w:eastAsia="Arial" w:hAnsi="Arial"/>
         </w:rPr>
-        <w:t xml:space="preserve">10.3 Troubleshooting</w:t>
+        <w:t xml:space="preserve">11.4 Settings in config.h (gadget)</w:t>
+      </w:r>
+    </w:p>
+    <w:tbl>
+      <w:tblPr>
+        <w:tblW w:type="dxa" w:w="9638"/>
+        <w:tblBorders>
+          <w:top w:val="single" w:color="auto" w:sz="4"/>
+          <w:left w:val="single" w:color="auto" w:sz="4"/>
+          <w:bottom w:val="single" w:color="auto" w:sz="4"/>
+          <w:right w:val="single" w:color="auto" w:sz="4"/>
+          <w:insideH w:val="single" w:color="auto" w:sz="4"/>
+          <w:insideV w:val="single" w:color="auto" w:sz="4"/>
+        </w:tblBorders>
+      </w:tblPr>
+      <w:tblGrid>
+        <w:gridCol w:w="3000"/>
+        <w:gridCol w:w="1800"/>
+        <w:gridCol w:w="4838"/>
+      </w:tblGrid>
+      <w:tr>
+        <w:trPr>
+          <w:cantSplit/>
+          <w:tblHeader/>
+        </w:trPr>
+        <w:tc>
+          <w:tcPr>
+            <w:tcW w:type="dxa" w:w="3000"/>
+            <w:tcBorders>
+              <w:top w:val="single" w:color="C9CED6" w:sz="4"/>
+              <w:left w:val="single" w:color="C9CED6" w:sz="4"/>
+              <w:bottom w:val="single" w:color="C9CED6" w:sz="4"/>
+              <w:right w:val="single" w:color="C9CED6" w:sz="4"/>
+            </w:tcBorders>
+            <w:shd w:fill="1F4E8C" w:val="clear"/>
+            <w:tcMar>
+              <w:top w:type="dxa" w:w="70"/>
+              <w:left w:type="dxa" w:w="100"/>
+              <w:bottom w:type="dxa" w:w="70"/>
+              <w:right w:type="dxa" w:w="100"/>
+            </w:tcMar>
+          </w:tcPr>
+          <w:p>
+            <w:pPr>
+              <w:spacing w:after="0" w:line="252"/>
+            </w:pPr>
+            <w:r>
+              <w:rPr>
+                <w:rFonts w:ascii="Arial" w:cs="Arial" w:eastAsia="Arial" w:hAnsi="Arial"/>
+                <w:b/>
+                <w:bCs/>
+                <w:color w:val="FFFFFF"/>
+                <w:sz w:val="19"/>
+                <w:szCs w:val="19"/>
+              </w:rPr>
+              <w:t xml:space="preserve">Setting</w:t>
+            </w:r>
+          </w:p>
+        </w:tc>
+        <w:tc>
+          <w:tcPr>
+            <w:tcW w:type="dxa" w:w="1800"/>
+            <w:tcBorders>
+              <w:top w:val="single" w:color="C9CED6" w:sz="4"/>
+              <w:left w:val="single" w:color="C9CED6" w:sz="4"/>
+              <w:bottom w:val="single" w:color="C9CED6" w:sz="4"/>
+              <w:right w:val="single" w:color="C9CED6" w:sz="4"/>
+            </w:tcBorders>
+            <w:shd w:fill="1F4E8C" w:val="clear"/>
+            <w:tcMar>
+              <w:top w:type="dxa" w:w="70"/>
+              <w:left w:type="dxa" w:w="100"/>
+              <w:bottom w:type="dxa" w:w="70"/>
+              <w:right w:type="dxa" w:w="100"/>
+            </w:tcMar>
+          </w:tcPr>
+          <w:p>
+            <w:pPr>
+              <w:spacing w:after="0" w:line="252"/>
+            </w:pPr>
+            <w:r>
+              <w:rPr>
+                <w:rFonts w:ascii="Arial" w:cs="Arial" w:eastAsia="Arial" w:hAnsi="Arial"/>
+                <w:b/>
+                <w:bCs/>
+                <w:color w:val="FFFFFF"/>
+                <w:sz w:val="19"/>
+                <w:szCs w:val="19"/>
+              </w:rPr>
+              <w:t xml:space="preserve">Default</w:t>
+            </w:r>
+          </w:p>
+        </w:tc>
+        <w:tc>
+          <w:tcPr>
+            <w:tcW w:type="dxa" w:w="4838"/>
+            <w:tcBorders>
+              <w:top w:val="single" w:color="C9CED6" w:sz="4"/>
+              <w:left w:val="single" w:color="C9CED6" w:sz="4"/>
+              <w:bottom w:val="single" w:color="C9CED6" w:sz="4"/>
+              <w:right w:val="single" w:color="C9CED6" w:sz="4"/>
+            </w:tcBorders>
+            <w:shd w:fill="1F4E8C" w:val="clear"/>
+            <w:tcMar>
+              <w:top w:type="dxa" w:w="70"/>
+              <w:left w:type="dxa" w:w="100"/>
+              <w:bottom w:type="dxa" w:w="70"/>
+              <w:right w:type="dxa" w:w="100"/>
+            </w:tcMar>
+          </w:tcPr>
+          <w:p>
+            <w:pPr>
+              <w:spacing w:after="0" w:line="252"/>
+            </w:pPr>
+            <w:r>
+              <w:rPr>
+                <w:rFonts w:ascii="Arial" w:cs="Arial" w:eastAsia="Arial" w:hAnsi="Arial"/>
+                <w:b/>
+                <w:bCs/>
+                <w:color w:val="FFFFFF"/>
+                <w:sz w:val="19"/>
+                <w:szCs w:val="19"/>
+              </w:rPr>
+              <w:t xml:space="preserve">Meaning</w:t>
+            </w:r>
+          </w:p>
+        </w:tc>
+      </w:tr>
+      <w:tr>
+        <w:trPr>
+          <w:cantSplit/>
+        </w:trPr>
+        <w:tc>
+          <w:tcPr>
+            <w:tcW w:type="dxa" w:w="3000"/>
+            <w:tcBorders>
+              <w:top w:val="single" w:color="C9CED6" w:sz="4"/>
+              <w:left w:val="single" w:color="C9CED6" w:sz="4"/>
+              <w:bottom w:val="single" w:color="C9CED6" w:sz="4"/>
+              <w:right w:val="single" w:color="C9CED6" w:sz="4"/>
+            </w:tcBorders>
+            <w:tcMar>
+              <w:top w:type="dxa" w:w="70"/>
+              <w:left w:type="dxa" w:w="100"/>
+              <w:bottom w:type="dxa" w:w="70"/>
+              <w:right w:type="dxa" w:w="100"/>
+            </w:tcMar>
+          </w:tcPr>
+          <w:p>
+            <w:pPr>
+              <w:spacing w:after="0" w:line="252"/>
+            </w:pPr>
+            <w:r>
+              <w:rPr>
+                <w:rFonts w:ascii="Consolas" w:cs="Consolas" w:eastAsia="Consolas" w:hAnsi="Consolas"/>
+                <w:sz w:val="18"/>
+                <w:szCs w:val="18"/>
+              </w:rPr>
+              <w:t xml:space="preserve">WIFI_SSID</w:t>
+            </w:r>
+            <w:r>
+              <w:rPr>
+                <w:rFonts w:ascii="Arial" w:cs="Arial" w:eastAsia="Arial" w:hAnsi="Arial"/>
+                <w:sz w:val="18"/>
+                <w:szCs w:val="18"/>
+              </w:rPr>
+              <w:t xml:space="preserve">, </w:t>
+            </w:r>
+            <w:r>
+              <w:rPr>
+                <w:rFonts w:ascii="Consolas" w:cs="Consolas" w:eastAsia="Consolas" w:hAnsi="Consolas"/>
+                <w:sz w:val="18"/>
+                <w:szCs w:val="18"/>
+              </w:rPr>
+              <w:t xml:space="preserve">WIFI_PASSWORD</w:t>
+            </w:r>
+          </w:p>
+        </w:tc>
+        <w:tc>
+          <w:tcPr>
+            <w:tcW w:type="dxa" w:w="1800"/>
+            <w:tcBorders>
+              <w:top w:val="single" w:color="C9CED6" w:sz="4"/>
+              <w:left w:val="single" w:color="C9CED6" w:sz="4"/>
+              <w:bottom w:val="single" w:color="C9CED6" w:sz="4"/>
+              <w:right w:val="single" w:color="C9CED6" w:sz="4"/>
+            </w:tcBorders>
+            <w:tcMar>
+              <w:top w:type="dxa" w:w="70"/>
+              <w:left w:type="dxa" w:w="100"/>
+              <w:bottom w:type="dxa" w:w="70"/>
+              <w:right w:type="dxa" w:w="100"/>
+            </w:tcMar>
+          </w:tcPr>
+          <w:p>
+            <w:pPr>
+              <w:spacing w:after="0" w:line="252"/>
+            </w:pPr>
+            <w:r>
+              <w:rPr>
+                <w:rFonts w:ascii="Arial" w:cs="Arial" w:eastAsia="Arial" w:hAnsi="Arial"/>
+                <w:sz w:val="18"/>
+                <w:szCs w:val="18"/>
+              </w:rPr>
+              <w:t xml:space="preserve">none</w:t>
+            </w:r>
+          </w:p>
+        </w:tc>
+        <w:tc>
+          <w:tcPr>
+            <w:tcW w:type="dxa" w:w="4838"/>
+            <w:tcBorders>
+              <w:top w:val="single" w:color="C9CED6" w:sz="4"/>
+              <w:left w:val="single" w:color="C9CED6" w:sz="4"/>
+              <w:bottom w:val="single" w:color="C9CED6" w:sz="4"/>
+              <w:right w:val="single" w:color="C9CED6" w:sz="4"/>
+            </w:tcBorders>
+            <w:tcMar>
+              <w:top w:type="dxa" w:w="70"/>
+              <w:left w:type="dxa" w:w="100"/>
+              <w:bottom w:type="dxa" w:w="70"/>
+              <w:right w:type="dxa" w:w="100"/>
+            </w:tcMar>
+          </w:tcPr>
+          <w:p>
+            <w:pPr>
+              <w:spacing w:after="0" w:line="252"/>
+            </w:pPr>
+            <w:r>
+              <w:rPr>
+                <w:rFonts w:ascii="Arial" w:cs="Arial" w:eastAsia="Arial" w:hAnsi="Arial"/>
+                <w:sz w:val="18"/>
+                <w:szCs w:val="18"/>
+              </w:rPr>
+              <w:t xml:space="preserve">Your Wi-Fi (2.4 GHz)</w:t>
+            </w:r>
+          </w:p>
+        </w:tc>
+      </w:tr>
+      <w:tr>
+        <w:trPr>
+          <w:cantSplit/>
+        </w:trPr>
+        <w:tc>
+          <w:tcPr>
+            <w:tcW w:type="dxa" w:w="3000"/>
+            <w:tcBorders>
+              <w:top w:val="single" w:color="C9CED6" w:sz="4"/>
+              <w:left w:val="single" w:color="C9CED6" w:sz="4"/>
+              <w:bottom w:val="single" w:color="C9CED6" w:sz="4"/>
+              <w:right w:val="single" w:color="C9CED6" w:sz="4"/>
+            </w:tcBorders>
+            <w:shd w:fill="F2F4F7" w:val="clear"/>
+            <w:tcMar>
+              <w:top w:type="dxa" w:w="70"/>
+              <w:left w:type="dxa" w:w="100"/>
+              <w:bottom w:type="dxa" w:w="70"/>
+              <w:right w:type="dxa" w:w="100"/>
+            </w:tcMar>
+          </w:tcPr>
+          <w:p>
+            <w:pPr>
+              <w:spacing w:after="0" w:line="252"/>
+            </w:pPr>
+            <w:r>
+              <w:rPr>
+                <w:rFonts w:ascii="Consolas" w:cs="Consolas" w:eastAsia="Consolas" w:hAnsi="Consolas"/>
+                <w:sz w:val="18"/>
+                <w:szCs w:val="18"/>
+              </w:rPr>
+              <w:t xml:space="preserve">BUS_HOST</w:t>
+            </w:r>
+            <w:r>
+              <w:rPr>
+                <w:rFonts w:ascii="Arial" w:cs="Arial" w:eastAsia="Arial" w:hAnsi="Arial"/>
+                <w:sz w:val="18"/>
+                <w:szCs w:val="18"/>
+              </w:rPr>
+              <w:t xml:space="preserve">, </w:t>
+            </w:r>
+            <w:r>
+              <w:rPr>
+                <w:rFonts w:ascii="Consolas" w:cs="Consolas" w:eastAsia="Consolas" w:hAnsi="Consolas"/>
+                <w:sz w:val="18"/>
+                <w:szCs w:val="18"/>
+              </w:rPr>
+              <w:t xml:space="preserve">BUS_PATH</w:t>
+            </w:r>
+          </w:p>
+        </w:tc>
+        <w:tc>
+          <w:tcPr>
+            <w:tcW w:type="dxa" w:w="1800"/>
+            <w:tcBorders>
+              <w:top w:val="single" w:color="C9CED6" w:sz="4"/>
+              <w:left w:val="single" w:color="C9CED6" w:sz="4"/>
+              <w:bottom w:val="single" w:color="C9CED6" w:sz="4"/>
+              <w:right w:val="single" w:color="C9CED6" w:sz="4"/>
+            </w:tcBorders>
+            <w:shd w:fill="F2F4F7" w:val="clear"/>
+            <w:tcMar>
+              <w:top w:type="dxa" w:w="70"/>
+              <w:left w:type="dxa" w:w="100"/>
+              <w:bottom w:type="dxa" w:w="70"/>
+              <w:right w:type="dxa" w:w="100"/>
+            </w:tcMar>
+          </w:tcPr>
+          <w:p>
+            <w:pPr>
+              <w:spacing w:after="0" w:line="252"/>
+            </w:pPr>
+            <w:r>
+              <w:rPr>
+                <w:rFonts w:ascii="Arial" w:cs="Arial" w:eastAsia="Arial" w:hAnsi="Arial"/>
+                <w:sz w:val="18"/>
+                <w:szCs w:val="18"/>
+              </w:rPr>
+              <w:t xml:space="preserve">none</w:t>
+            </w:r>
+          </w:p>
+        </w:tc>
+        <w:tc>
+          <w:tcPr>
+            <w:tcW w:type="dxa" w:w="4838"/>
+            <w:tcBorders>
+              <w:top w:val="single" w:color="C9CED6" w:sz="4"/>
+              <w:left w:val="single" w:color="C9CED6" w:sz="4"/>
+              <w:bottom w:val="single" w:color="C9CED6" w:sz="4"/>
+              <w:right w:val="single" w:color="C9CED6" w:sz="4"/>
+            </w:tcBorders>
+            <w:shd w:fill="F2F4F7" w:val="clear"/>
+            <w:tcMar>
+              <w:top w:type="dxa" w:w="70"/>
+              <w:left w:type="dxa" w:w="100"/>
+              <w:bottom w:type="dxa" w:w="70"/>
+              <w:right w:type="dxa" w:w="100"/>
+            </w:tcMar>
+          </w:tcPr>
+          <w:p>
+            <w:pPr>
+              <w:spacing w:after="0" w:line="252"/>
+            </w:pPr>
+            <w:r>
+              <w:rPr>
+                <w:rFonts w:ascii="Arial" w:cs="Arial" w:eastAsia="Arial" w:hAnsi="Arial"/>
+                <w:sz w:val="18"/>
+                <w:szCs w:val="18"/>
+              </w:rPr>
+              <w:t xml:space="preserve">Address of </w:t>
+            </w:r>
+            <w:r>
+              <w:rPr>
+                <w:rFonts w:ascii="Consolas" w:cs="Consolas" w:eastAsia="Consolas" w:hAnsi="Consolas"/>
+                <w:sz w:val="18"/>
+                <w:szCs w:val="18"/>
+              </w:rPr>
+              <w:t xml:space="preserve">bus.php</w:t>
+            </w:r>
+            <w:r>
+              <w:rPr>
+                <w:rFonts w:ascii="Arial" w:cs="Arial" w:eastAsia="Arial" w:hAnsi="Arial"/>
+                <w:sz w:val="18"/>
+                <w:szCs w:val="18"/>
+              </w:rPr>
+              <w:t xml:space="preserve"> without "https://", and the path to it</w:t>
+            </w:r>
+          </w:p>
+        </w:tc>
+      </w:tr>
+      <w:tr>
+        <w:trPr>
+          <w:cantSplit/>
+        </w:trPr>
+        <w:tc>
+          <w:tcPr>
+            <w:tcW w:type="dxa" w:w="3000"/>
+            <w:tcBorders>
+              <w:top w:val="single" w:color="C9CED6" w:sz="4"/>
+              <w:left w:val="single" w:color="C9CED6" w:sz="4"/>
+              <w:bottom w:val="single" w:color="C9CED6" w:sz="4"/>
+              <w:right w:val="single" w:color="C9CED6" w:sz="4"/>
+            </w:tcBorders>
+            <w:tcMar>
+              <w:top w:type="dxa" w:w="70"/>
+              <w:left w:type="dxa" w:w="100"/>
+              <w:bottom w:type="dxa" w:w="70"/>
+              <w:right w:type="dxa" w:w="100"/>
+            </w:tcMar>
+          </w:tcPr>
+          <w:p>
+            <w:pPr>
+              <w:spacing w:after="0" w:line="252"/>
+            </w:pPr>
+            <w:r>
+              <w:rPr>
+                <w:rFonts w:ascii="Consolas" w:cs="Consolas" w:eastAsia="Consolas" w:hAnsi="Consolas"/>
+                <w:sz w:val="18"/>
+                <w:szCs w:val="18"/>
+              </w:rPr>
+              <w:t xml:space="preserve">BUS_SECRET</w:t>
+            </w:r>
+          </w:p>
+        </w:tc>
+        <w:tc>
+          <w:tcPr>
+            <w:tcW w:type="dxa" w:w="1800"/>
+            <w:tcBorders>
+              <w:top w:val="single" w:color="C9CED6" w:sz="4"/>
+              <w:left w:val="single" w:color="C9CED6" w:sz="4"/>
+              <w:bottom w:val="single" w:color="C9CED6" w:sz="4"/>
+              <w:right w:val="single" w:color="C9CED6" w:sz="4"/>
+            </w:tcBorders>
+            <w:tcMar>
+              <w:top w:type="dxa" w:w="70"/>
+              <w:left w:type="dxa" w:w="100"/>
+              <w:bottom w:type="dxa" w:w="70"/>
+              <w:right w:type="dxa" w:w="100"/>
+            </w:tcMar>
+          </w:tcPr>
+          <w:p>
+            <w:pPr>
+              <w:spacing w:after="0" w:line="252"/>
+            </w:pPr>
+            <w:r>
+              <w:rPr>
+                <w:rFonts w:ascii="Arial" w:cs="Arial" w:eastAsia="Arial" w:hAnsi="Arial"/>
+                <w:sz w:val="18"/>
+                <w:szCs w:val="18"/>
+              </w:rPr>
+              <w:t xml:space="preserve">none</w:t>
+            </w:r>
+          </w:p>
+        </w:tc>
+        <w:tc>
+          <w:tcPr>
+            <w:tcW w:type="dxa" w:w="4838"/>
+            <w:tcBorders>
+              <w:top w:val="single" w:color="C9CED6" w:sz="4"/>
+              <w:left w:val="single" w:color="C9CED6" w:sz="4"/>
+              <w:bottom w:val="single" w:color="C9CED6" w:sz="4"/>
+              <w:right w:val="single" w:color="C9CED6" w:sz="4"/>
+            </w:tcBorders>
+            <w:tcMar>
+              <w:top w:type="dxa" w:w="70"/>
+              <w:left w:type="dxa" w:w="100"/>
+              <w:bottom w:type="dxa" w:w="70"/>
+              <w:right w:type="dxa" w:w="100"/>
+            </w:tcMar>
+          </w:tcPr>
+          <w:p>
+            <w:pPr>
+              <w:spacing w:after="0" w:line="252"/>
+            </w:pPr>
+            <w:r>
+              <w:rPr>
+                <w:rFonts w:ascii="Arial" w:cs="Arial" w:eastAsia="Arial" w:hAnsi="Arial"/>
+                <w:sz w:val="18"/>
+                <w:szCs w:val="18"/>
+              </w:rPr>
+              <w:t xml:space="preserve">The same secret as </w:t>
+            </w:r>
+            <w:r>
+              <w:rPr>
+                <w:rFonts w:ascii="Consolas" w:cs="Consolas" w:eastAsia="Consolas" w:hAnsi="Consolas"/>
+                <w:sz w:val="18"/>
+                <w:szCs w:val="18"/>
+              </w:rPr>
+              <w:t xml:space="preserve">SECRET</w:t>
+            </w:r>
+            <w:r>
+              <w:rPr>
+                <w:rFonts w:ascii="Arial" w:cs="Arial" w:eastAsia="Arial" w:hAnsi="Arial"/>
+                <w:sz w:val="18"/>
+                <w:szCs w:val="18"/>
+              </w:rPr>
+              <w:t xml:space="preserve"> in </w:t>
+            </w:r>
+            <w:r>
+              <w:rPr>
+                <w:rFonts w:ascii="Consolas" w:cs="Consolas" w:eastAsia="Consolas" w:hAnsi="Consolas"/>
+                <w:sz w:val="18"/>
+                <w:szCs w:val="18"/>
+              </w:rPr>
+              <w:t xml:space="preserve">bus_config.php</w:t>
+            </w:r>
+          </w:p>
+        </w:tc>
+      </w:tr>
+      <w:tr>
+        <w:trPr>
+          <w:cantSplit/>
+        </w:trPr>
+        <w:tc>
+          <w:tcPr>
+            <w:tcW w:type="dxa" w:w="3000"/>
+            <w:tcBorders>
+              <w:top w:val="single" w:color="C9CED6" w:sz="4"/>
+              <w:left w:val="single" w:color="C9CED6" w:sz="4"/>
+              <w:bottom w:val="single" w:color="C9CED6" w:sz="4"/>
+              <w:right w:val="single" w:color="C9CED6" w:sz="4"/>
+            </w:tcBorders>
+            <w:shd w:fill="F2F4F7" w:val="clear"/>
+            <w:tcMar>
+              <w:top w:type="dxa" w:w="70"/>
+              <w:left w:type="dxa" w:w="100"/>
+              <w:bottom w:type="dxa" w:w="70"/>
+              <w:right w:type="dxa" w:w="100"/>
+            </w:tcMar>
+          </w:tcPr>
+          <w:p>
+            <w:pPr>
+              <w:spacing w:after="0" w:line="252"/>
+            </w:pPr>
+            <w:r>
+              <w:rPr>
+                <w:rFonts w:ascii="Consolas" w:cs="Consolas" w:eastAsia="Consolas" w:hAnsi="Consolas"/>
+                <w:sz w:val="18"/>
+                <w:szCs w:val="18"/>
+              </w:rPr>
+              <w:t xml:space="preserve">AWAKE_SECONDS</w:t>
+            </w:r>
+          </w:p>
+        </w:tc>
+        <w:tc>
+          <w:tcPr>
+            <w:tcW w:type="dxa" w:w="1800"/>
+            <w:tcBorders>
+              <w:top w:val="single" w:color="C9CED6" w:sz="4"/>
+              <w:left w:val="single" w:color="C9CED6" w:sz="4"/>
+              <w:bottom w:val="single" w:color="C9CED6" w:sz="4"/>
+              <w:right w:val="single" w:color="C9CED6" w:sz="4"/>
+            </w:tcBorders>
+            <w:shd w:fill="F2F4F7" w:val="clear"/>
+            <w:tcMar>
+              <w:top w:type="dxa" w:w="70"/>
+              <w:left w:type="dxa" w:w="100"/>
+              <w:bottom w:type="dxa" w:w="70"/>
+              <w:right w:type="dxa" w:w="100"/>
+            </w:tcMar>
+          </w:tcPr>
+          <w:p>
+            <w:pPr>
+              <w:spacing w:after="0" w:line="252"/>
+            </w:pPr>
+            <w:r>
+              <w:rPr>
+                <w:rFonts w:ascii="Arial" w:cs="Arial" w:eastAsia="Arial" w:hAnsi="Arial"/>
+                <w:sz w:val="18"/>
+                <w:szCs w:val="18"/>
+              </w:rPr>
+              <w:t xml:space="preserve">60</w:t>
+            </w:r>
+          </w:p>
+        </w:tc>
+        <w:tc>
+          <w:tcPr>
+            <w:tcW w:type="dxa" w:w="4838"/>
+            <w:tcBorders>
+              <w:top w:val="single" w:color="C9CED6" w:sz="4"/>
+              <w:left w:val="single" w:color="C9CED6" w:sz="4"/>
+              <w:bottom w:val="single" w:color="C9CED6" w:sz="4"/>
+              <w:right w:val="single" w:color="C9CED6" w:sz="4"/>
+            </w:tcBorders>
+            <w:shd w:fill="F2F4F7" w:val="clear"/>
+            <w:tcMar>
+              <w:top w:type="dxa" w:w="70"/>
+              <w:left w:type="dxa" w:w="100"/>
+              <w:bottom w:type="dxa" w:w="70"/>
+              <w:right w:type="dxa" w:w="100"/>
+            </w:tcMar>
+          </w:tcPr>
+          <w:p>
+            <w:pPr>
+              <w:spacing w:after="0" w:line="252"/>
+            </w:pPr>
+            <w:r>
+              <w:rPr>
+                <w:rFonts w:ascii="Arial" w:cs="Arial" w:eastAsia="Arial" w:hAnsi="Arial"/>
+                <w:sz w:val="18"/>
+                <w:szCs w:val="18"/>
+              </w:rPr>
+              <w:t xml:space="preserve">How long the screen stays on after a touch</w:t>
+            </w:r>
+          </w:p>
+        </w:tc>
+      </w:tr>
+      <w:tr>
+        <w:trPr>
+          <w:cantSplit/>
+        </w:trPr>
+        <w:tc>
+          <w:tcPr>
+            <w:tcW w:type="dxa" w:w="3000"/>
+            <w:tcBorders>
+              <w:top w:val="single" w:color="C9CED6" w:sz="4"/>
+              <w:left w:val="single" w:color="C9CED6" w:sz="4"/>
+              <w:bottom w:val="single" w:color="C9CED6" w:sz="4"/>
+              <w:right w:val="single" w:color="C9CED6" w:sz="4"/>
+            </w:tcBorders>
+            <w:tcMar>
+              <w:top w:type="dxa" w:w="70"/>
+              <w:left w:type="dxa" w:w="100"/>
+              <w:bottom w:type="dxa" w:w="70"/>
+              <w:right w:type="dxa" w:w="100"/>
+            </w:tcMar>
+          </w:tcPr>
+          <w:p>
+            <w:pPr>
+              <w:spacing w:after="0" w:line="252"/>
+            </w:pPr>
+            <w:r>
+              <w:rPr>
+                <w:rFonts w:ascii="Consolas" w:cs="Consolas" w:eastAsia="Consolas" w:hAnsi="Consolas"/>
+                <w:sz w:val="18"/>
+                <w:szCs w:val="18"/>
+              </w:rPr>
+              <w:t xml:space="preserve">REFRESH_SECONDS</w:t>
+            </w:r>
+          </w:p>
+        </w:tc>
+        <w:tc>
+          <w:tcPr>
+            <w:tcW w:type="dxa" w:w="1800"/>
+            <w:tcBorders>
+              <w:top w:val="single" w:color="C9CED6" w:sz="4"/>
+              <w:left w:val="single" w:color="C9CED6" w:sz="4"/>
+              <w:bottom w:val="single" w:color="C9CED6" w:sz="4"/>
+              <w:right w:val="single" w:color="C9CED6" w:sz="4"/>
+            </w:tcBorders>
+            <w:tcMar>
+              <w:top w:type="dxa" w:w="70"/>
+              <w:left w:type="dxa" w:w="100"/>
+              <w:bottom w:type="dxa" w:w="70"/>
+              <w:right w:type="dxa" w:w="100"/>
+            </w:tcMar>
+          </w:tcPr>
+          <w:p>
+            <w:pPr>
+              <w:spacing w:after="0" w:line="252"/>
+            </w:pPr>
+            <w:r>
+              <w:rPr>
+                <w:rFonts w:ascii="Arial" w:cs="Arial" w:eastAsia="Arial" w:hAnsi="Arial"/>
+                <w:sz w:val="18"/>
+                <w:szCs w:val="18"/>
+              </w:rPr>
+              <w:t xml:space="preserve">20</w:t>
+            </w:r>
+          </w:p>
+        </w:tc>
+        <w:tc>
+          <w:tcPr>
+            <w:tcW w:type="dxa" w:w="4838"/>
+            <w:tcBorders>
+              <w:top w:val="single" w:color="C9CED6" w:sz="4"/>
+              <w:left w:val="single" w:color="C9CED6" w:sz="4"/>
+              <w:bottom w:val="single" w:color="C9CED6" w:sz="4"/>
+              <w:right w:val="single" w:color="C9CED6" w:sz="4"/>
+            </w:tcBorders>
+            <w:tcMar>
+              <w:top w:type="dxa" w:w="70"/>
+              <w:left w:type="dxa" w:w="100"/>
+              <w:bottom w:type="dxa" w:w="70"/>
+              <w:right w:type="dxa" w:w="100"/>
+            </w:tcMar>
+          </w:tcPr>
+          <w:p>
+            <w:pPr>
+              <w:spacing w:after="0" w:line="252"/>
+            </w:pPr>
+            <w:r>
+              <w:rPr>
+                <w:rFonts w:ascii="Arial" w:cs="Arial" w:eastAsia="Arial" w:hAnsi="Arial"/>
+                <w:sz w:val="18"/>
+                <w:szCs w:val="18"/>
+              </w:rPr>
+              <w:t xml:space="preserve">How often new data is fetched while the screen is on</w:t>
+            </w:r>
+          </w:p>
+        </w:tc>
+      </w:tr>
+      <w:tr>
+        <w:trPr>
+          <w:cantSplit/>
+        </w:trPr>
+        <w:tc>
+          <w:tcPr>
+            <w:tcW w:type="dxa" w:w="3000"/>
+            <w:tcBorders>
+              <w:top w:val="single" w:color="C9CED6" w:sz="4"/>
+              <w:left w:val="single" w:color="C9CED6" w:sz="4"/>
+              <w:bottom w:val="single" w:color="C9CED6" w:sz="4"/>
+              <w:right w:val="single" w:color="C9CED6" w:sz="4"/>
+            </w:tcBorders>
+            <w:shd w:fill="F2F4F7" w:val="clear"/>
+            <w:tcMar>
+              <w:top w:type="dxa" w:w="70"/>
+              <w:left w:type="dxa" w:w="100"/>
+              <w:bottom w:type="dxa" w:w="70"/>
+              <w:right w:type="dxa" w:w="100"/>
+            </w:tcMar>
+          </w:tcPr>
+          <w:p>
+            <w:pPr>
+              <w:spacing w:after="0" w:line="252"/>
+            </w:pPr>
+            <w:r>
+              <w:rPr>
+                <w:rFonts w:ascii="Consolas" w:cs="Consolas" w:eastAsia="Consolas" w:hAnsi="Consolas"/>
+                <w:sz w:val="18"/>
+                <w:szCs w:val="18"/>
+              </w:rPr>
+              <w:t xml:space="preserve">USE_DEEP_SLEEP</w:t>
+            </w:r>
+          </w:p>
+        </w:tc>
+        <w:tc>
+          <w:tcPr>
+            <w:tcW w:type="dxa" w:w="1800"/>
+            <w:tcBorders>
+              <w:top w:val="single" w:color="C9CED6" w:sz="4"/>
+              <w:left w:val="single" w:color="C9CED6" w:sz="4"/>
+              <w:bottom w:val="single" w:color="C9CED6" w:sz="4"/>
+              <w:right w:val="single" w:color="C9CED6" w:sz="4"/>
+            </w:tcBorders>
+            <w:shd w:fill="F2F4F7" w:val="clear"/>
+            <w:tcMar>
+              <w:top w:type="dxa" w:w="70"/>
+              <w:left w:type="dxa" w:w="100"/>
+              <w:bottom w:type="dxa" w:w="70"/>
+              <w:right w:type="dxa" w:w="100"/>
+            </w:tcMar>
+          </w:tcPr>
+          <w:p>
+            <w:pPr>
+              <w:spacing w:after="0" w:line="252"/>
+            </w:pPr>
+            <w:r>
+              <w:rPr>
+                <w:rFonts w:ascii="Arial" w:cs="Arial" w:eastAsia="Arial" w:hAnsi="Arial"/>
+                <w:sz w:val="18"/>
+                <w:szCs w:val="18"/>
+              </w:rPr>
+              <w:t xml:space="preserve">1</w:t>
+            </w:r>
+          </w:p>
+        </w:tc>
+        <w:tc>
+          <w:tcPr>
+            <w:tcW w:type="dxa" w:w="4838"/>
+            <w:tcBorders>
+              <w:top w:val="single" w:color="C9CED6" w:sz="4"/>
+              <w:left w:val="single" w:color="C9CED6" w:sz="4"/>
+              <w:bottom w:val="single" w:color="C9CED6" w:sz="4"/>
+              <w:right w:val="single" w:color="C9CED6" w:sz="4"/>
+            </w:tcBorders>
+            <w:shd w:fill="F2F4F7" w:val="clear"/>
+            <w:tcMar>
+              <w:top w:type="dxa" w:w="70"/>
+              <w:left w:type="dxa" w:w="100"/>
+              <w:bottom w:type="dxa" w:w="70"/>
+              <w:right w:type="dxa" w:w="100"/>
+            </w:tcMar>
+          </w:tcPr>
+          <w:p>
+            <w:pPr>
+              <w:spacing w:after="0" w:line="252"/>
+            </w:pPr>
+            <w:r>
+              <w:rPr>
+                <w:rFonts w:ascii="Arial" w:cs="Arial" w:eastAsia="Arial" w:hAnsi="Arial"/>
+                <w:sz w:val="18"/>
+                <w:szCs w:val="18"/>
+              </w:rPr>
+              <w:t xml:space="preserve">1 = deep sleep, wakes on touch; 0 = light sleep, wakes on touch or buttons</w:t>
+            </w:r>
+          </w:p>
+        </w:tc>
+      </w:tr>
+      <w:tr>
+        <w:trPr>
+          <w:cantSplit/>
+        </w:trPr>
+        <w:tc>
+          <w:tcPr>
+            <w:tcW w:type="dxa" w:w="3000"/>
+            <w:tcBorders>
+              <w:top w:val="single" w:color="C9CED6" w:sz="4"/>
+              <w:left w:val="single" w:color="C9CED6" w:sz="4"/>
+              <w:bottom w:val="single" w:color="C9CED6" w:sz="4"/>
+              <w:right w:val="single" w:color="C9CED6" w:sz="4"/>
+            </w:tcBorders>
+            <w:tcMar>
+              <w:top w:type="dxa" w:w="70"/>
+              <w:left w:type="dxa" w:w="100"/>
+              <w:bottom w:type="dxa" w:w="70"/>
+              <w:right w:type="dxa" w:w="100"/>
+            </w:tcMar>
+          </w:tcPr>
+          <w:p>
+            <w:pPr>
+              <w:spacing w:after="0" w:line="252"/>
+            </w:pPr>
+            <w:r>
+              <w:rPr>
+                <w:rFonts w:ascii="Consolas" w:cs="Consolas" w:eastAsia="Consolas" w:hAnsi="Consolas"/>
+                <w:sz w:val="18"/>
+                <w:szCs w:val="18"/>
+              </w:rPr>
+              <w:t xml:space="preserve">SHOW_WAKE_INFO</w:t>
+            </w:r>
+          </w:p>
+        </w:tc>
+        <w:tc>
+          <w:tcPr>
+            <w:tcW w:type="dxa" w:w="1800"/>
+            <w:tcBorders>
+              <w:top w:val="single" w:color="C9CED6" w:sz="4"/>
+              <w:left w:val="single" w:color="C9CED6" w:sz="4"/>
+              <w:bottom w:val="single" w:color="C9CED6" w:sz="4"/>
+              <w:right w:val="single" w:color="C9CED6" w:sz="4"/>
+            </w:tcBorders>
+            <w:tcMar>
+              <w:top w:type="dxa" w:w="70"/>
+              <w:left w:type="dxa" w:w="100"/>
+              <w:bottom w:type="dxa" w:w="70"/>
+              <w:right w:type="dxa" w:w="100"/>
+            </w:tcMar>
+          </w:tcPr>
+          <w:p>
+            <w:pPr>
+              <w:spacing w:after="0" w:line="252"/>
+            </w:pPr>
+            <w:r>
+              <w:rPr>
+                <w:rFonts w:ascii="Arial" w:cs="Arial" w:eastAsia="Arial" w:hAnsi="Arial"/>
+                <w:sz w:val="18"/>
+                <w:szCs w:val="18"/>
+              </w:rPr>
+              <w:t xml:space="preserve">1</w:t>
+            </w:r>
+          </w:p>
+        </w:tc>
+        <w:tc>
+          <w:tcPr>
+            <w:tcW w:type="dxa" w:w="4838"/>
+            <w:tcBorders>
+              <w:top w:val="single" w:color="C9CED6" w:sz="4"/>
+              <w:left w:val="single" w:color="C9CED6" w:sz="4"/>
+              <w:bottom w:val="single" w:color="C9CED6" w:sz="4"/>
+              <w:right w:val="single" w:color="C9CED6" w:sz="4"/>
+            </w:tcBorders>
+            <w:tcMar>
+              <w:top w:type="dxa" w:w="70"/>
+              <w:left w:type="dxa" w:w="100"/>
+              <w:bottom w:type="dxa" w:w="70"/>
+              <w:right w:type="dxa" w:w="100"/>
+            </w:tcMar>
+          </w:tcPr>
+          <w:p>
+            <w:pPr>
+              <w:spacing w:after="0" w:line="252"/>
+            </w:pPr>
+            <w:r>
+              <w:rPr>
+                <w:rFonts w:ascii="Arial" w:cs="Arial" w:eastAsia="Arial" w:hAnsi="Arial"/>
+                <w:sz w:val="18"/>
+                <w:szCs w:val="18"/>
+              </w:rPr>
+              <w:t xml:space="preserve">Show the wake-up letter in the corner</w:t>
+            </w:r>
+          </w:p>
+        </w:tc>
+      </w:tr>
+    </w:tbl>
+    <w:p>
+      <w:pPr>
+        <w:spacing w:after="100"/>
+      </w:pPr>
+    </w:p>
+    <w:p>
+      <w:pPr>
+        <w:pStyle w:val="Heading2"/>
+        <w:keepNext/>
+      </w:pPr>
+      <w:r>
+        <w:rPr>
+          <w:rFonts w:ascii="Arial" w:cs="Arial" w:eastAsia="Arial" w:hAnsi="Arial"/>
+        </w:rPr>
+        <w:t xml:space="preserve">11.5 Troubleshooting</w:t>
       </w:r>
     </w:p>
     <w:p>
@@ -10696,7 +14684,21 @@
         <w:rPr>
           <w:rFonts w:ascii="Arial" w:cs="Arial" w:eastAsia="Arial" w:hAnsi="Arial"/>
         </w:rPr>
-        <w:t xml:space="preserve"> field exists but is hidden, and the field says which rule hid it.</w:t>
+        <w:t xml:space="preserve"> field exists but is hidden, and the field says which rule hid it. </w:t>
+      </w:r>
+      <w:r>
+        <w:rPr>
+          <w:rFonts w:ascii="Consolas" w:cs="Consolas" w:eastAsia="Consolas" w:hAnsi="Consolas"/>
+          <w:sz w:val="19"/>
+          <w:szCs w:val="19"/>
+        </w:rPr>
+        <w:t xml:space="preserve">clock_offset_s</w:t>
+      </w:r>
+      <w:r>
+        <w:rPr>
+          <w:rFonts w:ascii="Arial" w:cs="Arial" w:eastAsia="Arial" w:hAnsi="Arial"/>
+        </w:rPr>
+        <w:t xml:space="preserve"> shows the host clock difference.</w:t>
       </w:r>
     </w:p>
     <w:p>
@@ -10743,6 +14745,68 @@
           <w:rFonts w:ascii="Arial" w:cs="Arial" w:eastAsia="Arial" w:hAnsi="Arial"/>
         </w:rPr>
         <w:t xml:space="preserve"> is wrong (a "not found" page was returned) or the host blocks the request.</w:t>
+      </w:r>
+    </w:p>
+    <w:p>
+      <w:pPr>
+        <w:pStyle w:val="ListParagraph"/>
+        <w:numPr>
+          <w:ilvl w:val="0"/>
+          <w:numId w:val="2"/>
+        </w:numPr>
+        <w:spacing w:after="60" w:line="264"/>
+      </w:pPr>
+      <w:r>
+        <w:rPr>
+          <w:rFonts w:ascii="Arial" w:cs="Arial" w:eastAsia="Arial" w:hAnsi="Arial"/>
+        </w:rPr>
+        <w:t xml:space="preserve">Gadget shows "Fel": the text under it says what failed (for example "WiFi saknas", "HTTP 403", "JSON-fel").</w:t>
+      </w:r>
+    </w:p>
+    <w:p>
+      <w:pPr>
+        <w:pStyle w:val="ListParagraph"/>
+        <w:numPr>
+          <w:ilvl w:val="0"/>
+          <w:numId w:val="2"/>
+        </w:numPr>
+        <w:spacing w:after="60" w:line="264"/>
+      </w:pPr>
+      <w:r>
+        <w:rPr>
+          <w:rFonts w:ascii="Arial" w:cs="Arial" w:eastAsia="Arial" w:hAnsi="Arial"/>
+        </w:rPr>
+        <w:t xml:space="preserve">Gadget does not wake on touch: set </w:t>
+      </w:r>
+      <w:r>
+        <w:rPr>
+          <w:rFonts w:ascii="Consolas" w:cs="Consolas" w:eastAsia="Consolas" w:hAnsi="Consolas"/>
+          <w:sz w:val="19"/>
+          <w:szCs w:val="19"/>
+        </w:rPr>
+        <w:t xml:space="preserve">USE_DEEP_SLEEP 0</w:t>
+      </w:r>
+      <w:r>
+        <w:rPr>
+          <w:rFonts w:ascii="Arial" w:cs="Arial" w:eastAsia="Arial" w:hAnsi="Arial"/>
+        </w:rPr>
+        <w:t xml:space="preserve"> and report what happens. During deep sleep the USB port disappears; hold BOOT while plugging in the cable to upload.</w:t>
+      </w:r>
+    </w:p>
+    <w:p>
+      <w:pPr>
+        <w:pStyle w:val="ListParagraph"/>
+        <w:numPr>
+          <w:ilvl w:val="0"/>
+          <w:numId w:val="2"/>
+        </w:numPr>
+        <w:spacing w:after="60" w:line="264"/>
+      </w:pPr>
+      <w:r>
+        <w:rPr>
+          <w:rFonts w:ascii="Arial" w:cs="Arial" w:eastAsia="Arial" w:hAnsi="Arial"/>
+        </w:rPr>
+        <w:t xml:space="preserve">"Sketch too big" when uploading: choose the partition scheme "8M with spiffs (3MB APP/1.5MB SPIFFS)".</w:t>
       </w:r>
     </w:p>
     <w:p>
@@ -11074,6 +15138,18 @@
       </w:pPr>
     </w:lvl>
   </w:abstractNum>
+  <w:abstractNum w:abstractNumId="7" w15:restartNumberingAfterBreak="0">
+    <w:multiLevelType w:val="hybridMultilevel"/>
+    <w:lvl w:ilvl="0" w15:tentative="1">
+      <w:start w:val="1"/>
+      <w:numFmt w:val="decimal"/>
+      <w:lvlText w:val="%1."/>
+      <w:lvlJc w:val="left"/>
+      <w:pPr>
+        <w:ind w:left="540" w:hanging="360"/>
+      </w:pPr>
+    </w:lvl>
+  </w:abstractNum>
   <w:num w:numId="1">
     <w:abstractNumId w:val="1"/>
     <w:lvlOverride w:ilvl="0">
@@ -11106,6 +15182,12 @@
   </w:num>
   <w:num w:numId="6">
     <w:abstractNumId w:val="6"/>
+    <w:lvlOverride w:ilvl="0">
+      <w:startOverride w:val="1"/>
+    </w:lvlOverride>
+  </w:num>
+  <w:num w:numId="7">
+    <w:abstractNumId w:val="7"/>
     <w:lvlOverride w:ilvl="0">
       <w:startOverride w:val="1"/>
     </w:lvlOverride>
